--- a/論文＿李昇峰_v7.docx
+++ b/論文＿李昇峰_v7.docx
@@ -309,7 +309,7 @@
         <mc:AlternateContent>
           <mc:Choice Requires="wps">
             <w:drawing>
-              <wp:anchor distT="0" distB="0" distL="114300" distR="114300" simplePos="0" relativeHeight="251658241" behindDoc="0" locked="0" layoutInCell="1" allowOverlap="1" wp14:anchorId="5C912853" wp14:editId="47C4D1D7">
+              <wp:anchor distT="0" distB="0" distL="114300" distR="114300" simplePos="0" relativeHeight="251658241" behindDoc="0" locked="0" layoutInCell="1" allowOverlap="1" wp14:anchorId="58B77FC6" wp14:editId="12ADB5F6">
                 <wp:simplePos x="0" y="0"/>
                 <wp:positionH relativeFrom="column">
                   <wp:posOffset>29736</wp:posOffset>
@@ -905,7 +905,7 @@
         <mc:AlternateContent>
           <mc:Choice Requires="wps">
             <w:drawing>
-              <wp:anchor distT="0" distB="0" distL="114300" distR="114300" simplePos="0" relativeHeight="251658240" behindDoc="0" locked="0" layoutInCell="1" allowOverlap="1" wp14:anchorId="64B30F34" wp14:editId="445B1F86">
+              <wp:anchor distT="0" distB="0" distL="114300" distR="114300" simplePos="0" relativeHeight="251658240" behindDoc="0" locked="0" layoutInCell="1" allowOverlap="1" wp14:anchorId="2D2A487A" wp14:editId="4A2B4D4E">
                 <wp:simplePos x="0" y="0"/>
                 <wp:positionH relativeFrom="column">
                   <wp:posOffset>31387</wp:posOffset>
@@ -3756,278 +3756,6 @@
     </w:p>
     <w:p>
       <w:pPr>
-        <w:pStyle w:val="afd"/>
-        <w:ind w:left="1440" w:hanging="480"/>
-      </w:pPr>
-      <w:r>
-        <w:t>圖八  各種子結果、最終指標彙整與累積改進瀑布圖
-圖 3.2.10 左圖（最終集成結果）：v60 三種子 TTA×5 集成模型在 CMU-MOSI 測試集上的 Acc-7 = 52.19%（橙邊框標記最佳），超越 52% 目標線。中圖（最終指標橫條圖）：v60 集成模型的五項真實指標（Acc-7=52.19%、Acc-2=86.30%、F1=86.28%、MAE=0.5872、Corr=0.869），以不同顏色區分不同指標類型（綠=Acc-7，藍=Acc-2，青=F1，橙=1−MAE，紫=Corr×100）。右圖（累積改進瀑布圖）：從 v55 基線（47.96%）出發，追蹤每個關鍵改進（TrainVal 合併、EMD Loss、TTA×5、多種子集成）的累積貢獻，直至 v60 突破 52% 目標門檻，最終達到 52.19%。</w:t>
-      </w:r>
-    </w:p>
-    <w:p>
-      <w:pPr>
-        <w:pStyle w:val="afd"/>
-        <w:ind w:left="1440" w:hanging="480"/>
-      </w:pPr>
-      <w:r>
-        <w:t>圖七　　各版本模型性能演進對比（零洩漏條件下）</w:t>
-      </w:r>
-    </w:p>
-    <w:p>
-      <w:pPr>
-        <w:pStyle w:val="afd"/>
-        <w:ind w:left="1440" w:hanging="480"/>
-      </w:pPr>
-      <w:r>
-        <w:t>圖六　　零洩漏推斷增強流程：TTA×5、多種子集成</w:t>
-      </w:r>
-      <w:r/>
-      <w:r/>
-    </w:p>
-    <w:p>
-      <w:pPr>
-        <w:pStyle w:val="afd"/>
-        <w:ind w:left="1440" w:hanging="480"/>
-      </w:pPr>
-      <w:r>
-        <w:t>圖五　　多工損失函數設計：組成結構、序數懲罰矩陣與</w:t>
-      </w:r>
-      <w:r>
-        <w:t xml:space="preserve"> EMD </w:t>
-      </w:r>
-      <w:r>
-        <w:t>示意</w:t>
-      </w:r>
-    </w:p>
-    <w:p>
-      <w:pPr>
-        <w:pStyle w:val="afd"/>
-        <w:ind w:left="1440" w:hanging="480"/>
-      </w:pPr>
-      <w:r>
-        <w:t>圖四　　訓練策略全景：漸進解凍、</w:t>
-      </w:r>
-      <w:r>
-        <w:t>EMA</w:t>
-      </w:r>
-      <w:r>
-        <w:t>、</w:t>
-      </w:r>
-      <w:r>
-        <w:t xml:space="preserve">SWA </w:t>
-      </w:r>
-      <w:r>
-        <w:t>與學習率排程</w:t>
-      </w:r>
-    </w:p>
-    <w:p>
-      <w:pPr>
-        <w:pStyle w:val="afd"/>
-        <w:ind w:left="1440" w:hanging="480"/>
-      </w:pPr>
-      <w:r>
-        <w:t>圖三　　情感感知跨模態注意力（</w:t>
-      </w:r>
-      <w:r>
-        <w:t>SACF</w:t>
-      </w:r>
-      <w:r>
-        <w:t>）逐步計算示意圖</w:t>
-      </w:r>
-    </w:p>
-    <w:p>
-      <w:pPr>
-        <w:pStyle w:val="afd"/>
-        <w:ind w:left="1440" w:hanging="480"/>
-      </w:pPr>
-      <w:r>
-        <w:t>圖二　　極性增強注意力（</w:t>
-      </w:r>
-      <w:r>
-        <w:t>PEA</w:t>
-      </w:r>
-      <w:r>
-        <w:t>）模組詳細示意圖</w:t>
-      </w:r>
-    </w:p>
-    <w:p>
-      <w:pPr>
-        <w:pStyle w:val="afd"/>
-        <w:ind w:left="1440" w:hanging="480"/>
-      </w:pPr>
-      <w:r>
-        <w:t xml:space="preserve">圖一　　</w:t>
-      </w:r>
-      <w:r>
-        <w:t xml:space="preserve">SACF </w:t>
-      </w:r>
-      <w:r>
-        <w:t>整體架構圖</w:t>
-      </w:r>
-    </w:p>
-    <w:p>
-      <w:pPr>
-        <w:pStyle w:val="afd"/>
-        <w:tabs>
-          <w:tab w:val="right" w:leader="dot" w:pos="9060"/>
-        </w:tabs>
-        <w:ind w:left="1440" w:hanging="480"/>
-        <w:rPr>
-          <w:rFonts w:ascii="標楷體-繁" w:eastAsia="標楷體-繁" w:hAnsi="標楷體-繁" w:cstheme="minorBidi"/>
-          <w:noProof/>
-          <w:kern w:val="2"/>
-          <w14:ligatures w14:val="standardContextual"/>
-        </w:rPr>
-      </w:pPr>
-      <w:r>
-        <w:rPr>
-          <w:rFonts w:ascii="標楷體-繁" w:eastAsia="標楷體-繁" w:hAnsi="標楷體-繁"/>
-        </w:rPr>
-        <w:t>圖九　　記憶檢索關聯</w:t>
-        <w:tab/>
-      </w:r>
-      <w:r>
-        <w:rPr>
-          <w:rFonts w:ascii="標楷體-繁" w:eastAsia="標楷體-繁" w:hAnsi="標楷體-繁"/>
-        </w:rPr>
-      </w:r>
-      <w:r>
-        <w:rPr>
-          <w:rFonts w:ascii="標楷體-繁" w:eastAsia="標楷體-繁" w:hAnsi="標楷體-繁"/>
-        </w:rPr>
-      </w:r>
-      <w:hyperlink w:anchor="_Toc200962124" w:history="1">
-        <w:r>
-          <w:rPr>
-            <w:rStyle w:val="af5"/>
-            <w:rFonts w:ascii="標楷體-繁" w:eastAsia="標楷體-繁" w:hAnsi="標楷體-繁" w:hint="eastAsia"/>
-            <w:noProof/>
-          </w:rPr>
-          <w:t/>
-        </w:r>
-        <w:r>
-          <w:rPr>
-            <w:rFonts w:ascii="標楷體-繁" w:eastAsia="標楷體-繁" w:hAnsi="標楷體-繁"/>
-            <w:noProof/>
-            <w:webHidden/>
-          </w:rPr>
-          <w:tab/>
-        </w:r>
-        <w:r>
-          <w:rPr>
-            <w:rFonts w:ascii="標楷體-繁" w:eastAsia="標楷體-繁" w:hAnsi="標楷體-繁"/>
-            <w:noProof/>
-            <w:webHidden/>
-          </w:rPr>
-          <w:fldChar w:fldCharType="begin"/>
-        </w:r>
-        <w:r>
-          <w:rPr>
-            <w:rFonts w:ascii="標楷體-繁" w:eastAsia="標楷體-繁" w:hAnsi="標楷體-繁"/>
-            <w:noProof/>
-            <w:webHidden/>
-          </w:rPr>
-          <w:instrText xml:space="preserve"> PAGEREF _Toc200962124 \h </w:instrText>
-        </w:r>
-        <w:r>
-          <w:rPr>
-            <w:rFonts w:ascii="標楷體-繁" w:eastAsia="標楷體-繁" w:hAnsi="標楷體-繁"/>
-            <w:noProof/>
-            <w:webHidden/>
-          </w:rPr>
-        </w:r>
-        <w:r>
-          <w:rPr>
-            <w:rFonts w:ascii="標楷體-繁" w:eastAsia="標楷體-繁" w:hAnsi="標楷體-繁"/>
-            <w:noProof/>
-            <w:webHidden/>
-          </w:rPr>
-          <w:fldChar w:fldCharType="separate"/>
-        </w:r>
-        <w:r>
-          <w:rPr>
-            <w:rFonts w:ascii="標楷體-繁" w:eastAsia="標楷體-繁" w:hAnsi="標楷體-繁"/>
-            <w:noProof/>
-            <w:webHidden/>
-          </w:rPr>
-          <w:fldChar w:fldCharType="end"/>
-        </w:r>
-      </w:hyperlink>
-    </w:p>
-    <w:p>
-      <w:pPr>
-        <w:pStyle w:val="afd"/>
-        <w:tabs>
-          <w:tab w:val="right" w:leader="dot" w:pos="9060"/>
-        </w:tabs>
-        <w:ind w:left="1440" w:hanging="480"/>
-        <w:rPr>
-          <w:rFonts w:ascii="標楷體-繁" w:eastAsia="標楷體-繁" w:hAnsi="標楷體-繁" w:cstheme="minorBidi"/>
-          <w:noProof/>
-          <w:kern w:val="2"/>
-          <w14:ligatures w14:val="standardContextual"/>
-        </w:rPr>
-      </w:pPr>
-      <w:hyperlink w:anchor="_Toc200962125" w:history="1">
-        <w:r>
-          <w:rPr>
-            <w:rStyle w:val="af5"/>
-            <w:rFonts w:ascii="標楷體-繁" w:eastAsia="標楷體-繁" w:hAnsi="標楷體-繁" w:hint="eastAsia"/>
-            <w:noProof/>
-          </w:rPr>
-          <w:t>圖十　　人物介紹</w:t>
-        </w:r>
-        <w:r>
-          <w:rPr>
-            <w:rFonts w:ascii="標楷體-繁" w:eastAsia="標楷體-繁" w:hAnsi="標楷體-繁"/>
-            <w:noProof/>
-            <w:webHidden/>
-          </w:rPr>
-          <w:tab/>
-        </w:r>
-        <w:r>
-          <w:rPr>
-            <w:rFonts w:ascii="標楷體-繁" w:eastAsia="標楷體-繁" w:hAnsi="標楷體-繁"/>
-            <w:noProof/>
-            <w:webHidden/>
-          </w:rPr>
-          <w:fldChar w:fldCharType="begin"/>
-        </w:r>
-        <w:r>
-          <w:rPr>
-            <w:rFonts w:ascii="標楷體-繁" w:eastAsia="標楷體-繁" w:hAnsi="標楷體-繁"/>
-            <w:noProof/>
-            <w:webHidden/>
-          </w:rPr>
-          <w:instrText xml:space="preserve"> PAGEREF _Toc200962125 \h </w:instrText>
-        </w:r>
-        <w:r>
-          <w:rPr>
-            <w:rFonts w:ascii="標楷體-繁" w:eastAsia="標楷體-繁" w:hAnsi="標楷體-繁"/>
-            <w:noProof/>
-            <w:webHidden/>
-          </w:rPr>
-        </w:r>
-        <w:r>
-          <w:rPr>
-            <w:rFonts w:ascii="標楷體-繁" w:eastAsia="標楷體-繁" w:hAnsi="標楷體-繁"/>
-            <w:noProof/>
-            <w:webHidden/>
-          </w:rPr>
-          <w:fldChar w:fldCharType="separate"/>
-        </w:r>
-        <w:r>
-          <w:rPr>
-            <w:rFonts w:ascii="標楷體-繁" w:eastAsia="標楷體-繁" w:hAnsi="標楷體-繁"/>
-            <w:noProof/>
-            <w:webHidden/>
-          </w:rPr>
-          <w:fldChar w:fldCharType="end"/>
-        </w:r>
-      </w:hyperlink>
-    </w:p>
-    <w:p>
-      <w:pPr>
         <w:ind w:leftChars="0" w:left="0" w:rightChars="100" w:right="240" w:firstLineChars="0" w:firstLine="0"/>
         <w:rPr>
           <w:rFonts w:ascii="標楷體-繁" w:eastAsia="標楷體-繁" w:hAnsi="標楷體-繁"/>
@@ -4049,6 +3777,33 @@
         <w:rPr>
           <w:rFonts w:ascii="標楷體-繁" w:eastAsia="標楷體-繁" w:hAnsi="標楷體-繁"/>
         </w:rPr>
+        <w:fldChar w:fldCharType="begin"/>
+      </w:r>
+      <w:r>
+        <w:rPr>
+          <w:rFonts w:ascii="標楷體-繁" w:eastAsia="標楷體-繁" w:hAnsi="標楷體-繁"/>
+        </w:rPr>
+        <w:instrText xml:space="preserve"> TOC \h \z \c "表" </w:instrText>
+      </w:r>
+      <w:r>
+        <w:rPr>
+          <w:rFonts w:ascii="標楷體-繁" w:eastAsia="標楷體-繁" w:hAnsi="標楷體-繁"/>
+        </w:rPr>
+        <w:fldChar w:fldCharType="separate"/>
+      </w:r>
+      <w:r>
+        <w:rPr>
+          <w:rFonts w:ascii="標楷體-繁" w:eastAsia="標楷體-繁" w:hAnsi="標楷體-繁" w:hint="eastAsia"/>
+          <w:b/>
+          <w:bCs/>
+          <w:noProof/>
+        </w:rPr>
+        <w:t>找不到圖表目錄。</w:t>
+      </w:r>
+      <w:r>
+        <w:rPr>
+          <w:rFonts w:ascii="標楷體-繁" w:eastAsia="標楷體-繁" w:hAnsi="標楷體-繁"/>
+        </w:rPr>
         <w:fldChar w:fldCharType="end"/>
       </w:r>
     </w:p>
@@ -4154,17 +3909,16 @@
           <w:b/>
           <w:bCs/>
         </w:rPr>
-        <w:t>本研究的特色：本研究整合生成式代理模擬與多模態情感分析兩大技術線索，開發了一個具備情緒感知能力的多代理模擬與智能問卷調查系統。系統以Generative Agents框架為骨幹，配置9個擁有獨特人格特質、生活背景與職業角色的AI居民，分布於涵蓋住宅、商業及公共空間的虛擬社區中。智能體的記憶、反思與規劃過程均透過qwen2.5:32b本地語言模型驅動，確保繁體中文語境下的語言一致性與資料安全性。SACF情感評分系統以七點量表情感強度值動態調整智能體的行為偏好與對話風格，使社交互動呈現可量化的情緒演化軌跡。問卷調查系統則在模擬充分運行後，利用智能體累積的情緒記憶自動填寫結構化問卷，為社會科學研究提供新型的資料蒐集範式。</w:t>
+        <w:t>本研究的特色：本研究整合生成式代理模擬與多模態情感分析兩大技術線索，開發了一個具備情緒感知能力的多代理模擬與智能問卷調查系統。系</w:t>
       </w:r>
       <w:r>
         <w:rPr>
           <w:rFonts w:ascii="標楷體-繁" w:eastAsia="標楷體-繁" w:hAnsi="標楷體-繁"/>
-        </w:rPr>
-      </w:r>
-      <w:r>
-        <w:rPr>
-          <w:rFonts w:ascii="標楷體-繁" w:eastAsia="標楷體-繁" w:hAnsi="標楷體-繁"/>
-        </w:rPr>
+          <w:b/>
+          <w:bCs/>
+        </w:rPr>
+        <w:lastRenderedPageBreak/>
+        <w:t>統以Generative Agents框架為骨幹，配置9個擁有獨特人格特質、生活背景與職業角色的AI居民，分布於涵蓋住宅、商業及公共空間的虛擬社區中。智能體的記憶、反思與規劃過程均透過qwen2.5:32b本地語言模型驅動，確保繁體中文語境下的語言一致性與資料安全性。SACF情感評分系統以七點量表情感強度值動態調整智能體的行為偏好與對話風格，使社交互動呈現可量化的情緒演化軌跡。問卷調查系統則在模擬充分運行後，利用智能體累積的情緒記憶自動填寫結構化問卷，為社會科學研究提供新型的資料蒐集範式。</w:t>
       </w:r>
     </w:p>
     <w:p>
@@ -4386,18 +4140,6 @@
         </w:rPr>
         <w:t>智能體人格塑造與情感建模：基於Ollama平台的qwen2.5:32b語言模型，為9個AI智能體建立包含人格特質、職業背景、社交偏好與情感反應模式的完整人物設定。設計涵蓋正向情感（如歡愉、好奇、感激）與負向情感（如不安、沮喪、憤怒）的情感狀態轉換機制，確保智能體在不同互動情境中展現符合其人格特質的差異化情緒表達，增強多代理系統的社交真實感。</w:t>
       </w:r>
-      <w:proofErr w:type="spellStart"/>
-      <w:r>
-        <w:rPr>
-          <w:rFonts w:ascii="標楷體-繁" w:eastAsia="標楷體-繁" w:hAnsi="標楷體-繁" w:hint="eastAsia"/>
-        </w:rPr>
-      </w:r>
-      <w:proofErr w:type="spellEnd"/>
-      <w:r>
-        <w:rPr>
-          <w:rFonts w:ascii="標楷體-繁" w:eastAsia="標楷體-繁" w:hAnsi="標楷體-繁" w:hint="eastAsia"/>
-        </w:rPr>
-      </w:r>
     </w:p>
     <w:p>
       <w:pPr>
@@ -4533,17 +4275,35 @@
         <w:ind w:leftChars="300" w:left="720" w:firstLineChars="4" w:firstLine="10"/>
       </w:pPr>
       <w:r>
-        <w:t>1. 硬體資源限制：本研究採用qwen2.5:32b模型作為所有智能體的語言推理引擎，需在本地工作站上並行運行多個模型實例。受制於GPU顯存容量與CPU記憶體頻寬，在確保系統穩定性與回應品質的前提下，智能體數量被限制在9個以內，無法模擬更大規模的虛擬社群動態。</w:t>
-      </w:r>
-      <w:r/>
-      <w:r/>
-      <w:r/>
-      <w:r/>
-      <w:r/>
-      <w:r/>
-      <w:r/>
-      <w:r/>
-      <w:r/>
+        <w:t xml:space="preserve">1. </w:t>
+      </w:r>
+      <w:r>
+        <w:t>硬體資源限制：本研究採用</w:t>
+      </w:r>
+      <w:r>
+        <w:t>qwen2.5:32b</w:t>
+      </w:r>
+      <w:r>
+        <w:t>模型作為所有智能體的語言推理引擎，需在本地工作站上並行運行多個模型實例。受制於</w:t>
+      </w:r>
+      <w:r>
+        <w:t>GPU</w:t>
+      </w:r>
+      <w:r>
+        <w:t>顯存容量與</w:t>
+      </w:r>
+      <w:r>
+        <w:t>CPU</w:t>
+      </w:r>
+      <w:r>
+        <w:t>記憶體頻寬，在確保系統穩定性與回應品質的前提下，智能體數量被限制在</w:t>
+      </w:r>
+      <w:r>
+        <w:t>9</w:t>
+      </w:r>
+      <w:r>
+        <w:t>個以內，無法模擬更大規模的虛擬社群動態。</w:t>
+      </w:r>
     </w:p>
     <w:p>
       <w:pPr>
@@ -4580,11 +4340,17 @@
         <w:ind w:leftChars="300" w:left="720" w:firstLineChars="4" w:firstLine="10"/>
       </w:pPr>
       <w:r>
-        <w:t>3. 語言模型能力邊界：儘管qwen2.5:32b具備優異的中文自然語言處理能力，其情感推理與社會認知仍受限於訓練資料的分布與模型架構的表達上限。部分複雜的情感狀態（如矛盾情感、複合情緒）與高度抽象的社會行為模式，可能超出模型的理解與生成能力範疇。</w:t>
-      </w:r>
-      <w:r/>
-      <w:r/>
-      <w:r/>
+        <w:t xml:space="preserve">3. </w:t>
+      </w:r>
+      <w:r>
+        <w:t>語言模型能力邊界：儘管</w:t>
+      </w:r>
+      <w:r>
+        <w:t>qwen2.5:32b</w:t>
+      </w:r>
+      <w:r>
+        <w:t>具備優異的中文自然語言處理能力，其情感推理與社會認知仍受限於訓練資料的分布與模型架構的表達上限。部分複雜的情感狀態（如矛盾情感、複合情緒）與高度抽象的社會行為模式，可能超出模型的理解與生成能力範疇。</w:t>
+      </w:r>
     </w:p>
     <w:p>
       <w:pPr>
@@ -4988,157 +4754,182 @@
         <w:rPr>
           <w:rFonts w:hint="eastAsia"/>
         </w:rPr>
-        <w:t>CMU-MOSI資料集（Zadeh et al., 2016）是多模態情感分析領域最廣泛使用的標準基準，涵蓋93位YouTube評論者的2,199個視頻片段，提供文字逐字稿、音訊聲學特徵與視覺面部特徵，並以−3至+3的連續情感強度分數標注。基於此資料集，研究者提出了多種先進的多模態融合方法，如張量融合網路（Zadeh et al., 2017）、循環多模態互動（Liang et al., 2018）以及基於Transformer的跨模態對齊模型，持續推動七分類準確率（Acc-7）的提升。本研究提出的SACF框架在此基準上取得52.19%的Acc-7，相較基線模型提升4.23個百分點。</w:t>
+        <w:t>CMU-MOSI</w:t>
       </w:r>
       <w:r>
         <w:rPr>
           <w:rFonts w:hint="eastAsia"/>
         </w:rPr>
+        <w:t>資料集（</w:t>
       </w:r>
       <w:r>
         <w:rPr>
           <w:rFonts w:hint="eastAsia"/>
         </w:rPr>
+        <w:t>Zadeh et al., 2016</w:t>
       </w:r>
       <w:r>
         <w:rPr>
           <w:rFonts w:hint="eastAsia"/>
         </w:rPr>
+        <w:t>）是多模態情感分析領域最廣泛使用的標準基準，涵蓋</w:t>
       </w:r>
       <w:r>
         <w:rPr>
           <w:rFonts w:hint="eastAsia"/>
         </w:rPr>
+        <w:t>93</w:t>
       </w:r>
       <w:r>
         <w:rPr>
           <w:rFonts w:hint="eastAsia"/>
         </w:rPr>
+        <w:t>位</w:t>
       </w:r>
       <w:r>
         <w:rPr>
           <w:rFonts w:hint="eastAsia"/>
         </w:rPr>
+        <w:t>YouTube</w:t>
       </w:r>
       <w:r>
         <w:rPr>
           <w:rFonts w:hint="eastAsia"/>
         </w:rPr>
+        <w:t>評論者的</w:t>
       </w:r>
       <w:r>
         <w:rPr>
           <w:rFonts w:hint="eastAsia"/>
         </w:rPr>
+        <w:t>2,199</w:t>
       </w:r>
       <w:r>
         <w:rPr>
           <w:rFonts w:hint="eastAsia"/>
         </w:rPr>
-      </w:r>
-      <w:r>
-        <w:rPr>
-          <w:rFonts w:ascii="Cambria Math" w:hAnsi="Cambria Math" w:cs="Cambria Math"/>
-        </w:rPr>
+        <w:t>個視頻片段，提供文字逐字稿、音訊聲學特徵與視覺面部特徵，並以−</w:t>
       </w:r>
       <w:r>
         <w:rPr>
           <w:rFonts w:hint="eastAsia"/>
         </w:rPr>
+        <w:t>3</w:t>
       </w:r>
       <w:r>
         <w:rPr>
           <w:rFonts w:hint="eastAsia"/>
         </w:rPr>
+        <w:t>至</w:t>
       </w:r>
       <w:r>
         <w:rPr>
           <w:rFonts w:hint="eastAsia"/>
         </w:rPr>
+        <w:t>+3</w:t>
       </w:r>
       <w:r>
         <w:rPr>
           <w:rFonts w:hint="eastAsia"/>
         </w:rPr>
+        <w:t>的連續情感強度分數標注。基於此資料集，研究者提出了多種先進的多模態融合方法，如張量融合網路（</w:t>
       </w:r>
       <w:r>
         <w:rPr>
           <w:rFonts w:hint="eastAsia"/>
         </w:rPr>
+        <w:t>Zadeh et al., 2017</w:t>
       </w:r>
       <w:r>
         <w:rPr>
           <w:rFonts w:hint="eastAsia"/>
         </w:rPr>
+        <w:t>）、循環多模態互動（</w:t>
       </w:r>
       <w:r>
         <w:rPr>
           <w:rFonts w:hint="eastAsia"/>
         </w:rPr>
+        <w:t>Liang et al., 2018</w:t>
       </w:r>
       <w:r>
         <w:rPr>
           <w:rFonts w:hint="eastAsia"/>
         </w:rPr>
+        <w:t>）以及基於</w:t>
       </w:r>
       <w:r>
         <w:rPr>
           <w:rFonts w:hint="eastAsia"/>
         </w:rPr>
+        <w:t>Transformer</w:t>
       </w:r>
       <w:r>
         <w:rPr>
           <w:rFonts w:hint="eastAsia"/>
         </w:rPr>
+        <w:lastRenderedPageBreak/>
+        <w:t>的跨模態對齊模型，持續推動七分類準確率（</w:t>
       </w:r>
       <w:r>
         <w:rPr>
           <w:rFonts w:hint="eastAsia"/>
         </w:rPr>
+        <w:t>Acc-7</w:t>
       </w:r>
       <w:r>
         <w:rPr>
           <w:rFonts w:hint="eastAsia"/>
         </w:rPr>
+        <w:t>）的提升。本研究提出的</w:t>
       </w:r>
       <w:r>
         <w:rPr>
           <w:rFonts w:hint="eastAsia"/>
         </w:rPr>
+        <w:t>SACF</w:t>
       </w:r>
       <w:r>
         <w:rPr>
           <w:rFonts w:hint="eastAsia"/>
         </w:rPr>
+        <w:t>框架在此基準上取得</w:t>
       </w:r>
       <w:r>
         <w:rPr>
           <w:rFonts w:hint="eastAsia"/>
         </w:rPr>
+        <w:t>52.19%</w:t>
       </w:r>
       <w:r>
         <w:rPr>
           <w:rFonts w:hint="eastAsia"/>
         </w:rPr>
+        <w:t>的</w:t>
       </w:r>
       <w:r>
         <w:rPr>
           <w:rFonts w:hint="eastAsia"/>
         </w:rPr>
+        <w:t>Acc-7</w:t>
       </w:r>
       <w:r>
         <w:rPr>
           <w:rFonts w:hint="eastAsia"/>
         </w:rPr>
+        <w:t>，相較基線模型提升</w:t>
       </w:r>
       <w:r>
         <w:rPr>
           <w:rFonts w:hint="eastAsia"/>
         </w:rPr>
+        <w:t>4.23</w:t>
       </w:r>
       <w:r>
         <w:rPr>
           <w:rFonts w:hint="eastAsia"/>
         </w:rPr>
+        <w:t>個百分點。</w:t>
       </w:r>
     </w:p>
     <w:p>
@@ -5146,20 +4937,44 @@
         <w:ind w:left="204" w:firstLine="480"/>
       </w:pPr>
       <w:r>
-        <w:t>在大型語言模型的情感能力方面，近年研究探索了將情感知識注入LLM的多元路徑，通過情感對齊的指令微調與情感評估基準建立，顯著提升了LLM在情感推理任務上的表現。多模態情感注入方法（Wang et al., 2021）則透過跨模態預訓練，使語言模型能夠理解並表達多感知通道的情感訊號。這些研究的共同啟示在於：情感感知與語言生成能力的深度整合是構建具有情感深度的AI智能體的關鍵路徑，直接啟發了本研究中SACF情感評分與qwen2.5:32b語言生成協同設計的核心策略。</w:t>
-      </w:r>
-      <w:r/>
-      <w:r/>
-      <w:r/>
-      <w:r/>
-      <w:r/>
-      <w:r/>
-      <w:r/>
-      <w:r/>
-      <w:r/>
-      <w:r/>
-      <w:r/>
-      <w:r/>
+        <w:t>在大型語言模型的情感能力方面，近年研究探索了將情感知識注入</w:t>
+      </w:r>
+      <w:r>
+        <w:t>LLM</w:t>
+      </w:r>
+      <w:r>
+        <w:t>的多元路徑，通過情感對齊的指令微調與情感評估基準建立，顯著提升了</w:t>
+      </w:r>
+      <w:r>
+        <w:t>LLM</w:t>
+      </w:r>
+      <w:r>
+        <w:t>在情感推理任務上的表現。多模態情感注入方法（</w:t>
+      </w:r>
+      <w:r>
+        <w:t>Wang et al., 2021</w:t>
+      </w:r>
+      <w:r>
+        <w:t>）則透過跨模態預訓練，使語言模型能夠理解並表達多感知通道的情感訊號。這些研究的共同啟示在於：情感感知與語言生成能力的深度整合是構建具有情感深度的</w:t>
+      </w:r>
+      <w:r>
+        <w:t>AI</w:t>
+      </w:r>
+      <w:r>
+        <w:t>智能體的關鍵路徑，直接啟發了本研究中</w:t>
+      </w:r>
+      <w:r>
+        <w:t>SACF</w:t>
+      </w:r>
+      <w:r>
+        <w:t>情感評分與</w:t>
+      </w:r>
+      <w:r>
+        <w:t>qwen2.5:32b</w:t>
+      </w:r>
+      <w:r>
+        <w:t>語言生成協同設計的核心策略。</w:t>
+      </w:r>
     </w:p>
     <w:p>
       <w:pPr>
@@ -5333,37 +5148,68 @@
         <w:ind w:left="204" w:firstLine="480"/>
       </w:pPr>
       <w:r>
-        <w:t>在中文語境的應用方面，Qwen系列模型在中文指令遵循、邏輯推理與角色扮演任務上表現突出。本研究採用qwen2.5:32b通過Ollama平台進行本地部署，一方面確保繁體中文語境下的語言流暢性與文化適切性，另一方面避免了敏感互動資料外傳至雲端API的安全風險。DeBERTa-v3-large（He et al., 2021）則作為SACF框架的文字編碼骨幹，其解耦注意力機制（Disentangled Attention）將詞元的內容表徵與相對位置編碼分離計算，在多項情感分析基準上展現出優越的語義捕捉能力，是SACF模型在CMU-MOSI資料集上取得競爭性成績的核心技術貢獻。</w:t>
-      </w:r>
-      <w:proofErr w:type="spellStart"/>
-      <w:r/>
-      <w:proofErr w:type="spellEnd"/>
-      <w:r>
-        <w:rPr>
-          <w:rFonts w:hint="eastAsia"/>
-        </w:rPr>
-      </w:r>
-      <w:r/>
-      <w:r/>
-      <w:r/>
-      <w:proofErr w:type="spellStart"/>
-      <w:r/>
-      <w:proofErr w:type="spellEnd"/>
-      <w:r/>
-      <w:r/>
-      <w:r/>
-      <w:r/>
-      <w:r/>
-      <w:r/>
-      <w:r/>
-      <w:r/>
-      <w:r/>
-      <w:r/>
-      <w:r/>
-      <w:r/>
-      <w:r/>
-      <w:r/>
-      <w:r/>
+        <w:t>在中文語境的應用方面，</w:t>
+      </w:r>
+      <w:r>
+        <w:t>Qwen</w:t>
+      </w:r>
+      <w:r>
+        <w:t>系列模型在中文指令遵循、邏輯推理與角色扮演任務上表現突出。本研究採用</w:t>
+      </w:r>
+      <w:r>
+        <w:t>qwen2.5:32b</w:t>
+      </w:r>
+      <w:r>
+        <w:t>通過</w:t>
+      </w:r>
+      <w:r>
+        <w:t>Ollama</w:t>
+      </w:r>
+      <w:r>
+        <w:t>平台進行本地部署，一方面確保繁體中文語境下的語言流暢性與文化適切性，另一方面避免了敏感互動資料外傳至雲端</w:t>
+      </w:r>
+      <w:r>
+        <w:t>API</w:t>
+      </w:r>
+      <w:r>
+        <w:t>的安全風險。</w:t>
+      </w:r>
+      <w:r>
+        <w:t>DeBERTa-v3-large</w:t>
+      </w:r>
+      <w:r>
+        <w:t>（</w:t>
+      </w:r>
+      <w:r>
+        <w:t>He et al., 2021</w:t>
+      </w:r>
+      <w:r>
+        <w:t>）則作為</w:t>
+      </w:r>
+      <w:r>
+        <w:t>SACF</w:t>
+      </w:r>
+      <w:r>
+        <w:t>框架的文字編碼骨幹，其解耦注意力機制（</w:t>
+      </w:r>
+      <w:r>
+        <w:t>Disentangled Attention</w:t>
+      </w:r>
+      <w:r>
+        <w:t>）將詞元的內容表徵與相對位置編碼分離計算，在多項情感分析基準上展現出優越的語義捕捉能力，是</w:t>
+      </w:r>
+      <w:r>
+        <w:t>SACF</w:t>
+      </w:r>
+      <w:r>
+        <w:t>模型在</w:t>
+      </w:r>
+      <w:r>
+        <w:t>CMU-MOSI</w:t>
+      </w:r>
+      <w:r>
+        <w:t>資料集上取得競爭性成績的核心技術貢獻。</w:t>
+      </w:r>
     </w:p>
     <w:p>
       <w:pPr>
@@ -5466,22 +5312,50 @@
         <w:ind w:left="204" w:firstLine="480"/>
       </w:pPr>
       <w:r>
-        <w:t>在多模態情感識別與LLM的整合研究方面，將深度情感模型的輸出作為提示條件引導LLM生成情感一致的文本，是一種新興且有前景的研究方向。以預訓練語言模型為骨幹的多模態情感注入方法（Zadeh et al., 2017；Wang et al., 2021）表明，語言模型能夠從跨模態的情感語境中習得更豐富的情感表達能力。本研究將SACF模型的情感評分（七點量表）作為智能體行為規劃的條件輸入，結合qwen2.5:32b的自然語言生成能力，實現了情感感知與語言生成的有機整合，為多代理情感社交模擬奠定了方法論基礎，並拓展了計算社會科學在AI輔助問卷調查領域的研究邊界。</w:t>
-      </w:r>
-      <w:r/>
-      <w:r/>
-      <w:r/>
-      <w:r/>
-      <w:r/>
-      <w:r/>
-      <w:r/>
-      <w:r/>
-      <w:r/>
-      <w:r/>
-      <w:r/>
-      <w:r/>
-      <w:r/>
-      <w:r/>
+        <w:t>在多模態情感識別與</w:t>
+      </w:r>
+      <w:r>
+        <w:t>LLM</w:t>
+      </w:r>
+      <w:r>
+        <w:t>的整合研究方面，將深度情感模型的輸出作為提示條件引導</w:t>
+      </w:r>
+      <w:r>
+        <w:t>LLM</w:t>
+      </w:r>
+      <w:r>
+        <w:t>生成情感一致的文本，是一種新興且有前景的研究方向。以預訓練語言模型為骨幹的多模態情感注入方法（</w:t>
+      </w:r>
+      <w:r>
+        <w:t>Zadeh et al., 2017</w:t>
+      </w:r>
+      <w:r>
+        <w:t>；</w:t>
+      </w:r>
+      <w:r>
+        <w:t>Wang et al., 2021</w:t>
+      </w:r>
+      <w:r>
+        <w:t>）表明，語言模型能夠從跨模態的情感語境中習得更豐富的情感表達能力。本研究將</w:t>
+      </w:r>
+      <w:r>
+        <w:t>SACF</w:t>
+      </w:r>
+      <w:r>
+        <w:t>模型的情感評分（七點量表）作為智能體行為規劃的條件輸入，結合</w:t>
+      </w:r>
+      <w:r>
+        <w:t>qwen2.5:32b</w:t>
+      </w:r>
+      <w:r>
+        <w:t>的自然語言生成能力，實現了情感感知與語言生成的有機整合，為多代理情感社交模擬奠定了方法論基礎，並拓展了計算社會科學在</w:t>
+      </w:r>
+      <w:r>
+        <w:t>AI</w:t>
+      </w:r>
+      <w:r>
+        <w:t>輔助問卷調查領域的研究邊界。</w:t>
+      </w:r>
     </w:p>
     <w:p>
       <w:pPr>
@@ -5736,17 +5610,26 @@
         <w:ind w:left="204" w:firstLine="480"/>
       </w:pPr>
       <w:r>
-        <w:t>本研究主要使用Qwen2.5:32b模型作為智能體的語言理解與生成核心，並透過Ollama平台進行部署。每個智能體皆具備獨特的人格設定，包含基本屬性（姓名、年齡、職業）、性格特徵（外向性、開放性、責任感等）、情感傾向以及社交偏好。這些設定透過精心設計的提示工程（Prompt Engineering）技術嵌入模型中，確保智能體在互動過程中保持角色一致性。</w:t>
-      </w:r>
-      <w:r/>
-      <w:r/>
-      <w:proofErr w:type="spellStart"/>
-      <w:r/>
-      <w:proofErr w:type="spellEnd"/>
-      <w:r/>
-      <w:r/>
-      <w:r/>
-      <w:r/>
+        <w:t>本研究主要使用</w:t>
+      </w:r>
+      <w:r>
+        <w:t>Qwen2.5:32b</w:t>
+      </w:r>
+      <w:r>
+        <w:t>模型作為智能體的語言理解與生成核心，並透過</w:t>
+      </w:r>
+      <w:r>
+        <w:t>Ollama</w:t>
+      </w:r>
+      <w:r>
+        <w:t>平台進行部署。每個智能體皆具備獨特的人格設定，包含基本屬性（姓名、年齡、職業）、性格特徵（外向性、開放性、責任感等）、情感傾向以及社交偏好。這些設定透過精心設計的提示工程（</w:t>
+      </w:r>
+      <w:r>
+        <w:t>Prompt Engineering</w:t>
+      </w:r>
+      <w:r>
+        <w:t>）技術嵌入模型中，確保智能體在互動過程中保持角色一致性。</w:t>
+      </w:r>
     </w:p>
     <w:p>
       <w:pPr>
@@ -5887,9 +5770,6 @@
     <w:p>
       <w:pPr>
         <w:ind w:leftChars="285" w:left="684" w:firstLineChars="3" w:firstLine="7"/>
-        <w:rPr>
-          <w:rFonts w:hint="eastAsia"/>
-        </w:rPr>
       </w:pPr>
       <w:r>
         <w:rPr>
@@ -6194,15 +6074,17 @@
       <w:pPr>
         <w:spacing w:after="120"/>
         <w:ind w:left="204" w:firstLine="480"/>
-        <w:rPr>
-          <w:rFonts w:hint="eastAsia"/>
-        </w:rPr>
-      </w:pPr>
-      <w:r>
-        <w:t>結合測試時間增強（TTA）與多種子集成。零資料洩漏被確立為最核心的設計原則：測試集僅在所有訓練與超參數決策完成後執行唯一一次評估，確保結果的科學嚴謹性與可重現性。</w:t>
-      </w:r>
-      <w:r/>
-      <w:r/>
+      </w:pPr>
+      <w:r>
+        <w:lastRenderedPageBreak/>
+        <w:t>結合測試時間增強（</w:t>
+      </w:r>
+      <w:r>
+        <w:t>TTA</w:t>
+      </w:r>
+      <w:r>
+        <w:t>）與多種子集成。零資料洩漏被確立為最核心的設計原則：測試集僅在所有訓練與超參數決策完成後執行唯一一次評估，確保結果的科學嚴謹性與可重現性。</w:t>
+      </w:r>
     </w:p>
     <w:p>
       <w:pPr>
@@ -6214,7 +6096,7 @@
           <w:noProof/>
         </w:rPr>
         <w:drawing>
-          <wp:inline distT="0" distB="0" distL="0" distR="0" wp14:anchorId="76D52527" wp14:editId="69FF4253">
+          <wp:inline distT="0" distB="0" distL="0" distR="0" wp14:anchorId="7A419322" wp14:editId="40B66B79">
             <wp:extent cx="5394960" cy="3616402"/>
             <wp:effectExtent l="0" t="0" r="0" b="0"/>
             <wp:docPr id="1" name="Picture 1"/>
@@ -7369,7 +7251,7 @@
         </w:rPr>
         <w:lastRenderedPageBreak/>
         <w:drawing>
-          <wp:inline distT="0" distB="0" distL="0" distR="0" wp14:anchorId="00A05F6B" wp14:editId="2379499D">
+          <wp:inline distT="0" distB="0" distL="0" distR="0" wp14:anchorId="3145DEFE" wp14:editId="60888E8A">
             <wp:extent cx="5394960" cy="2720793"/>
             <wp:effectExtent l="0" t="0" r="0" b="0"/>
             <wp:docPr id="2" name="Picture 2"/>
@@ -8239,7 +8121,7 @@
         </w:rPr>
         <w:lastRenderedPageBreak/>
         <w:drawing>
-          <wp:inline distT="0" distB="0" distL="0" distR="0" wp14:anchorId="7F09D949" wp14:editId="37E1B547">
+          <wp:inline distT="0" distB="0" distL="0" distR="0" wp14:anchorId="71D11CEC" wp14:editId="7E4F6CF0">
             <wp:extent cx="5394960" cy="2381639"/>
             <wp:effectExtent l="0" t="0" r="0" b="0"/>
             <wp:docPr id="3" name="Picture 3"/>
@@ -8715,7 +8597,7 @@
           <w:noProof/>
         </w:rPr>
         <w:drawing>
-          <wp:inline distT="0" distB="0" distL="0" distR="0" wp14:anchorId="68F4284D" wp14:editId="79BB050F">
+          <wp:inline distT="0" distB="0" distL="0" distR="0" wp14:anchorId="48131FE9" wp14:editId="20BBF6B4">
             <wp:extent cx="5394960" cy="1801087"/>
             <wp:effectExtent l="0" t="0" r="0" b="0"/>
             <wp:docPr id="4" name="Picture 4"/>
@@ -8819,72 +8701,183 @@
         <w:ind w:left="204" w:firstLine="480"/>
       </w:pPr>
       <w:r>
-        <w:t>左圖（訓練時間軸）展示三個關鍵階段的層狀態與學習率排程。灰色橫條（Epoch 0–20）：DeBERTa 下層 6 層（Layers 0–5）被凍結，上層 18 層與所有任務頭以余弦退火學習率進行訓練。藍色橫條（Epoch 20–60）：第 20 個 epoch 時下層 6 層被解凍，以主幹學習率一半（lr/2 = 2e-6）繼續訓練。橙色區域（最左側）：前 6% 的訓練步驟為 warmup 預熱期，學習率從 0 線性上升至目標值。紫色區域（Epoch 42–60）：SWA 快照窗口，每 3 個 epoch 收集一次 EMA 快照（共 7 次，以紫色三角標記）。右圖展示 EMA → SWA → TTA → 集成的推斷前處理流程：訓練模型持續更新 EMA 影子模型（μ=0.9995），第 42 至 60 epoch 的 7 個 EMA 快照算術平均後得到 SWA 模型，再經 TTA×5 與三種子集成得到最終結果 Acc-7=52.19%。</w:t>
-      </w:r>
-      <w:r/>
-      <w:r/>
-      <w:proofErr w:type="spellStart"/>
-      <w:r/>
-      <w:proofErr w:type="spellEnd"/>
-      <w:r/>
-      <w:r/>
-      <w:r/>
-      <w:r/>
-      <w:r/>
-      <w:r/>
-      <w:r/>
-      <w:r/>
-      <w:r/>
-      <w:r/>
-      <w:r/>
-      <w:r/>
-      <w:r/>
-      <w:r/>
-      <w:r/>
-      <w:r/>
-      <w:proofErr w:type="spellStart"/>
-      <w:r/>
-      <w:proofErr w:type="spellEnd"/>
-      <w:r/>
-      <w:r/>
-      <w:r/>
-      <w:r/>
-      <w:r/>
-      <w:r/>
-      <w:r/>
-      <w:r/>
-      <w:r/>
-      <w:r/>
-      <w:r/>
-      <w:r/>
-      <w:r/>
-      <w:r/>
-      <w:r/>
-      <w:r/>
-      <w:r/>
-      <w:r/>
-      <w:r/>
-      <w:r/>
-      <w:r/>
-      <w:r/>
-      <w:r/>
-      <w:r/>
-      <w:r/>
-      <w:r/>
-      <w:r/>
-      <w:r/>
-      <w:r/>
-      <w:r/>
-      <w:r/>
-      <w:r/>
-      <w:r/>
-      <w:r/>
-      <w:r/>
-      <w:r/>
-      <w:r/>
-      <w:r/>
-      <w:r/>
-      <w:r/>
+        <w:lastRenderedPageBreak/>
+        <w:t>左圖（訓練時間軸）展示三個關鍵階段的層狀態與學習率排程。灰色橫條（</w:t>
+      </w:r>
+      <w:r>
+        <w:t>Epoch 0–20</w:t>
+      </w:r>
+      <w:r>
+        <w:t>）：</w:t>
+      </w:r>
+      <w:r>
+        <w:t xml:space="preserve">DeBERTa </w:t>
+      </w:r>
+      <w:r>
+        <w:t>下層</w:t>
+      </w:r>
+      <w:r>
+        <w:t xml:space="preserve"> 6 </w:t>
+      </w:r>
+      <w:r>
+        <w:t>層（</w:t>
+      </w:r>
+      <w:r>
+        <w:t>Layers 0–5</w:t>
+      </w:r>
+      <w:r>
+        <w:t>）被凍結，上層</w:t>
+      </w:r>
+      <w:r>
+        <w:t xml:space="preserve"> 18 </w:t>
+      </w:r>
+      <w:r>
+        <w:t>層與所有任務頭以余弦退火學習率進行訓練。藍色橫條（</w:t>
+      </w:r>
+      <w:r>
+        <w:t>Epoch 20–60</w:t>
+      </w:r>
+      <w:r>
+        <w:t>）：第</w:t>
+      </w:r>
+      <w:r>
+        <w:t xml:space="preserve"> 20 </w:t>
+      </w:r>
+      <w:r>
+        <w:t>個</w:t>
+      </w:r>
+      <w:r>
+        <w:t xml:space="preserve"> epoch </w:t>
+      </w:r>
+      <w:r>
+        <w:t>時下層</w:t>
+      </w:r>
+      <w:r>
+        <w:t xml:space="preserve"> 6 </w:t>
+      </w:r>
+      <w:r>
+        <w:t>層被解凍，以主幹學習率一半（</w:t>
+      </w:r>
+      <w:r>
+        <w:t>lr/2 = 2e-6</w:t>
+      </w:r>
+      <w:r>
+        <w:t>）繼續訓練。橙色區域（最左側）：前</w:t>
+      </w:r>
+      <w:r>
+        <w:t xml:space="preserve"> 6% </w:t>
+      </w:r>
+      <w:r>
+        <w:t>的訓練步驟為</w:t>
+      </w:r>
+      <w:r>
+        <w:t xml:space="preserve"> warmup </w:t>
+      </w:r>
+      <w:r>
+        <w:t>預熱期，學習率從</w:t>
+      </w:r>
+      <w:r>
+        <w:t xml:space="preserve"> 0 </w:t>
+      </w:r>
+      <w:r>
+        <w:t>線性上升至目標值。紫色區域（</w:t>
+      </w:r>
+      <w:r>
+        <w:t>Epoch 42–60</w:t>
+      </w:r>
+      <w:r>
+        <w:t>）：</w:t>
+      </w:r>
+      <w:r>
+        <w:t xml:space="preserve">SWA </w:t>
+      </w:r>
+      <w:r>
+        <w:t>快照窗口，每</w:t>
+      </w:r>
+      <w:r>
+        <w:t xml:space="preserve"> 3 </w:t>
+      </w:r>
+      <w:r>
+        <w:t>個</w:t>
+      </w:r>
+      <w:r>
+        <w:t xml:space="preserve"> epoch </w:t>
+      </w:r>
+      <w:r>
+        <w:t>收集一次</w:t>
+      </w:r>
+      <w:r>
+        <w:t xml:space="preserve"> EMA </w:t>
+      </w:r>
+      <w:r>
+        <w:t>快照（共</w:t>
+      </w:r>
+      <w:r>
+        <w:t xml:space="preserve"> 7 </w:t>
+      </w:r>
+      <w:r>
+        <w:t>次，以紫色三角標記）。右圖展示</w:t>
+      </w:r>
+      <w:r>
+        <w:t xml:space="preserve"> EMA → SWA → TTA → </w:t>
+      </w:r>
+      <w:r>
+        <w:t>集成的推斷前處理流程：訓練模型持續更新</w:t>
+      </w:r>
+      <w:r>
+        <w:t xml:space="preserve"> EMA </w:t>
+      </w:r>
+      <w:r>
+        <w:t>影子模型（</w:t>
+      </w:r>
+      <w:r>
+        <w:t>μ=0.9995</w:t>
+      </w:r>
+      <w:r>
+        <w:t>），第</w:t>
+      </w:r>
+      <w:r>
+        <w:t xml:space="preserve"> 42 </w:t>
+      </w:r>
+      <w:r>
+        <w:t>至</w:t>
+      </w:r>
+      <w:r>
+        <w:t xml:space="preserve"> 60 epoch </w:t>
+      </w:r>
+      <w:r>
+        <w:t>的</w:t>
+      </w:r>
+      <w:r>
+        <w:t xml:space="preserve"> 7 </w:t>
+      </w:r>
+      <w:r>
+        <w:t>個</w:t>
+      </w:r>
+      <w:r>
+        <w:t xml:space="preserve"> EMA </w:t>
+      </w:r>
+      <w:r>
+        <w:t>快照算術平均後得到</w:t>
+      </w:r>
+      <w:r>
+        <w:t xml:space="preserve"> SWA </w:t>
+      </w:r>
+      <w:r>
+        <w:t>模型，再經</w:t>
+      </w:r>
+      <w:r>
+        <w:t xml:space="preserve"> TTA×5 </w:t>
+      </w:r>
+      <w:r>
+        <w:t>與三種子集成得到最終結果</w:t>
+      </w:r>
+      <w:r>
+        <w:t xml:space="preserve"> Acc-7=52.19%</w:t>
+      </w:r>
+      <w:r>
+        <w:t>。</w:t>
+      </w:r>
     </w:p>
     <w:p>
       <w:pPr>
@@ -9657,7 +9650,7 @@
           <w:noProof/>
         </w:rPr>
         <w:drawing>
-          <wp:inline distT="0" distB="0" distL="0" distR="0" wp14:anchorId="16BE10A8" wp14:editId="1491A86B">
+          <wp:inline distT="0" distB="0" distL="0" distR="0" wp14:anchorId="65F40EB0" wp14:editId="5EE451B9">
             <wp:extent cx="5394960" cy="1752655"/>
             <wp:effectExtent l="0" t="0" r="0" b="0"/>
             <wp:docPr id="5" name="Picture 5"/>
@@ -10280,7 +10273,7 @@
         </w:rPr>
         <w:lastRenderedPageBreak/>
         <w:drawing>
-          <wp:inline distT="0" distB="0" distL="0" distR="0" wp14:anchorId="32F6CADE" wp14:editId="40D170C1">
+          <wp:inline distT="0" distB="0" distL="0" distR="0" wp14:anchorId="78201399" wp14:editId="019CDC48">
             <wp:extent cx="5394960" cy="3030593"/>
             <wp:effectExtent l="0" t="0" r="0" b="0"/>
             <wp:docPr id="6" name="Picture 6"/>
@@ -10328,296 +10321,294 @@
           <w:b/>
           <w:sz w:val="20"/>
         </w:rPr>
-        <w:t>圖六 零洩漏推斷增強流程：TTA×5、多種子集成
-圖 3.2.6 展示完整的零洩漏推斷流程，分為兩個主要層次。第一層（三個種子列）：三個獨立的 SWA 模型（種子分別為 42、123、2024）各自執行 5 次 MC Dropout 前向傳播（TTA），對 logits 取平均後得到各種子的推斷結果L₇^(s) ∈ R^(N×7)（N=686 個測試樣本）。第二層（集成）：三個種子的 logits 按均值融合為 L̄₇ = (1/3)·Σ L₇^(s)，最終以 argmax 解碼得到七分類預測。每個測試樣本共接受 3 個種子 × 5 次 TTA = 15 次獨立的隨機前向推斷，最大化推斷多樣性與預測穩定性。</w:t>
-        <w:br/>
-        <w:t/>
+        <w:t>圖六</w:t>
       </w:r>
       <w:r>
         <w:rPr>
           <w:b/>
           <w:sz w:val="20"/>
         </w:rPr>
+        <w:t xml:space="preserve"> </w:t>
       </w:r>
       <w:r>
         <w:rPr>
           <w:b/>
           <w:sz w:val="20"/>
         </w:rPr>
+        <w:t>零洩漏推斷增強流程：</w:t>
       </w:r>
       <w:r>
         <w:rPr>
           <w:b/>
           <w:sz w:val="20"/>
         </w:rPr>
+        <w:t>TTA×5</w:t>
       </w:r>
       <w:r>
         <w:rPr>
           <w:b/>
           <w:sz w:val="20"/>
         </w:rPr>
-      </w:r>
-      <w:r>
-        <w:rPr>
-          <w:sz w:val="19"/>
-        </w:rPr>
-      </w:r>
-      <w:r>
-        <w:rPr>
-          <w:sz w:val="19"/>
-        </w:rPr>
-      </w:r>
-      <w:r>
-        <w:rPr>
-          <w:sz w:val="19"/>
-        </w:rPr>
-      </w:r>
-      <w:r>
-        <w:rPr>
-          <w:sz w:val="19"/>
-        </w:rPr>
-      </w:r>
-      <w:r>
-        <w:rPr>
-          <w:sz w:val="19"/>
-        </w:rPr>
-      </w:r>
-      <w:r>
-        <w:rPr>
-          <w:sz w:val="19"/>
-        </w:rPr>
-      </w:r>
-      <w:r>
-        <w:rPr>
-          <w:sz w:val="19"/>
-        </w:rPr>
-      </w:r>
-      <w:r>
-        <w:rPr>
-          <w:sz w:val="19"/>
-        </w:rPr>
-      </w:r>
-      <w:r>
-        <w:rPr>
-          <w:sz w:val="19"/>
-        </w:rPr>
-      </w:r>
-      <w:r>
-        <w:rPr>
-          <w:sz w:val="19"/>
-        </w:rPr>
-      </w:r>
-      <w:r>
-        <w:rPr>
-          <w:sz w:val="19"/>
-        </w:rPr>
-      </w:r>
-      <w:r>
-        <w:rPr>
-          <w:sz w:val="19"/>
-        </w:rPr>
-      </w:r>
-      <w:r>
-        <w:rPr>
-          <w:sz w:val="19"/>
-        </w:rPr>
-      </w:r>
-      <w:r>
-        <w:rPr>
-          <w:sz w:val="19"/>
-        </w:rPr>
-      </w:r>
-      <w:r>
-        <w:rPr>
-          <w:sz w:val="19"/>
-        </w:rPr>
-      </w:r>
-      <w:r>
-        <w:rPr>
-          <w:sz w:val="19"/>
-        </w:rPr>
-      </w:r>
-      <w:r>
-        <w:rPr>
-          <w:sz w:val="19"/>
-        </w:rPr>
-      </w:r>
-      <w:r>
-        <w:rPr>
-          <w:sz w:val="19"/>
-        </w:rPr>
-      </w:r>
-      <w:r>
-        <w:rPr>
-          <w:sz w:val="19"/>
-        </w:rPr>
-      </w:r>
-      <w:r>
-        <w:rPr>
-          <w:sz w:val="19"/>
-        </w:rPr>
-      </w:r>
-      <w:r>
-        <w:rPr>
-          <w:sz w:val="19"/>
-        </w:rPr>
-      </w:r>
-      <w:r>
-        <w:rPr>
-          <w:sz w:val="19"/>
-        </w:rPr>
-      </w:r>
-      <w:r>
-        <w:rPr>
-          <w:sz w:val="19"/>
-        </w:rPr>
-      </w:r>
-      <w:r>
-        <w:rPr>
-          <w:sz w:val="19"/>
-        </w:rPr>
-      </w:r>
-      <w:r>
-        <w:rPr>
-          <w:sz w:val="19"/>
-        </w:rPr>
-      </w:r>
-      <w:r>
-        <w:rPr>
-          <w:sz w:val="19"/>
-        </w:rPr>
-      </w:r>
-      <w:r>
-        <w:rPr>
-          <w:sz w:val="19"/>
-        </w:rPr>
-      </w:r>
-      <w:r>
-        <w:rPr>
-          <w:sz w:val="19"/>
-        </w:rPr>
-      </w:r>
-      <w:r>
-        <w:rPr>
-          <w:sz w:val="19"/>
-        </w:rPr>
-      </w:r>
-      <w:proofErr w:type="spellStart"/>
-      <w:r>
-        <w:rPr>
-          <w:sz w:val="19"/>
-        </w:rPr>
-      </w:r>
-      <w:proofErr w:type="spellEnd"/>
-      <w:r>
-        <w:rPr>
-          <w:sz w:val="19"/>
-        </w:rPr>
-      </w:r>
-      <w:r>
-        <w:rPr>
-          <w:sz w:val="19"/>
-        </w:rPr>
-      </w:r>
-      <w:r>
-        <w:rPr>
-          <w:sz w:val="19"/>
-        </w:rPr>
-      </w:r>
-      <w:r>
-        <w:rPr>
-          <w:sz w:val="19"/>
-        </w:rPr>
-      </w:r>
-      <w:r>
-        <w:rPr>
-          <w:sz w:val="19"/>
-        </w:rPr>
-      </w:r>
-      <w:r>
-        <w:rPr>
-          <w:sz w:val="19"/>
-        </w:rPr>
-      </w:r>
-      <w:r>
-        <w:rPr>
-          <w:sz w:val="19"/>
-        </w:rPr>
-      </w:r>
-      <w:r>
-        <w:rPr>
-          <w:sz w:val="19"/>
-        </w:rPr>
-      </w:r>
-      <w:r>
-        <w:rPr>
-          <w:sz w:val="19"/>
-        </w:rPr>
-      </w:r>
-      <w:r>
-        <w:rPr>
-          <w:sz w:val="19"/>
-        </w:rPr>
-      </w:r>
-      <w:r>
-        <w:rPr>
-          <w:sz w:val="19"/>
-        </w:rPr>
-      </w:r>
-      <w:r>
-        <w:rPr>
-          <w:sz w:val="19"/>
-        </w:rPr>
-      </w:r>
-      <w:r>
-        <w:rPr>
-          <w:sz w:val="19"/>
-        </w:rPr>
-      </w:r>
-      <w:r>
-        <w:rPr>
-          <w:sz w:val="19"/>
-        </w:rPr>
-      </w:r>
-      <w:r>
-        <w:rPr>
-          <w:sz w:val="19"/>
-        </w:rPr>
-      </w:r>
-      <w:r>
-        <w:rPr>
-          <w:sz w:val="19"/>
-        </w:rPr>
-      </w:r>
-      <w:r>
-        <w:rPr>
-          <w:sz w:val="19"/>
-        </w:rPr>
-      </w:r>
-      <w:r>
-        <w:rPr>
-          <w:sz w:val="19"/>
-        </w:rPr>
-      </w:r>
-      <w:r>
-        <w:rPr>
-          <w:sz w:val="19"/>
-        </w:rPr>
-      </w:r>
-      <w:r>
-        <w:rPr>
-          <w:sz w:val="19"/>
-        </w:rPr>
-      </w:r>
-      <w:r>
-        <w:rPr>
-          <w:sz w:val="19"/>
-        </w:rPr>
-      </w:r>
-      <w:r>
-        <w:rPr>
-          <w:sz w:val="19"/>
-        </w:rPr>
+        <w:t>、多種子集成</w:t>
+      </w:r>
+      <w:r>
+        <w:rPr>
+          <w:b/>
+          <w:sz w:val="20"/>
+        </w:rPr>
+        <w:t xml:space="preserve"> </w:t>
+      </w:r>
+      <w:r>
+        <w:rPr>
+          <w:b/>
+          <w:sz w:val="20"/>
+        </w:rPr>
+        <w:t>圖</w:t>
+      </w:r>
+      <w:r>
+        <w:rPr>
+          <w:b/>
+          <w:sz w:val="20"/>
+        </w:rPr>
+        <w:t xml:space="preserve"> 3.2.6 </w:t>
+      </w:r>
+      <w:r>
+        <w:rPr>
+          <w:b/>
+          <w:sz w:val="20"/>
+        </w:rPr>
+        <w:t>展示完整的零洩漏推斷流程，分為兩個主要層次。第一層（三個種子列）：三個獨立的</w:t>
+      </w:r>
+      <w:r>
+        <w:rPr>
+          <w:b/>
+          <w:sz w:val="20"/>
+        </w:rPr>
+        <w:t xml:space="preserve"> SWA </w:t>
+      </w:r>
+      <w:r>
+        <w:rPr>
+          <w:b/>
+          <w:sz w:val="20"/>
+        </w:rPr>
+        <w:t>模型（種子分別為</w:t>
+      </w:r>
+      <w:r>
+        <w:rPr>
+          <w:b/>
+          <w:sz w:val="20"/>
+        </w:rPr>
+        <w:t xml:space="preserve"> 42</w:t>
+      </w:r>
+      <w:r>
+        <w:rPr>
+          <w:b/>
+          <w:sz w:val="20"/>
+        </w:rPr>
+        <w:t>、</w:t>
+      </w:r>
+      <w:r>
+        <w:rPr>
+          <w:b/>
+          <w:sz w:val="20"/>
+        </w:rPr>
+        <w:t>123</w:t>
+      </w:r>
+      <w:r>
+        <w:rPr>
+          <w:b/>
+          <w:sz w:val="20"/>
+        </w:rPr>
+        <w:t>、</w:t>
+      </w:r>
+      <w:r>
+        <w:rPr>
+          <w:b/>
+          <w:sz w:val="20"/>
+        </w:rPr>
+        <w:t>2024</w:t>
+      </w:r>
+      <w:r>
+        <w:rPr>
+          <w:b/>
+          <w:sz w:val="20"/>
+        </w:rPr>
+        <w:t>）各自執行</w:t>
+      </w:r>
+      <w:r>
+        <w:rPr>
+          <w:b/>
+          <w:sz w:val="20"/>
+        </w:rPr>
+        <w:t xml:space="preserve"> 5 </w:t>
+      </w:r>
+      <w:r>
+        <w:rPr>
+          <w:b/>
+          <w:sz w:val="20"/>
+        </w:rPr>
+        <w:t>次</w:t>
+      </w:r>
+      <w:r>
+        <w:rPr>
+          <w:b/>
+          <w:sz w:val="20"/>
+        </w:rPr>
+        <w:t xml:space="preserve"> MC Dropout </w:t>
+      </w:r>
+      <w:r>
+        <w:rPr>
+          <w:b/>
+          <w:sz w:val="20"/>
+        </w:rPr>
+        <w:t>前向傳播（</w:t>
+      </w:r>
+      <w:r>
+        <w:rPr>
+          <w:b/>
+          <w:sz w:val="20"/>
+        </w:rPr>
+        <w:t>TTA</w:t>
+      </w:r>
+      <w:r>
+        <w:rPr>
+          <w:b/>
+          <w:sz w:val="20"/>
+        </w:rPr>
+        <w:t>），對</w:t>
+      </w:r>
+      <w:r>
+        <w:rPr>
+          <w:b/>
+          <w:sz w:val="20"/>
+        </w:rPr>
+        <w:t xml:space="preserve"> logits </w:t>
+      </w:r>
+      <w:r>
+        <w:rPr>
+          <w:b/>
+          <w:sz w:val="20"/>
+        </w:rPr>
+        <w:t>取平均後得到各種子的推斷結果</w:t>
+      </w:r>
+      <w:r>
+        <w:rPr>
+          <w:b/>
+          <w:sz w:val="20"/>
+        </w:rPr>
+        <w:t>L₇^(s) ∈ R^(N×7)</w:t>
+      </w:r>
+      <w:r>
+        <w:rPr>
+          <w:b/>
+          <w:sz w:val="20"/>
+        </w:rPr>
+        <w:t>（</w:t>
+      </w:r>
+      <w:r>
+        <w:rPr>
+          <w:b/>
+          <w:sz w:val="20"/>
+        </w:rPr>
+        <w:t xml:space="preserve">N=686 </w:t>
+      </w:r>
+      <w:r>
+        <w:rPr>
+          <w:b/>
+          <w:sz w:val="20"/>
+        </w:rPr>
+        <w:t>個測試樣本）。第二層（集成）：三個種子的</w:t>
+      </w:r>
+      <w:r>
+        <w:rPr>
+          <w:b/>
+          <w:sz w:val="20"/>
+        </w:rPr>
+        <w:t xml:space="preserve"> logits </w:t>
+      </w:r>
+      <w:r>
+        <w:rPr>
+          <w:b/>
+          <w:sz w:val="20"/>
+        </w:rPr>
+        <w:t>按均值融合為</w:t>
+      </w:r>
+      <w:r>
+        <w:rPr>
+          <w:b/>
+          <w:sz w:val="20"/>
+        </w:rPr>
+        <w:t xml:space="preserve"> L̄₇ = (1/3)·Σ L₇^(s)</w:t>
+      </w:r>
+      <w:r>
+        <w:rPr>
+          <w:b/>
+          <w:sz w:val="20"/>
+        </w:rPr>
+        <w:t>，最終以</w:t>
+      </w:r>
+      <w:r>
+        <w:rPr>
+          <w:b/>
+          <w:sz w:val="20"/>
+        </w:rPr>
+        <w:t xml:space="preserve"> argmax </w:t>
+      </w:r>
+      <w:r>
+        <w:rPr>
+          <w:b/>
+          <w:sz w:val="20"/>
+        </w:rPr>
+        <w:t>解碼得到七分類預測。每個測試樣本共接受</w:t>
+      </w:r>
+      <w:r>
+        <w:rPr>
+          <w:b/>
+          <w:sz w:val="20"/>
+        </w:rPr>
+        <w:t xml:space="preserve"> 3 </w:t>
+      </w:r>
+      <w:r>
+        <w:rPr>
+          <w:b/>
+          <w:sz w:val="20"/>
+        </w:rPr>
+        <w:t>個種子</w:t>
+      </w:r>
+      <w:r>
+        <w:rPr>
+          <w:b/>
+          <w:sz w:val="20"/>
+        </w:rPr>
+        <w:t xml:space="preserve"> × 5 </w:t>
+      </w:r>
+      <w:r>
+        <w:rPr>
+          <w:b/>
+          <w:sz w:val="20"/>
+        </w:rPr>
+        <w:t>次</w:t>
+      </w:r>
+      <w:r>
+        <w:rPr>
+          <w:b/>
+          <w:sz w:val="20"/>
+        </w:rPr>
+        <w:t xml:space="preserve"> TTA = 15 </w:t>
+      </w:r>
+      <w:r>
+        <w:rPr>
+          <w:b/>
+          <w:sz w:val="20"/>
+        </w:rPr>
+        <w:t>次獨立的隨機前向推斷，最大化推斷多樣性與預測穩定性。</w:t>
+      </w:r>
+      <w:r>
+        <w:rPr>
+          <w:b/>
+          <w:sz w:val="20"/>
+        </w:rPr>
+        <w:br/>
       </w:r>
     </w:p>
     <w:p>
@@ -10643,46 +10634,90 @@
         <w:ind w:left="204" w:firstLine="480"/>
       </w:pPr>
       <w:r>
-        <w:t>測試時間增強（Test-Time Augmentation, TTA）利用模型內建的 Dropout 機制在推斷階段引入受控的隨機性，實現無標籤的預測方差降低。具體做法：推斷時保持模型處於訓練模式（model.train()），使 Dropout 層持續激活，對同一測試樣本執行 T_TTA=5 次獨立的隨機前向傳播。每次傳播因 Dropout 遮罩不同而產生略有差異的 logits，對 5 次結果取均值：L̂_TTA = (1/5) · Σ_t f_θ(x; dropout active)。此方法等效於蒙特卡羅 Dropout（MC Dropout）推斷，能有效平均掉單次推斷中的隨機誤差，提升預測穩定性。結合 3 個訓練種子，每個測試樣本在集成前共接受 15 次獨立隨機評估，最大化了推斷的多樣性與穩定性。</w:t>
-      </w:r>
-      <w:r/>
-      <w:r/>
-      <w:r/>
-      <w:r/>
-      <w:proofErr w:type="spellStart"/>
-      <w:r/>
-      <w:proofErr w:type="spellEnd"/>
-      <w:r/>
-      <w:r/>
-      <w:r/>
-      <w:r/>
-      <w:r/>
-      <w:r/>
-      <w:r/>
-      <w:r/>
-      <w:r/>
-      <w:r/>
-      <w:r/>
-      <w:r/>
-      <w:r/>
-      <w:proofErr w:type="spellStart"/>
-      <w:r/>
-      <w:proofErr w:type="spellEnd"/>
-      <w:r/>
-      <w:proofErr w:type="spellStart"/>
-      <w:r/>
-      <w:proofErr w:type="spellEnd"/>
-      <w:r/>
-      <w:r/>
-      <w:r/>
-      <w:r/>
-      <w:r/>
-      <w:r/>
-      <w:r/>
-      <w:r/>
-      <w:r/>
-      <w:r/>
-      <w:r/>
+        <w:t>測試時間增強（</w:t>
+      </w:r>
+      <w:r>
+        <w:t>Test-Time Augmentation, TTA</w:t>
+      </w:r>
+      <w:r>
+        <w:t>）利用模型內建的</w:t>
+      </w:r>
+      <w:r>
+        <w:t xml:space="preserve"> Dropout </w:t>
+      </w:r>
+      <w:r>
+        <w:t>機制在推斷階段引入受控的隨機性，實現無標籤的預測方差降低。具體做法：推斷時保持模型處於訓練模式（</w:t>
+      </w:r>
+      <w:r>
+        <w:t>model.train()</w:t>
+      </w:r>
+      <w:r>
+        <w:t>），使</w:t>
+      </w:r>
+      <w:r>
+        <w:t xml:space="preserve"> Dropout </w:t>
+      </w:r>
+      <w:r>
+        <w:t>層持續激活，對同一測試樣本執行</w:t>
+      </w:r>
+      <w:r>
+        <w:t xml:space="preserve"> T_TTA=5 </w:t>
+      </w:r>
+      <w:r>
+        <w:t>次獨立的隨機前向傳播。每次傳播因</w:t>
+      </w:r>
+      <w:r>
+        <w:t xml:space="preserve"> Dropout </w:t>
+      </w:r>
+      <w:r>
+        <w:t>遮罩不同而產生略有差異的</w:t>
+      </w:r>
+      <w:r>
+        <w:t xml:space="preserve"> logits</w:t>
+      </w:r>
+      <w:r>
+        <w:t>，對</w:t>
+      </w:r>
+      <w:r>
+        <w:t xml:space="preserve"> 5 </w:t>
+      </w:r>
+      <w:r>
+        <w:t>次結果取均值：</w:t>
+      </w:r>
+      <w:r>
+        <w:t>L̂_TTA = (1/5) · Σ_t f_θ(x; dropout active)</w:t>
+      </w:r>
+      <w:r>
+        <w:t>。此方法等效於蒙特卡羅</w:t>
+      </w:r>
+      <w:r>
+        <w:t xml:space="preserve"> Dropout</w:t>
+      </w:r>
+      <w:r>
+        <w:t>（</w:t>
+      </w:r>
+      <w:r>
+        <w:t>MC Dropout</w:t>
+      </w:r>
+      <w:r>
+        <w:t>）推斷，能有效</w:t>
+      </w:r>
+      <w:r>
+        <w:lastRenderedPageBreak/>
+        <w:t>平均掉單次推斷中的隨機誤差，提升預測穩定性。結合</w:t>
+      </w:r>
+      <w:r>
+        <w:t xml:space="preserve"> 3 </w:t>
+      </w:r>
+      <w:r>
+        <w:t>個訓練種子，每個測試樣本在集成前共接受</w:t>
+      </w:r>
+      <w:r>
+        <w:t xml:space="preserve"> 15 </w:t>
+      </w:r>
+      <w:r>
+        <w:t>次獨立隨機評估，最大化了推斷的多樣性與穩定性。</w:t>
+      </w:r>
     </w:p>
     <w:p>
       <w:pPr>
@@ -10701,47 +10736,342 @@
         <w:ind w:left="204" w:firstLine="480"/>
       </w:pPr>
       <w:r>
-        <w:rPr/>
-        <w:t>隨機種子（Random Seed）是初始化偽隨機數生成器（Pseudo-Random Number Generator, PRNG）狀態的整數值，決定了深度學習訓練中所有隨機性來源的起始狀態。深度神經網路的訓練過程包含四類主要隨機性來源：（1）模型參數的初始化方式（如 Xavier/Kaiming 初始化的隨機抽樣）；（2）DataLoader 的批次採樣與資料打亂順序；（3）Dropout 遮罩的每輪生成模式；（4）資料增強的隨機變換操作。不同的初始種子值會引導模型在訓練過程中探索損失超曲面（Loss Landscape）上的不同路徑，進而收斂至不同的局部最優解（Local Optima），產生具有互補性的決策邊界，這正是多種子集成能夠提升最終效能的根本原因。</w:t>
+        <w:t>隨機種子（</w:t>
+      </w:r>
+      <w:r>
+        <w:t>Random Seed</w:t>
+      </w:r>
+      <w:r>
+        <w:t>）是初始化偽隨機數生成器（</w:t>
+      </w:r>
+      <w:r>
+        <w:t>Pseudo-Random Number Generator, PRNG</w:t>
+      </w:r>
+      <w:r>
+        <w:t>）狀態的整數值，決定了深度學習訓練中所有隨機性來源的起始狀態。深度神經網路的訓練過程包含四類主要隨機性來源：（</w:t>
+      </w:r>
+      <w:r>
+        <w:t>1</w:t>
+      </w:r>
+      <w:r>
+        <w:t>）模型參數的初始化方式（如</w:t>
+      </w:r>
+      <w:r>
+        <w:t xml:space="preserve"> Xavier/Kaiming </w:t>
+      </w:r>
+      <w:r>
+        <w:t>初始化的隨機抽樣）；（</w:t>
+      </w:r>
+      <w:r>
+        <w:t>2</w:t>
+      </w:r>
+      <w:r>
+        <w:t>）</w:t>
+      </w:r>
+      <w:r>
+        <w:t xml:space="preserve">DataLoader </w:t>
+      </w:r>
+      <w:r>
+        <w:t>的批次採樣與資料打亂順序；（</w:t>
+      </w:r>
+      <w:r>
+        <w:t>3</w:t>
+      </w:r>
+      <w:r>
+        <w:t>）</w:t>
+      </w:r>
+      <w:r>
+        <w:t xml:space="preserve">Dropout </w:t>
+      </w:r>
+      <w:r>
+        <w:t>遮罩的每輪生成模式；（</w:t>
+      </w:r>
+      <w:r>
+        <w:t>4</w:t>
+      </w:r>
+      <w:r>
+        <w:t>）資料增強的隨機變換操作。不同的初始種子值會引導模型在訓練過程中探索損失超曲面（</w:t>
+      </w:r>
+      <w:r>
+        <w:t>Loss Landscape</w:t>
+      </w:r>
+      <w:r>
+        <w:t>）上的不同路徑，進而收斂至不同的局部最優解（</w:t>
+      </w:r>
+      <w:r>
+        <w:t>Local Optima</w:t>
+      </w:r>
+      <w:r>
+        <w:t>），產生具有互補性的決策邊界，這正是多種子集成能夠提升最終效能的根本原因。</w:t>
+      </w:r>
+      <w:r>
         <w:br/>
-        <w:t>本研究設計了全面的 set_seed(seed) 函式，在每個種子訓練開始前同時固定六個層次的隨機狀態：① Python 內建 random 模組（random.seed(seed)）；② NumPy 隨機數生成器（np.random.seed(seed)）；③ PyTorch CPU 計算核心（torch.manual_seed(seed)）；④ CUDA GPU 計算（torch.cuda.manual_seed_all(seed)，涵蓋所有可用 GPU 裝置）；⑤ Python 雜湊隨機化（os.environ["PYTHONHASHSEED"] = str(seed)，防止字典與集合的不確定順序）；⑥ cuDNN 確定性模式（torch.backends.cudnn.deterministic = True，並停用 benchmark = False 以防止 cuDNN 動態選擇不同卷積演算法而引入不確定性）。此六層固定策略確保在相同硬體環境下，給定相同種子值，每次訓練均能產生完全一致的模型參數、驗證指標與測試 logits，為研究結果的可重現性（Reproducibility）提供嚴格保障。</w:t>
+      </w:r>
+      <w:r>
+        <w:t>本研究設計了全面的</w:t>
+      </w:r>
+      <w:r>
+        <w:t xml:space="preserve"> set_seed(seed) </w:t>
+      </w:r>
+      <w:r>
+        <w:t>函式，在每個種子訓練開始前同時固定六個層次的隨機狀態：</w:t>
+      </w:r>
+      <w:r>
+        <w:t xml:space="preserve">① Python </w:t>
+      </w:r>
+      <w:r>
+        <w:t>內建</w:t>
+      </w:r>
+      <w:r>
+        <w:t xml:space="preserve"> random </w:t>
+      </w:r>
+      <w:r>
+        <w:t>模組（</w:t>
+      </w:r>
+      <w:r>
+        <w:t>random.seed(seed)</w:t>
+      </w:r>
+      <w:r>
+        <w:t>）；</w:t>
+      </w:r>
+      <w:r>
+        <w:t xml:space="preserve">② NumPy </w:t>
+      </w:r>
+      <w:r>
+        <w:t>隨機數生成器（</w:t>
+      </w:r>
+      <w:r>
+        <w:t>np.random.seed(seed)</w:t>
+      </w:r>
+      <w:r>
+        <w:t>）；</w:t>
+      </w:r>
+      <w:r>
+        <w:t xml:space="preserve">③ PyTorch CPU </w:t>
+      </w:r>
+      <w:r>
+        <w:t>計算核心（</w:t>
+      </w:r>
+      <w:r>
+        <w:t>torch.manual_seed(seed)</w:t>
+      </w:r>
+      <w:r>
+        <w:t>）；</w:t>
+      </w:r>
+      <w:r>
+        <w:t xml:space="preserve">④ CUDA GPU </w:t>
+      </w:r>
+      <w:r>
+        <w:t>計算（</w:t>
+      </w:r>
+      <w:r>
+        <w:t>torch.cuda.manual_seed_all(seed)</w:t>
+      </w:r>
+      <w:r>
+        <w:t>，涵蓋所有可用</w:t>
+      </w:r>
+      <w:r>
+        <w:t xml:space="preserve"> GPU </w:t>
+      </w:r>
+      <w:r>
+        <w:t>裝置）；</w:t>
+      </w:r>
+      <w:r>
+        <w:t xml:space="preserve">⑤ Python </w:t>
+      </w:r>
+      <w:r>
+        <w:t>雜湊隨機化（</w:t>
+      </w:r>
+      <w:r>
+        <w:t>os.environ["PYTHONHASHSEED"] = str(seed)</w:t>
+      </w:r>
+      <w:r>
+        <w:t>，防止字典與集合的不確定順序）；</w:t>
+      </w:r>
+      <w:r>
+        <w:t xml:space="preserve">⑥ cuDNN </w:t>
+      </w:r>
+      <w:r>
+        <w:t>確定性模式（</w:t>
+      </w:r>
+      <w:r>
+        <w:t>torch.backends.cudnn.deterministic = True</w:t>
+      </w:r>
+      <w:r>
+        <w:t>，並停用</w:t>
+      </w:r>
+      <w:r>
+        <w:t xml:space="preserve"> benchmark = False </w:t>
+      </w:r>
+      <w:r>
+        <w:t>以防止</w:t>
+      </w:r>
+      <w:r>
+        <w:t xml:space="preserve"> cuDNN </w:t>
+      </w:r>
+      <w:r>
+        <w:t>動態選擇不同卷積演算法而引入不確定性）。此六層固定策略確保在相同硬體環境下，給定相同種子值，每次訓練均能產生完全一致的模型參數、驗證指標與測試</w:t>
+      </w:r>
+      <w:r>
+        <w:t xml:space="preserve"> logits</w:t>
+      </w:r>
+      <w:r>
+        <w:t>，為研究結果的可重</w:t>
+      </w:r>
+      <w:r>
+        <w:lastRenderedPageBreak/>
+        <w:t>現性（</w:t>
+      </w:r>
+      <w:r>
+        <w:t>Reproducibility</w:t>
+      </w:r>
+      <w:r>
+        <w:t>）提供嚴格保障。</w:t>
+      </w:r>
+      <w:r>
         <w:br/>
-        <w:t>本研究選用三個在量級上差異顯著的種子值：42、123 與 2024。種子 42 為機器學習社群長期沿用的傳統基準值（源自《銀河便車指南》的哲學典故），種子 123 為簡潔的三位序列值，種子 2024 則取自本研究的執行年份。三者跨越兩個數量級（二位數、三位數、四位數），確保了初始 PRNG 狀態的充分多樣性，使三個模型分別探索損失超曲面上的不同收斂路徑，捕捉互補的情感特徵表示。結合測試時間增強（TTA×5），每個測試樣本共接受 3 個種子 × 5 次 TTA = 15 次獨立的隨機評估，最大化了推斷多樣性與預測穩定性。三個模型的 TTA 平均 logits 以等權均值進行融合：L̄₇ = (1/3)·Σ_s L₇^(s)。實驗數據顯示（見圖八），v60 集成後 Acc-7 = 52.19%，顯著優於各單一種子參考值（種子 42：51.60%，種子 123：50.00%，種子 2024：49.42%），集成相對最優單種子提升 +0.43 個百分點，驗證了多種子集成在降低方差、提升統計穩健性方面的實際效益。</w:t>
-      </w:r>
-      <w:r/>
-      <w:r/>
-      <w:r/>
-      <w:r/>
-      <w:r/>
-      <w:r/>
-      <w:r/>
-      <w:r/>
-      <w:r/>
-      <w:r/>
-      <w:r/>
-      <w:r/>
-      <w:r/>
-      <w:r/>
-      <w:r/>
-      <w:r/>
-      <w:r/>
-      <w:r/>
-      <w:r/>
-      <w:r/>
-      <w:r/>
-      <w:r/>
-      <w:r/>
-      <w:r/>
-      <w:r/>
-      <w:r/>
-      <w:r/>
-      <w:r/>
-      <w:r/>
-      <w:r/>
-      <w:r/>
-      <w:r/>
-      <w:r/>
-      <w:r/>
+      </w:r>
+      <w:r>
+        <w:t>本研究選用三個在量級上差異顯著的種子值：</w:t>
+      </w:r>
+      <w:r>
+        <w:t>42</w:t>
+      </w:r>
+      <w:r>
+        <w:t>、</w:t>
+      </w:r>
+      <w:r>
+        <w:t xml:space="preserve">123 </w:t>
+      </w:r>
+      <w:r>
+        <w:t>與</w:t>
+      </w:r>
+      <w:r>
+        <w:t xml:space="preserve"> 2024</w:t>
+      </w:r>
+      <w:r>
+        <w:t>。種子</w:t>
+      </w:r>
+      <w:r>
+        <w:t xml:space="preserve"> 42 </w:t>
+      </w:r>
+      <w:r>
+        <w:t>為機器學習社群長期沿用的傳統基準值（源自《銀河便車指南》的哲學典故），種子</w:t>
+      </w:r>
+      <w:r>
+        <w:t xml:space="preserve"> 123 </w:t>
+      </w:r>
+      <w:r>
+        <w:t>為簡潔的三位序列值，種子</w:t>
+      </w:r>
+      <w:r>
+        <w:t xml:space="preserve"> 2024 </w:t>
+      </w:r>
+      <w:r>
+        <w:t>則取自本研究的執行年份。三者跨越兩個數量級（二位數、三位數、四位數），確保了初始</w:t>
+      </w:r>
+      <w:r>
+        <w:t xml:space="preserve"> PRNG </w:t>
+      </w:r>
+      <w:r>
+        <w:t>狀態的充分多樣性，使三個模型分別探索損失超曲面上的不同收斂路徑，捕捉互補的情感特徵表示。結合測試時間增強（</w:t>
+      </w:r>
+      <w:r>
+        <w:t>TTA×5</w:t>
+      </w:r>
+      <w:r>
+        <w:t>），每個測試樣本共接受</w:t>
+      </w:r>
+      <w:r>
+        <w:t xml:space="preserve"> 3 </w:t>
+      </w:r>
+      <w:r>
+        <w:t>個種子</w:t>
+      </w:r>
+      <w:r>
+        <w:t xml:space="preserve"> × 5 </w:t>
+      </w:r>
+      <w:r>
+        <w:t>次</w:t>
+      </w:r>
+      <w:r>
+        <w:t xml:space="preserve"> TTA = 15 </w:t>
+      </w:r>
+      <w:r>
+        <w:t>次獨立的隨機評估，最大化了推斷多樣性與預測穩定性。三個模型的</w:t>
+      </w:r>
+      <w:r>
+        <w:t xml:space="preserve"> TTA </w:t>
+      </w:r>
+      <w:r>
+        <w:t>平均</w:t>
+      </w:r>
+      <w:r>
+        <w:t xml:space="preserve"> logits </w:t>
+      </w:r>
+      <w:r>
+        <w:t>以等權均值進行融合：</w:t>
+      </w:r>
+      <w:r>
+        <w:t>L̄₇ = (1/3)·Σ_s L₇^(s)</w:t>
+      </w:r>
+      <w:r>
+        <w:t>。實驗數據顯示（見圖八），</w:t>
+      </w:r>
+      <w:r>
+        <w:t xml:space="preserve">v60 </w:t>
+      </w:r>
+      <w:r>
+        <w:t>集成後</w:t>
+      </w:r>
+      <w:r>
+        <w:t xml:space="preserve"> Acc-7 = 52.19%</w:t>
+      </w:r>
+      <w:r>
+        <w:t>，顯著優於各單一種子參考值（種子</w:t>
+      </w:r>
+      <w:r>
+        <w:t xml:space="preserve"> 42</w:t>
+      </w:r>
+      <w:r>
+        <w:t>：</w:t>
+      </w:r>
+      <w:r>
+        <w:t>51.60%</w:t>
+      </w:r>
+      <w:r>
+        <w:t>，種子</w:t>
+      </w:r>
+      <w:r>
+        <w:t xml:space="preserve"> 123</w:t>
+      </w:r>
+      <w:r>
+        <w:t>：</w:t>
+      </w:r>
+      <w:r>
+        <w:t>50.00%</w:t>
+      </w:r>
+      <w:r>
+        <w:t>，種子</w:t>
+      </w:r>
+      <w:r>
+        <w:t xml:space="preserve"> 2024</w:t>
+      </w:r>
+      <w:r>
+        <w:t>：</w:t>
+      </w:r>
+      <w:r>
+        <w:t>49.42%</w:t>
+      </w:r>
+      <w:r>
+        <w:t>），集成相對最優單種子提升</w:t>
+      </w:r>
+      <w:r>
+        <w:t xml:space="preserve"> +0.43 </w:t>
+      </w:r>
+      <w:r>
+        <w:t>個百分點，驗證了多種子集成在降低方差、提升統計穩健性方面的實際效益。</w:t>
+      </w:r>
     </w:p>
     <w:p>
       <w:pPr>
@@ -10760,28 +11090,68 @@
         <w:ind w:left="204" w:firstLine="480"/>
       </w:pPr>
       <w:r>
-        <w:t>本研究使用五個指標對模型效能進行全面評估：七分類準確率（Acc-7，主要指標）、二分類準確率（Acc-2）、加權 F1 分數（F1）、平均絕對誤差（MAE，越低越好）以及 Pearson 相關係數（Corr）。所有評估結果均來自對測試集的唯一一次評估，嚴格遵循零資料洩漏原則。表 3.2.3 彙整了從基線模型（v55）到最終模型（v60）的性能演進。</w:t>
-      </w:r>
-      <w:r/>
-      <w:r/>
-      <w:r/>
-      <w:r/>
-      <w:r/>
-      <w:r/>
-      <w:r/>
-      <w:r/>
-      <w:r/>
-      <w:r/>
-      <w:r/>
-      <w:r/>
-      <w:r/>
-      <w:r/>
-      <w:r/>
-      <w:r/>
-      <w:r/>
-      <w:r/>
-      <w:r/>
-      <w:r/>
+        <w:t>本研究使用五個指標對模型效能進行全面評估：七分類準確率（</w:t>
+      </w:r>
+      <w:r>
+        <w:t>Acc-7</w:t>
+      </w:r>
+      <w:r>
+        <w:t>，主要指標）、二分類準確率（</w:t>
+      </w:r>
+      <w:r>
+        <w:t>Acc-2</w:t>
+      </w:r>
+      <w:r>
+        <w:t>）、加權</w:t>
+      </w:r>
+      <w:r>
+        <w:t xml:space="preserve"> F1 </w:t>
+      </w:r>
+      <w:r>
+        <w:t>分數（</w:t>
+      </w:r>
+      <w:r>
+        <w:t>F1</w:t>
+      </w:r>
+      <w:r>
+        <w:t>）、平均絕對誤差（</w:t>
+      </w:r>
+      <w:r>
+        <w:t>MAE</w:t>
+      </w:r>
+      <w:r>
+        <w:t>，越低越好）以及</w:t>
+      </w:r>
+      <w:r>
+        <w:t xml:space="preserve"> Pearson </w:t>
+      </w:r>
+      <w:r>
+        <w:t>相關係數（</w:t>
+      </w:r>
+      <w:r>
+        <w:t>Corr</w:t>
+      </w:r>
+      <w:r>
+        <w:t>）。所有評估結果均來自對測試集的唯一一次評估，嚴格遵循零資料洩漏原則。表</w:t>
+      </w:r>
+      <w:r>
+        <w:t xml:space="preserve"> 3.2.3 </w:t>
+      </w:r>
+      <w:r>
+        <w:t>彙整了從基線模型（</w:t>
+      </w:r>
+      <w:r>
+        <w:t>v55</w:t>
+      </w:r>
+      <w:r>
+        <w:t>）到最終模型（</w:t>
+      </w:r>
+      <w:r>
+        <w:t>v60</w:t>
+      </w:r>
+      <w:r>
+        <w:t>）的性能演進。</w:t>
+      </w:r>
     </w:p>
     <w:tbl>
       <w:tblPr>
@@ -10949,6 +11319,7 @@
               <w:rPr>
                 <w:sz w:val="18"/>
               </w:rPr>
+              <w:lastRenderedPageBreak/>
               <w:t>Acc-7 (%) ↑</w:t>
             </w:r>
           </w:p>
@@ -11022,7 +11393,6 @@
               <w:rPr>
                 <w:sz w:val="18"/>
               </w:rPr>
-              <w:lastRenderedPageBreak/>
               <w:t>Acc-2 (%) ↑</w:t>
             </w:r>
           </w:p>
@@ -11309,42 +11679,110 @@
         <w:ind w:left="204" w:firstLine="480"/>
       </w:pPr>
       <w:r>
-        <w:t>最終模型（v60）在主要指標 Acc-7 上達到 52.19%，超越目標門檻（52%）+0.19 個百分點，並相較基線模型提升 +4.37 個百分點。需要特別指出的是，v58 在部分指標（Acc-2、F1、MAE）上略優於 v59，這是因為 v60 的三項改進（EMD Loss、TTA×5 與更密集 SWA）主要針對七分類 Acc-7 進行優化，而非全面最大化所有指標。此取捨決策基於問題核心目標（超越 52% Acc-7 門檻）而做出的設計選擇，具有明確的方法論依據。</w:t>
-      </w:r>
-      <w:r/>
-      <w:r/>
-      <w:r/>
-      <w:r/>
-      <w:r/>
-      <w:r/>
-      <w:r/>
-      <w:r/>
-      <w:r/>
-      <w:r/>
-      <w:r/>
-      <w:r/>
-      <w:r/>
-      <w:r/>
-      <w:r/>
-      <w:r/>
-      <w:r/>
-      <w:r/>
-      <w:r/>
-      <w:r/>
-      <w:r/>
-      <w:r/>
-      <w:r/>
-      <w:r/>
-      <w:r/>
-      <w:r/>
-      <w:r/>
-      <w:r/>
-      <w:r/>
-      <w:r/>
-      <w:r/>
-      <w:r/>
-      <w:r/>
-      <w:r/>
+        <w:t>最終模型（</w:t>
+      </w:r>
+      <w:r>
+        <w:t>v60</w:t>
+      </w:r>
+      <w:r>
+        <w:t>）在主要指標</w:t>
+      </w:r>
+      <w:r>
+        <w:t xml:space="preserve"> Acc-7 </w:t>
+      </w:r>
+      <w:r>
+        <w:t>上達到</w:t>
+      </w:r>
+      <w:r>
+        <w:t xml:space="preserve"> 52.19%</w:t>
+      </w:r>
+      <w:r>
+        <w:t>，超越目標門檻（</w:t>
+      </w:r>
+      <w:r>
+        <w:t>52%</w:t>
+      </w:r>
+      <w:r>
+        <w:t>）</w:t>
+      </w:r>
+      <w:r>
+        <w:t xml:space="preserve">+0.19 </w:t>
+      </w:r>
+      <w:r>
+        <w:t>個百分點，並相較基線模型提升</w:t>
+      </w:r>
+      <w:r>
+        <w:t xml:space="preserve"> +4.37 </w:t>
+      </w:r>
+      <w:r>
+        <w:t>個百分點。需要特別指出的是，</w:t>
+      </w:r>
+      <w:r>
+        <w:t xml:space="preserve">v58 </w:t>
+      </w:r>
+      <w:r>
+        <w:t>在部分指標（</w:t>
+      </w:r>
+      <w:r>
+        <w:t>Acc-2</w:t>
+      </w:r>
+      <w:r>
+        <w:t>、</w:t>
+      </w:r>
+      <w:r>
+        <w:t>F1</w:t>
+      </w:r>
+      <w:r>
+        <w:t>、</w:t>
+      </w:r>
+      <w:r>
+        <w:t>MAE</w:t>
+      </w:r>
+      <w:r>
+        <w:t>）上略優於</w:t>
+      </w:r>
+      <w:r>
+        <w:t xml:space="preserve"> v59</w:t>
+      </w:r>
+      <w:r>
+        <w:t>，這是因為</w:t>
+      </w:r>
+      <w:r>
+        <w:t xml:space="preserve"> v60 </w:t>
+      </w:r>
+      <w:r>
+        <w:t>的三項改進（</w:t>
+      </w:r>
+      <w:r>
+        <w:t>EMD Loss</w:t>
+      </w:r>
+      <w:r>
+        <w:t>、</w:t>
+      </w:r>
+      <w:r>
+        <w:t xml:space="preserve">TTA×5 </w:t>
+      </w:r>
+      <w:r>
+        <w:t>與更密集</w:t>
+      </w:r>
+      <w:r>
+        <w:t xml:space="preserve"> SWA</w:t>
+      </w:r>
+      <w:r>
+        <w:t>）主要針對七分類</w:t>
+      </w:r>
+      <w:r>
+        <w:t xml:space="preserve"> Acc-7 </w:t>
+      </w:r>
+      <w:r>
+        <w:t>進行優化，而非全面最大化所有指標。此取捨決策基於問題核心目標（超越</w:t>
+      </w:r>
+      <w:r>
+        <w:t xml:space="preserve"> 52% Acc-7 </w:t>
+      </w:r>
+      <w:r>
+        <w:t>門檻）而做出的設計選擇，具有明確的方法論依據。</w:t>
+      </w:r>
     </w:p>
     <w:p>
       <w:pPr>
@@ -11361,7 +11799,7 @@
           <w:noProof/>
         </w:rPr>
         <w:drawing>
-          <wp:inline distT="0" distB="0" distL="0" distR="0" wp14:anchorId="3DDF683E" wp14:editId="3EAEDAFB">
+          <wp:inline distT="0" distB="0" distL="0" distR="0" wp14:anchorId="79BB67D5" wp14:editId="258B40A1">
             <wp:extent cx="5394960" cy="1784110"/>
             <wp:effectExtent l="0" t="0" r="0" b="0"/>
             <wp:docPr id="7" name="Picture 7"/>
@@ -11409,201 +11847,281 @@
           <w:b/>
           <w:sz w:val="20"/>
         </w:rPr>
-        <w:t>圖七 各版本模型性能演進對比（零洩漏條件下）</w:t>
-        <w:br/>
-        <w:t>圖 3.2.7 以四個子圖分別追蹤 v55 至 v60 六個版本在 Acc-7、Acc-2、MAE 與 Corr 四項指標上的演進。每個子圖中橙色邊框標記最佳結果。Acc-7 子圖（最左）的紅色虛線為 52% 目標線，可見 v56 引入訓練驗證合併訓練帶來最大的單次提升（+3.50%），v60 最終突破目標線達到 52.19%。v57（5 種子版本）因採用低品質種子導致 Acc-7 下降（50.58%），說明種子選擇的重要性。整體趨勢顯示本研究的逐步改進策略是有效且穩定的。</w:t>
+        <w:t>圖七</w:t>
       </w:r>
       <w:r>
         <w:rPr>
           <w:b/>
           <w:sz w:val="20"/>
         </w:rPr>
+        <w:t xml:space="preserve"> </w:t>
       </w:r>
       <w:r>
         <w:rPr>
           <w:b/>
           <w:sz w:val="20"/>
         </w:rPr>
-      </w:r>
-      <w:r>
-        <w:rPr>
-          <w:sz w:val="19"/>
-        </w:rPr>
-      </w:r>
-      <w:r>
-        <w:rPr>
-          <w:sz w:val="19"/>
-        </w:rPr>
-      </w:r>
-      <w:r>
-        <w:rPr>
-          <w:sz w:val="19"/>
-        </w:rPr>
-      </w:r>
-      <w:r>
-        <w:rPr>
-          <w:sz w:val="19"/>
-        </w:rPr>
-      </w:r>
-      <w:r>
-        <w:rPr>
-          <w:sz w:val="19"/>
-        </w:rPr>
-      </w:r>
-      <w:r>
-        <w:rPr>
-          <w:sz w:val="19"/>
-        </w:rPr>
-      </w:r>
-      <w:r>
-        <w:rPr>
-          <w:sz w:val="19"/>
-        </w:rPr>
-      </w:r>
-      <w:r>
-        <w:rPr>
-          <w:sz w:val="19"/>
-        </w:rPr>
-      </w:r>
-      <w:r>
-        <w:rPr>
-          <w:sz w:val="19"/>
-        </w:rPr>
-      </w:r>
-      <w:r>
-        <w:rPr>
-          <w:sz w:val="19"/>
-        </w:rPr>
-      </w:r>
-      <w:r>
-        <w:rPr>
-          <w:sz w:val="19"/>
-        </w:rPr>
-      </w:r>
-      <w:r>
-        <w:rPr>
-          <w:sz w:val="19"/>
-        </w:rPr>
-      </w:r>
-      <w:r>
-        <w:rPr>
-          <w:sz w:val="19"/>
-        </w:rPr>
-      </w:r>
-      <w:r>
-        <w:rPr>
-          <w:sz w:val="19"/>
-        </w:rPr>
-      </w:r>
-      <w:r>
-        <w:rPr>
-          <w:sz w:val="19"/>
-        </w:rPr>
-      </w:r>
-      <w:r>
-        <w:rPr>
-          <w:sz w:val="19"/>
-        </w:rPr>
-      </w:r>
-      <w:r>
-        <w:rPr>
-          <w:sz w:val="19"/>
-        </w:rPr>
-      </w:r>
-      <w:r>
-        <w:rPr>
-          <w:sz w:val="19"/>
-        </w:rPr>
-      </w:r>
-      <w:r>
-        <w:rPr>
-          <w:sz w:val="19"/>
-        </w:rPr>
-      </w:r>
-      <w:r>
-        <w:rPr>
-          <w:sz w:val="19"/>
-        </w:rPr>
-      </w:r>
-      <w:r>
-        <w:rPr>
-          <w:sz w:val="19"/>
-        </w:rPr>
-      </w:r>
-      <w:r>
-        <w:rPr>
-          <w:sz w:val="19"/>
-        </w:rPr>
-      </w:r>
-      <w:r>
-        <w:rPr>
-          <w:sz w:val="19"/>
-        </w:rPr>
-      </w:r>
-      <w:r>
-        <w:rPr>
-          <w:sz w:val="19"/>
-        </w:rPr>
-      </w:r>
-      <w:r>
-        <w:rPr>
-          <w:sz w:val="19"/>
-        </w:rPr>
-      </w:r>
-      <w:r>
-        <w:rPr>
-          <w:sz w:val="19"/>
-        </w:rPr>
-      </w:r>
-      <w:r>
-        <w:rPr>
-          <w:sz w:val="19"/>
-        </w:rPr>
-      </w:r>
-      <w:r>
-        <w:rPr>
-          <w:sz w:val="19"/>
-        </w:rPr>
-      </w:r>
-      <w:r>
-        <w:rPr>
-          <w:sz w:val="19"/>
-        </w:rPr>
-      </w:r>
-      <w:r>
-        <w:rPr>
-          <w:sz w:val="19"/>
-        </w:rPr>
-      </w:r>
-      <w:r>
-        <w:rPr>
-          <w:sz w:val="19"/>
-        </w:rPr>
-      </w:r>
-      <w:r>
-        <w:rPr>
-          <w:sz w:val="19"/>
-        </w:rPr>
-      </w:r>
-      <w:r>
-        <w:rPr>
-          <w:sz w:val="19"/>
-        </w:rPr>
-      </w:r>
-      <w:r>
-        <w:rPr>
-          <w:sz w:val="19"/>
-        </w:rPr>
-      </w:r>
-      <w:r>
-        <w:rPr>
-          <w:sz w:val="19"/>
-        </w:rPr>
-      </w:r>
-      <w:r>
-        <w:rPr>
-          <w:sz w:val="19"/>
-        </w:rPr>
+        <w:t>各版本模型性能演進對比（零洩漏條件下）</w:t>
+      </w:r>
+      <w:r>
+        <w:rPr>
+          <w:b/>
+          <w:sz w:val="20"/>
+        </w:rPr>
+        <w:br/>
+      </w:r>
+      <w:r>
+        <w:rPr>
+          <w:b/>
+          <w:sz w:val="20"/>
+        </w:rPr>
+        <w:t>圖</w:t>
+      </w:r>
+      <w:r>
+        <w:rPr>
+          <w:b/>
+          <w:sz w:val="20"/>
+        </w:rPr>
+        <w:t xml:space="preserve"> 3.2.7 </w:t>
+      </w:r>
+      <w:r>
+        <w:rPr>
+          <w:b/>
+          <w:sz w:val="20"/>
+        </w:rPr>
+        <w:t>以四個子圖分別追蹤</w:t>
+      </w:r>
+      <w:r>
+        <w:rPr>
+          <w:b/>
+          <w:sz w:val="20"/>
+        </w:rPr>
+        <w:t xml:space="preserve"> v55 </w:t>
+      </w:r>
+      <w:r>
+        <w:rPr>
+          <w:b/>
+          <w:sz w:val="20"/>
+        </w:rPr>
+        <w:t>至</w:t>
+      </w:r>
+      <w:r>
+        <w:rPr>
+          <w:b/>
+          <w:sz w:val="20"/>
+        </w:rPr>
+        <w:t xml:space="preserve"> v60 </w:t>
+      </w:r>
+      <w:r>
+        <w:rPr>
+          <w:b/>
+          <w:sz w:val="20"/>
+        </w:rPr>
+        <w:t>六個版本在</w:t>
+      </w:r>
+      <w:r>
+        <w:rPr>
+          <w:b/>
+          <w:sz w:val="20"/>
+        </w:rPr>
+        <w:t xml:space="preserve"> Acc-7</w:t>
+      </w:r>
+      <w:r>
+        <w:rPr>
+          <w:b/>
+          <w:sz w:val="20"/>
+        </w:rPr>
+        <w:t>、</w:t>
+      </w:r>
+      <w:r>
+        <w:rPr>
+          <w:b/>
+          <w:sz w:val="20"/>
+        </w:rPr>
+        <w:t>Acc-2</w:t>
+      </w:r>
+      <w:r>
+        <w:rPr>
+          <w:b/>
+          <w:sz w:val="20"/>
+        </w:rPr>
+        <w:t>、</w:t>
+      </w:r>
+      <w:r>
+        <w:rPr>
+          <w:b/>
+          <w:sz w:val="20"/>
+        </w:rPr>
+        <w:t xml:space="preserve">MAE </w:t>
+      </w:r>
+      <w:r>
+        <w:rPr>
+          <w:b/>
+          <w:sz w:val="20"/>
+        </w:rPr>
+        <w:t>與</w:t>
+      </w:r>
+      <w:r>
+        <w:rPr>
+          <w:b/>
+          <w:sz w:val="20"/>
+        </w:rPr>
+        <w:t xml:space="preserve"> Corr </w:t>
+      </w:r>
+      <w:r>
+        <w:rPr>
+          <w:b/>
+          <w:sz w:val="20"/>
+        </w:rPr>
+        <w:t>四項指標上的演進。每個子圖中橙色邊框標記最佳結果。</w:t>
+      </w:r>
+      <w:r>
+        <w:rPr>
+          <w:b/>
+          <w:sz w:val="20"/>
+        </w:rPr>
+        <w:t xml:space="preserve">Acc-7 </w:t>
+      </w:r>
+      <w:r>
+        <w:rPr>
+          <w:b/>
+          <w:sz w:val="20"/>
+        </w:rPr>
+        <w:t>子圖（最左）的紅色虛線為</w:t>
+      </w:r>
+      <w:r>
+        <w:rPr>
+          <w:b/>
+          <w:sz w:val="20"/>
+        </w:rPr>
+        <w:t xml:space="preserve"> 52% </w:t>
+      </w:r>
+      <w:r>
+        <w:rPr>
+          <w:b/>
+          <w:sz w:val="20"/>
+        </w:rPr>
+        <w:t>目標線，可見</w:t>
+      </w:r>
+      <w:r>
+        <w:rPr>
+          <w:b/>
+          <w:sz w:val="20"/>
+        </w:rPr>
+        <w:t xml:space="preserve"> v56 </w:t>
+      </w:r>
+      <w:r>
+        <w:rPr>
+          <w:b/>
+          <w:sz w:val="20"/>
+        </w:rPr>
+        <w:t>引入訓練驗證合併訓練帶來最大的單次提升（</w:t>
+      </w:r>
+      <w:r>
+        <w:rPr>
+          <w:b/>
+          <w:sz w:val="20"/>
+        </w:rPr>
+        <w:t>+3.50%</w:t>
+      </w:r>
+      <w:r>
+        <w:rPr>
+          <w:b/>
+          <w:sz w:val="20"/>
+        </w:rPr>
+        <w:t>），</w:t>
+      </w:r>
+      <w:r>
+        <w:rPr>
+          <w:b/>
+          <w:sz w:val="20"/>
+        </w:rPr>
+        <w:t xml:space="preserve">v60 </w:t>
+      </w:r>
+      <w:r>
+        <w:rPr>
+          <w:b/>
+          <w:sz w:val="20"/>
+        </w:rPr>
+        <w:t>最終突破目標線達到</w:t>
+      </w:r>
+      <w:r>
+        <w:rPr>
+          <w:b/>
+          <w:sz w:val="20"/>
+        </w:rPr>
+        <w:t xml:space="preserve"> 52.19%</w:t>
+      </w:r>
+      <w:r>
+        <w:rPr>
+          <w:b/>
+          <w:sz w:val="20"/>
+        </w:rPr>
+        <w:t>。</w:t>
+      </w:r>
+      <w:r>
+        <w:rPr>
+          <w:b/>
+          <w:sz w:val="20"/>
+        </w:rPr>
+        <w:t>v57</w:t>
+      </w:r>
+      <w:r>
+        <w:rPr>
+          <w:b/>
+          <w:sz w:val="20"/>
+        </w:rPr>
+        <w:t>（</w:t>
+      </w:r>
+      <w:r>
+        <w:rPr>
+          <w:b/>
+          <w:sz w:val="20"/>
+        </w:rPr>
+        <w:t xml:space="preserve">5 </w:t>
+      </w:r>
+      <w:r>
+        <w:rPr>
+          <w:b/>
+          <w:sz w:val="20"/>
+        </w:rPr>
+        <w:t>種子版本）因採用低品質</w:t>
+      </w:r>
+      <w:r>
+        <w:rPr>
+          <w:b/>
+          <w:sz w:val="20"/>
+        </w:rPr>
+        <w:lastRenderedPageBreak/>
+        <w:t>種子導致</w:t>
+      </w:r>
+      <w:r>
+        <w:rPr>
+          <w:b/>
+          <w:sz w:val="20"/>
+        </w:rPr>
+        <w:t xml:space="preserve"> Acc-7 </w:t>
+      </w:r>
+      <w:r>
+        <w:rPr>
+          <w:b/>
+          <w:sz w:val="20"/>
+        </w:rPr>
+        <w:t>下降（</w:t>
+      </w:r>
+      <w:r>
+        <w:rPr>
+          <w:b/>
+          <w:sz w:val="20"/>
+        </w:rPr>
+        <w:t>50.58%</w:t>
+      </w:r>
+      <w:r>
+        <w:rPr>
+          <w:b/>
+          <w:sz w:val="20"/>
+        </w:rPr>
+        <w:t>），說明種子選擇的重要性。整體趨勢顯示本研究的逐步改進策略是有效且穩定的。</w:t>
       </w:r>
     </w:p>
     <w:p>
@@ -11621,7 +12139,7 @@
           <w:noProof/>
         </w:rPr>
         <w:drawing>
-          <wp:inline distT="0" distB="0" distL="0" distR="0" wp14:anchorId="55139B76" wp14:editId="6C3FD442">
+          <wp:inline distT="0" distB="0" distL="0" distR="0" wp14:anchorId="6A3B353B" wp14:editId="7C7602FA">
             <wp:extent cx="5394960" cy="2025527"/>
             <wp:effectExtent l="0" t="0" r="0" b="0"/>
             <wp:docPr id="8" name="Picture 8"/>
@@ -11672,7 +12190,7 @@
           <w:noProof/>
         </w:rPr>
         <w:drawing>
-          <wp:inline distT="0" distB="0" distL="0" distR="0" wp14:anchorId="67BED25F" wp14:editId="1E998405">
+          <wp:inline distT="0" distB="0" distL="0" distR="0" wp14:anchorId="565D3C43" wp14:editId="51DDB187">
             <wp:extent cx="5394960" cy="2189597"/>
             <wp:effectExtent l="0" t="0" r="0" b="0"/>
             <wp:docPr id="9" name="Picture 9"/>
@@ -11722,8 +12240,9 @@
         <w:rPr>
           <w:noProof/>
         </w:rPr>
+        <w:lastRenderedPageBreak/>
         <w:drawing>
-          <wp:inline distT="0" distB="0" distL="0" distR="0" wp14:anchorId="026A70D0" wp14:editId="4876897E">
+          <wp:inline distT="0" distB="0" distL="0" distR="0" wp14:anchorId="40F0640E" wp14:editId="613B4905">
             <wp:extent cx="5394960" cy="1916750"/>
             <wp:effectExtent l="0" t="0" r="0" b="0"/>
             <wp:docPr id="10" name="Picture 10"/>
@@ -11771,312 +12290,392 @@
           <w:b/>
           <w:sz w:val="20"/>
         </w:rPr>
-        <w:t>圖八  各種子結果、最終指標彙整與累積改進瀑布圖
-圖 3.2.10 左圖（最終集成結果）：v60 三種子 TTA×5 集成模型在 CMU-MOSI 測試集上的 Acc-7 = 52.19%（橙邊框標記最佳），超越 52% 目標線。中圖（最終指標橫條圖）：v60 集成模型的五項真實指標（Acc-7=52.19%、Acc-2=86.30%、F1=86.28%、MAE=0.5872、Corr=0.869），以不同顏色區分不同指標類型（綠=Acc-7，藍=Acc-2，青=F1，橙=1−MAE，紫=Corr×100）。右圖（累積改進瀑布圖）：從 v55 基線（47.96%）出發，追蹤每個關鍵改進（TrainVal 合併、EMD Loss、TTA×5、多種子集成）的累積貢獻，直至 v60 突破 52% 目標門檻，最終達到 52.19%。</w:t>
-        <w:br/>
-        <w:t/>
+        <w:t>圖八</w:t>
       </w:r>
       <w:r>
         <w:rPr>
           <w:b/>
           <w:sz w:val="20"/>
         </w:rPr>
+        <w:t xml:space="preserve">  </w:t>
       </w:r>
       <w:r>
         <w:rPr>
           <w:b/>
           <w:sz w:val="20"/>
         </w:rPr>
-      </w:r>
-      <w:r>
-        <w:rPr>
-          <w:sz w:val="19"/>
-        </w:rPr>
-      </w:r>
-      <w:r>
-        <w:rPr>
-          <w:sz w:val="19"/>
-        </w:rPr>
-      </w:r>
-      <w:r>
-        <w:rPr>
-          <w:sz w:val="19"/>
-        </w:rPr>
-      </w:r>
-      <w:r>
-        <w:rPr>
-          <w:sz w:val="19"/>
-        </w:rPr>
-      </w:r>
-      <w:r>
-        <w:rPr>
-          <w:sz w:val="19"/>
-        </w:rPr>
-      </w:r>
-      <w:r>
-        <w:rPr>
-          <w:sz w:val="19"/>
-        </w:rPr>
-      </w:r>
-      <w:r>
-        <w:rPr>
-          <w:sz w:val="19"/>
-        </w:rPr>
-      </w:r>
-      <w:r>
-        <w:rPr>
-          <w:sz w:val="19"/>
-        </w:rPr>
-      </w:r>
-      <w:r>
-        <w:rPr>
-          <w:sz w:val="19"/>
-        </w:rPr>
-      </w:r>
-      <w:r>
-        <w:rPr>
-          <w:sz w:val="19"/>
-        </w:rPr>
-      </w:r>
-      <w:r>
-        <w:rPr>
-          <w:sz w:val="19"/>
-        </w:rPr>
-      </w:r>
-      <w:r>
-        <w:rPr>
-          <w:sz w:val="19"/>
-        </w:rPr>
-      </w:r>
-      <w:r>
-        <w:rPr>
-          <w:sz w:val="19"/>
-        </w:rPr>
-      </w:r>
-      <w:r>
-        <w:rPr>
-          <w:sz w:val="19"/>
-        </w:rPr>
-      </w:r>
-      <w:r>
-        <w:rPr>
-          <w:sz w:val="19"/>
-        </w:rPr>
-      </w:r>
-      <w:r>
-        <w:rPr>
-          <w:sz w:val="19"/>
-        </w:rPr>
-      </w:r>
-      <w:r>
-        <w:rPr>
-          <w:sz w:val="19"/>
-        </w:rPr>
-      </w:r>
-      <w:r>
-        <w:rPr>
-          <w:sz w:val="19"/>
-        </w:rPr>
-      </w:r>
-      <w:r>
-        <w:rPr>
-          <w:sz w:val="19"/>
-        </w:rPr>
-      </w:r>
-      <w:r>
-        <w:rPr>
-          <w:sz w:val="19"/>
-        </w:rPr>
-      </w:r>
-      <w:r>
-        <w:rPr>
-          <w:sz w:val="19"/>
-        </w:rPr>
-      </w:r>
-      <w:r>
-        <w:rPr>
-          <w:sz w:val="19"/>
-        </w:rPr>
-      </w:r>
-      <w:r>
-        <w:rPr>
-          <w:sz w:val="19"/>
-        </w:rPr>
-      </w:r>
-      <w:r>
-        <w:rPr>
-          <w:sz w:val="19"/>
-        </w:rPr>
-      </w:r>
-      <w:r>
-        <w:rPr>
-          <w:sz w:val="19"/>
-        </w:rPr>
-      </w:r>
-      <w:r>
-        <w:rPr>
-          <w:sz w:val="19"/>
-        </w:rPr>
-      </w:r>
-      <w:r>
-        <w:rPr>
-          <w:sz w:val="19"/>
-        </w:rPr>
-      </w:r>
-      <w:r>
-        <w:rPr>
-          <w:sz w:val="19"/>
-        </w:rPr>
-      </w:r>
-      <w:r>
-        <w:rPr>
-          <w:sz w:val="19"/>
-        </w:rPr>
-      </w:r>
-      <w:r>
-        <w:rPr>
-          <w:sz w:val="19"/>
-        </w:rPr>
-      </w:r>
-      <w:r>
-        <w:rPr>
-          <w:sz w:val="19"/>
-        </w:rPr>
-      </w:r>
-      <w:r>
-        <w:rPr>
-          <w:sz w:val="19"/>
-        </w:rPr>
-      </w:r>
-      <w:r>
-        <w:rPr>
-          <w:sz w:val="19"/>
-        </w:rPr>
-      </w:r>
-      <w:r>
-        <w:rPr>
-          <w:sz w:val="19"/>
-        </w:rPr>
-      </w:r>
-      <w:r>
-        <w:rPr>
-          <w:sz w:val="19"/>
-        </w:rPr>
-      </w:r>
-      <w:r>
-        <w:rPr>
-          <w:sz w:val="19"/>
-        </w:rPr>
-      </w:r>
-      <w:r>
-        <w:rPr>
-          <w:sz w:val="19"/>
-        </w:rPr>
-      </w:r>
-      <w:r>
-        <w:rPr>
-          <w:sz w:val="19"/>
-        </w:rPr>
-      </w:r>
-      <w:r>
-        <w:rPr>
-          <w:sz w:val="19"/>
-        </w:rPr>
-      </w:r>
-      <w:r>
-        <w:rPr>
-          <w:sz w:val="19"/>
-        </w:rPr>
-      </w:r>
-      <w:r>
-        <w:rPr>
-          <w:sz w:val="19"/>
-        </w:rPr>
-      </w:r>
-      <w:r>
-        <w:rPr>
-          <w:sz w:val="19"/>
-        </w:rPr>
-      </w:r>
-      <w:r>
-        <w:rPr>
-          <w:sz w:val="19"/>
-        </w:rPr>
-      </w:r>
-      <w:r>
-        <w:rPr>
-          <w:sz w:val="19"/>
-        </w:rPr>
-      </w:r>
-      <w:r>
-        <w:rPr>
-          <w:sz w:val="19"/>
-        </w:rPr>
-      </w:r>
-      <w:r>
-        <w:rPr>
-          <w:sz w:val="19"/>
-        </w:rPr>
-      </w:r>
-      <w:r>
-        <w:rPr>
-          <w:sz w:val="19"/>
-        </w:rPr>
-      </w:r>
-      <w:r>
-        <w:rPr>
-          <w:sz w:val="19"/>
-        </w:rPr>
-      </w:r>
-      <w:r>
-        <w:rPr>
-          <w:sz w:val="19"/>
-        </w:rPr>
-      </w:r>
-      <w:r>
-        <w:rPr>
-          <w:sz w:val="19"/>
-        </w:rPr>
-      </w:r>
-      <w:r>
-        <w:rPr>
-          <w:sz w:val="19"/>
-        </w:rPr>
-      </w:r>
-      <w:r>
-        <w:rPr>
-          <w:sz w:val="19"/>
-        </w:rPr>
-      </w:r>
-      <w:r>
-        <w:rPr>
-          <w:sz w:val="19"/>
-        </w:rPr>
-      </w:r>
-      <w:r>
-        <w:rPr>
-          <w:sz w:val="19"/>
-        </w:rPr>
-      </w:r>
-      <w:r>
-        <w:rPr>
-          <w:sz w:val="19"/>
-        </w:rPr>
-      </w:r>
-      <w:r>
-        <w:rPr>
-          <w:sz w:val="19"/>
-        </w:rPr>
-      </w:r>
-      <w:r>
-        <w:rPr>
-          <w:sz w:val="19"/>
-        </w:rPr>
-      </w:r>
-      <w:r>
-        <w:rPr>
-          <w:sz w:val="19"/>
-        </w:rPr>
+        <w:t>各種子結果、最終指標彙整與累積改進瀑布圖</w:t>
+      </w:r>
+      <w:r>
+        <w:rPr>
+          <w:b/>
+          <w:sz w:val="20"/>
+        </w:rPr>
+        <w:t xml:space="preserve"> </w:t>
+      </w:r>
+      <w:r>
+        <w:rPr>
+          <w:b/>
+          <w:sz w:val="20"/>
+        </w:rPr>
+        <w:t>圖</w:t>
+      </w:r>
+      <w:r>
+        <w:rPr>
+          <w:b/>
+          <w:sz w:val="20"/>
+        </w:rPr>
+        <w:t xml:space="preserve"> 3.2.10 </w:t>
+      </w:r>
+      <w:r>
+        <w:rPr>
+          <w:b/>
+          <w:sz w:val="20"/>
+        </w:rPr>
+        <w:t>左圖（最終集成結果）：</w:t>
+      </w:r>
+      <w:r>
+        <w:rPr>
+          <w:b/>
+          <w:sz w:val="20"/>
+        </w:rPr>
+        <w:t xml:space="preserve">v60 </w:t>
+      </w:r>
+      <w:r>
+        <w:rPr>
+          <w:b/>
+          <w:sz w:val="20"/>
+        </w:rPr>
+        <w:t>三種子</w:t>
+      </w:r>
+      <w:r>
+        <w:rPr>
+          <w:b/>
+          <w:sz w:val="20"/>
+        </w:rPr>
+        <w:t xml:space="preserve"> TTA×5 </w:t>
+      </w:r>
+      <w:r>
+        <w:rPr>
+          <w:b/>
+          <w:sz w:val="20"/>
+        </w:rPr>
+        <w:t>集成模型在</w:t>
+      </w:r>
+      <w:r>
+        <w:rPr>
+          <w:b/>
+          <w:sz w:val="20"/>
+        </w:rPr>
+        <w:t xml:space="preserve"> CMU-MOSI </w:t>
+      </w:r>
+      <w:r>
+        <w:rPr>
+          <w:b/>
+          <w:sz w:val="20"/>
+        </w:rPr>
+        <w:t>測試集上的</w:t>
+      </w:r>
+      <w:r>
+        <w:rPr>
+          <w:b/>
+          <w:sz w:val="20"/>
+        </w:rPr>
+        <w:t xml:space="preserve"> Acc-7 = 52.19%</w:t>
+      </w:r>
+      <w:r>
+        <w:rPr>
+          <w:b/>
+          <w:sz w:val="20"/>
+        </w:rPr>
+        <w:t>（橙邊框標記最佳），超越</w:t>
+      </w:r>
+      <w:r>
+        <w:rPr>
+          <w:b/>
+          <w:sz w:val="20"/>
+        </w:rPr>
+        <w:t xml:space="preserve"> 52% </w:t>
+      </w:r>
+      <w:r>
+        <w:rPr>
+          <w:b/>
+          <w:sz w:val="20"/>
+        </w:rPr>
+        <w:t>目標線。中圖（最終指標橫條圖）：</w:t>
+      </w:r>
+      <w:r>
+        <w:rPr>
+          <w:b/>
+          <w:sz w:val="20"/>
+        </w:rPr>
+        <w:t xml:space="preserve">v60 </w:t>
+      </w:r>
+      <w:r>
+        <w:rPr>
+          <w:b/>
+          <w:sz w:val="20"/>
+        </w:rPr>
+        <w:t>集成模型的五項真實指標（</w:t>
+      </w:r>
+      <w:r>
+        <w:rPr>
+          <w:b/>
+          <w:sz w:val="20"/>
+        </w:rPr>
+        <w:t>Acc-7=52.19%</w:t>
+      </w:r>
+      <w:r>
+        <w:rPr>
+          <w:b/>
+          <w:sz w:val="20"/>
+        </w:rPr>
+        <w:t>、</w:t>
+      </w:r>
+      <w:r>
+        <w:rPr>
+          <w:b/>
+          <w:sz w:val="20"/>
+        </w:rPr>
+        <w:t>Acc-2=86.30%</w:t>
+      </w:r>
+      <w:r>
+        <w:rPr>
+          <w:b/>
+          <w:sz w:val="20"/>
+        </w:rPr>
+        <w:t>、</w:t>
+      </w:r>
+      <w:r>
+        <w:rPr>
+          <w:b/>
+          <w:sz w:val="20"/>
+        </w:rPr>
+        <w:t>F1=86.28%</w:t>
+      </w:r>
+      <w:r>
+        <w:rPr>
+          <w:b/>
+          <w:sz w:val="20"/>
+        </w:rPr>
+        <w:t>、</w:t>
+      </w:r>
+      <w:r>
+        <w:rPr>
+          <w:b/>
+          <w:sz w:val="20"/>
+        </w:rPr>
+        <w:t>MAE=0.5872</w:t>
+      </w:r>
+      <w:r>
+        <w:rPr>
+          <w:b/>
+          <w:sz w:val="20"/>
+        </w:rPr>
+        <w:t>、</w:t>
+      </w:r>
+      <w:r>
+        <w:rPr>
+          <w:b/>
+          <w:sz w:val="20"/>
+        </w:rPr>
+        <w:t>Corr=0.869</w:t>
+      </w:r>
+      <w:r>
+        <w:rPr>
+          <w:b/>
+          <w:sz w:val="20"/>
+        </w:rPr>
+        <w:t>），以不同顏色區分不同指標類型（綠</w:t>
+      </w:r>
+      <w:r>
+        <w:rPr>
+          <w:b/>
+          <w:sz w:val="20"/>
+        </w:rPr>
+        <w:t>=Acc-7</w:t>
+      </w:r>
+      <w:r>
+        <w:rPr>
+          <w:b/>
+          <w:sz w:val="20"/>
+        </w:rPr>
+        <w:t>，藍</w:t>
+      </w:r>
+      <w:r>
+        <w:rPr>
+          <w:b/>
+          <w:sz w:val="20"/>
+        </w:rPr>
+        <w:t>=Acc-2</w:t>
+      </w:r>
+      <w:r>
+        <w:rPr>
+          <w:b/>
+          <w:sz w:val="20"/>
+        </w:rPr>
+        <w:t>，青</w:t>
+      </w:r>
+      <w:r>
+        <w:rPr>
+          <w:b/>
+          <w:sz w:val="20"/>
+        </w:rPr>
+        <w:t>=F1</w:t>
+      </w:r>
+      <w:r>
+        <w:rPr>
+          <w:b/>
+          <w:sz w:val="20"/>
+        </w:rPr>
+        <w:t>，橙</w:t>
+      </w:r>
+      <w:r>
+        <w:rPr>
+          <w:b/>
+          <w:sz w:val="20"/>
+        </w:rPr>
+        <w:t>=1−MAE</w:t>
+      </w:r>
+      <w:r>
+        <w:rPr>
+          <w:b/>
+          <w:sz w:val="20"/>
+        </w:rPr>
+        <w:t>，紫</w:t>
+      </w:r>
+      <w:r>
+        <w:rPr>
+          <w:b/>
+          <w:sz w:val="20"/>
+        </w:rPr>
+        <w:t>=Corr×100</w:t>
+      </w:r>
+      <w:r>
+        <w:rPr>
+          <w:b/>
+          <w:sz w:val="20"/>
+        </w:rPr>
+        <w:t>）。右圖（累積改進瀑布圖）：從</w:t>
+      </w:r>
+      <w:r>
+        <w:rPr>
+          <w:b/>
+          <w:sz w:val="20"/>
+        </w:rPr>
+        <w:t xml:space="preserve"> v55 </w:t>
+      </w:r>
+      <w:r>
+        <w:rPr>
+          <w:b/>
+          <w:sz w:val="20"/>
+        </w:rPr>
+        <w:t>基線（</w:t>
+      </w:r>
+      <w:r>
+        <w:rPr>
+          <w:b/>
+          <w:sz w:val="20"/>
+        </w:rPr>
+        <w:t>47.96%</w:t>
+      </w:r>
+      <w:r>
+        <w:rPr>
+          <w:b/>
+          <w:sz w:val="20"/>
+        </w:rPr>
+        <w:t>）出發，追蹤每個關鍵改進（</w:t>
+      </w:r>
+      <w:r>
+        <w:rPr>
+          <w:b/>
+          <w:sz w:val="20"/>
+        </w:rPr>
+        <w:t xml:space="preserve">TrainVal </w:t>
+      </w:r>
+      <w:r>
+        <w:rPr>
+          <w:b/>
+          <w:sz w:val="20"/>
+        </w:rPr>
+        <w:t>合併、</w:t>
+      </w:r>
+      <w:r>
+        <w:rPr>
+          <w:b/>
+          <w:sz w:val="20"/>
+        </w:rPr>
+        <w:t>EMD Loss</w:t>
+      </w:r>
+      <w:r>
+        <w:rPr>
+          <w:b/>
+          <w:sz w:val="20"/>
+        </w:rPr>
+        <w:t>、</w:t>
+      </w:r>
+      <w:r>
+        <w:rPr>
+          <w:b/>
+          <w:sz w:val="20"/>
+        </w:rPr>
+        <w:t>TTA×5</w:t>
+      </w:r>
+      <w:r>
+        <w:rPr>
+          <w:b/>
+          <w:sz w:val="20"/>
+        </w:rPr>
+        <w:t>、多種子集成）的累積貢獻，直至</w:t>
+      </w:r>
+      <w:r>
+        <w:rPr>
+          <w:b/>
+          <w:sz w:val="20"/>
+        </w:rPr>
+        <w:t xml:space="preserve"> v60 </w:t>
+      </w:r>
+      <w:r>
+        <w:rPr>
+          <w:b/>
+          <w:sz w:val="20"/>
+        </w:rPr>
+        <w:t>突破</w:t>
+      </w:r>
+      <w:r>
+        <w:rPr>
+          <w:b/>
+          <w:sz w:val="20"/>
+        </w:rPr>
+        <w:t xml:space="preserve"> 52% </w:t>
+      </w:r>
+      <w:r>
+        <w:rPr>
+          <w:b/>
+          <w:sz w:val="20"/>
+        </w:rPr>
+        <w:t>目標門檻，最終達到</w:t>
+      </w:r>
+      <w:r>
+        <w:rPr>
+          <w:b/>
+          <w:sz w:val="20"/>
+        </w:rPr>
+        <w:t xml:space="preserve"> 52.19%</w:t>
+      </w:r>
+      <w:r>
+        <w:rPr>
+          <w:b/>
+          <w:sz w:val="20"/>
+        </w:rPr>
+        <w:t>。</w:t>
+      </w:r>
+      <w:r>
+        <w:rPr>
+          <w:b/>
+          <w:sz w:val="20"/>
+        </w:rPr>
+        <w:br/>
       </w:r>
     </w:p>
     <w:p>
@@ -12115,7 +12714,6 @@
       </w:r>
       <w:proofErr w:type="spellStart"/>
       <w:r>
-        <w:lastRenderedPageBreak/>
         <w:t>PyTorch</w:t>
       </w:r>
       <w:proofErr w:type="spellEnd"/>
@@ -12158,9 +12756,9 @@
         <w:tblLook w:val="04A0" w:firstRow="1" w:lastRow="0" w:firstColumn="1" w:lastColumn="0" w:noHBand="0" w:noVBand="1"/>
       </w:tblPr>
       <w:tblGrid>
-        <w:gridCol w:w="2762"/>
-        <w:gridCol w:w="2777"/>
-        <w:gridCol w:w="2763"/>
+        <w:gridCol w:w="2721"/>
+        <w:gridCol w:w="2741"/>
+        <w:gridCol w:w="2840"/>
       </w:tblGrid>
       <w:tr>
         <w:tc>
@@ -12396,6 +12994,7 @@
               <w:pStyle w:val="afb"/>
             </w:pPr>
             <w:r>
+              <w:lastRenderedPageBreak/>
               <w:t>模態隱藏維度</w:t>
             </w:r>
             <w:r>
@@ -13121,12 +13720,20 @@
               <w:pStyle w:val="afb"/>
             </w:pPr>
             <w:r>
-              <w:t>共 10 個快照（42–60 輪）</w:t>
-            </w:r>
-            <w:r/>
-            <w:r/>
-            <w:r/>
-            <w:r/>
+              <w:t>共</w:t>
+            </w:r>
+            <w:r>
+              <w:t xml:space="preserve"> 10 </w:t>
+            </w:r>
+            <w:r>
+              <w:t>個快照（</w:t>
+            </w:r>
+            <w:r>
+              <w:t xml:space="preserve">42–60 </w:t>
+            </w:r>
+            <w:r>
+              <w:t>輪）</w:t>
+            </w:r>
           </w:p>
         </w:tc>
       </w:tr>
@@ -13156,10 +13763,14 @@
               <w:pStyle w:val="afb"/>
             </w:pPr>
             <w:r>
-              <w:t>每 2 輪一次</w:t>
-            </w:r>
-            <w:r/>
-            <w:r/>
+              <w:t>每</w:t>
+            </w:r>
+            <w:r>
+              <w:t xml:space="preserve"> 2 </w:t>
+            </w:r>
+            <w:r>
+              <w:t>輪一次</w:t>
+            </w:r>
           </w:p>
         </w:tc>
         <w:tc>
@@ -13239,7 +13850,6 @@
               <w:pStyle w:val="afb"/>
             </w:pPr>
             <w:r>
-              <w:lastRenderedPageBreak/>
               <w:t>隨機種子</w:t>
             </w:r>
           </w:p>
@@ -13266,7 +13876,25 @@
               <w:pStyle w:val="afb"/>
             </w:pPr>
             <w:r>
-              <w:t>三種子（42 / 123 / 2024）獨立訓練並集成；每種子設定六層 PRNG 固定（Python / NumPy / PyTorch CPU / CUDA / PYTHONHASHSEED / cuDNN 確定性模式），確保可重現性。</w:t>
+              <w:t>三種子（</w:t>
+            </w:r>
+            <w:r>
+              <w:t>42 / 123 / 2024</w:t>
+            </w:r>
+            <w:r>
+              <w:t>）獨立訓練並集成；每種子設定六層</w:t>
+            </w:r>
+            <w:r>
+              <w:t xml:space="preserve"> PRNG </w:t>
+            </w:r>
+            <w:r>
+              <w:t>固定（</w:t>
+            </w:r>
+            <w:r>
+              <w:t xml:space="preserve">Python / NumPy / PyTorch CPU / CUDA / PYTHONHASHSEED / cuDNN </w:t>
+            </w:r>
+            <w:r>
+              <w:t>確定性模式），確保可重現性。</w:t>
             </w:r>
           </w:p>
         </w:tc>
@@ -13282,6 +13910,7 @@
               <w:pStyle w:val="afb"/>
             </w:pPr>
             <w:r>
+              <w:lastRenderedPageBreak/>
               <w:t>先驗修正係數</w:t>
             </w:r>
             <w:r>
@@ -13899,7 +14528,7 @@
           <w:b/>
           <w:bCs/>
         </w:rPr>
-        <w:t>圖九 記憶檢索關聯</w:t>
+        <w:t>圖九</w:t>
       </w:r>
       <w:r>
         <w:rPr>
@@ -13907,6 +14536,7 @@
           <w:b/>
           <w:bCs/>
         </w:rPr>
+        <w:t xml:space="preserve"> </w:t>
       </w:r>
       <w:r>
         <w:rPr>
@@ -13914,130 +14544,121 @@
           <w:b/>
           <w:bCs/>
         </w:rPr>
-      </w:r>
-      <w:r>
-        <w:rPr>
-          <w:b/>
-          <w:bCs/>
-        </w:rPr>
-      </w:r>
-      <w:r>
-        <w:rPr>
-          <w:b/>
-          <w:bCs/>
-        </w:rPr>
+        <w:t>記憶檢索關聯</w:t>
+      </w:r>
+      <w:bookmarkEnd w:id="18"/>
+    </w:p>
+    <w:p>
+      <w:pPr>
+        <w:pStyle w:val="20"/>
+      </w:pPr>
+      <w:bookmarkStart w:id="19" w:name="_Toc217999551"/>
+      <w:r>
+        <w:t xml:space="preserve"> </w:t>
+      </w:r>
+      <w:r>
+        <w:t>實驗環境構建</w:t>
+      </w:r>
+      <w:bookmarkEnd w:id="19"/>
+    </w:p>
+    <w:p>
+      <w:pPr>
+        <w:ind w:left="204" w:firstLine="480"/>
+      </w:pPr>
+      <w:r>
+        <w:t>構建了虛擬村莊環境，包含：</w:t>
+      </w:r>
+    </w:p>
+    <w:p>
+      <w:pPr>
+        <w:ind w:leftChars="0" w:left="684" w:firstLineChars="0" w:firstLine="0"/>
+      </w:pPr>
+      <w:r>
+        <w:t>住宅區域：支援智能體的日常生活活動</w:t>
+      </w:r>
+    </w:p>
+    <w:p>
+      <w:pPr>
+        <w:ind w:leftChars="0" w:left="684" w:firstLineChars="0" w:firstLine="0"/>
+      </w:pPr>
+      <w:r>
+        <w:t>商業區域：咖啡廳、藥店、酒吧等社交場所</w:t>
+      </w:r>
+    </w:p>
+    <w:p>
+      <w:pPr>
+        <w:ind w:leftChars="0" w:left="684" w:firstLineChars="0" w:firstLine="0"/>
+      </w:pPr>
+      <w:r>
+        <w:t>公共區域：公園、學校等互動空間</w:t>
+      </w:r>
+    </w:p>
+    <w:p>
+      <w:pPr>
+        <w:pStyle w:val="30"/>
+      </w:pPr>
+      <w:bookmarkStart w:id="20" w:name="_Toc217999552"/>
+      <w:r>
+        <w:t xml:space="preserve"> </w:t>
+      </w:r>
+      <w:r>
+        <w:t>智能體配置</w:t>
+      </w:r>
+      <w:bookmarkEnd w:id="20"/>
+    </w:p>
+    <w:p>
+      <w:pPr>
+        <w:ind w:left="204" w:firstLine="480"/>
+      </w:pPr>
+      <w:r>
+        <w:t>設計了</w:t>
+      </w:r>
+      <w:r>
+        <w:t>9</w:t>
+      </w:r>
+      <w:r>
+        <w:t>個具有不同背景的智能體：</w:t>
+      </w:r>
+    </w:p>
+    <w:p>
+      <w:pPr>
+        <w:ind w:leftChars="0" w:left="684" w:firstLineChars="0" w:firstLine="0"/>
+      </w:pPr>
+      <w:r>
+        <w:t>家庭成員：教授</w:t>
+      </w:r>
+      <w:r>
+        <w:t>/</w:t>
       </w:r>
       <w:r>
         <w:rPr>
           <w:rFonts w:hint="eastAsia"/>
-          <w:b/>
-          <w:bCs/>
-        </w:rPr>
+        </w:rPr>
+        <w:t>媽</w:t>
+      </w:r>
+      <w:r>
+        <w:t>、藥店主人</w:t>
+      </w:r>
+      <w:r>
+        <w:t>/</w:t>
       </w:r>
       <w:r>
         <w:rPr>
           <w:rFonts w:hint="eastAsia"/>
-          <w:b/>
-          <w:bCs/>
-        </w:rPr>
+        </w:rPr>
+        <w:t>爸</w:t>
+      </w:r>
+      <w:r>
+        <w:t>、學生</w:t>
+      </w:r>
+      <w:r>
+        <w:t>/</w:t>
       </w:r>
       <w:r>
         <w:rPr>
           <w:rFonts w:hint="eastAsia"/>
-          <w:b/>
-          <w:bCs/>
-        </w:rPr>
-      </w:r>
-      <w:r>
-        <w:rPr>
-          <w:b/>
-          <w:bCs/>
-        </w:rPr>
-      </w:r>
-      <w:r>
-        <w:rPr>
-          <w:b/>
-          <w:bCs/>
-        </w:rPr>
-      </w:r>
-      <w:r>
-        <w:rPr>
-          <w:b/>
-          <w:bCs/>
-        </w:rPr>
-      </w:r>
-      <w:bookmarkEnd w:id="18"/>
-      <w:r>
-        <w:rPr>
-          <w:b/>
-          <w:bCs/>
-        </w:rPr>
-      </w:r>
-      <w:r>
-        <w:rPr>
-          <w:b/>
-          <w:bCs/>
-        </w:rPr>
-      </w:r>
-      <w:r>
-        <w:rPr>
-          <w:rFonts w:hint="eastAsia"/>
-          <w:b/>
-          <w:bCs/>
-        </w:rPr>
-      </w:r>
-      <w:r>
-        <w:rPr>
-          <w:rFonts w:hint="eastAsia"/>
-          <w:b/>
-          <w:bCs/>
-        </w:rPr>
-      </w:r>
-      <w:r>
-        <w:rPr>
-          <w:rFonts w:hint="eastAsia"/>
-          <w:b/>
-          <w:bCs/>
-        </w:rPr>
-      </w:r>
-      <w:r>
-        <w:rPr>
-          <w:b/>
-          <w:bCs/>
-        </w:rPr>
-      </w:r>
-      <w:r>
-        <w:rPr>
-          <w:b/>
-          <w:bCs/>
-        </w:rPr>
-      </w:r>
-      <w:r>
-        <w:rPr>
-          <w:b/>
-          <w:bCs/>
-        </w:rPr>
-      </w:r>
-    </w:p>
-    <w:p>
-      <w:pPr>
-        <w:pStyle w:val="20"/>
-      </w:pPr>
-      <w:bookmarkStart w:id="19" w:name="_Toc217999551"/>
-      <w:r>
-        <w:t xml:space="preserve"> </w:t>
-      </w:r>
-      <w:r>
-        <w:t>實驗環境構建</w:t>
-      </w:r>
-      <w:bookmarkEnd w:id="19"/>
-    </w:p>
-    <w:p>
-      <w:pPr>
-        <w:ind w:left="204" w:firstLine="480"/>
-      </w:pPr>
-      <w:r>
-        <w:t>構建了虛擬村莊環境，包含：</w:t>
+        </w:rPr>
+        <w:t>女兒</w:t>
       </w:r>
     </w:p>
     <w:p>
@@ -14045,7 +14666,7 @@
         <w:ind w:leftChars="0" w:left="684" w:firstLineChars="0" w:firstLine="0"/>
       </w:pPr>
       <w:r>
-        <w:t>住宅區域：支援智能體的日常生活活動</w:t>
+        <w:t>商業從業者：酒吧老闆、咖啡廳老闆</w:t>
       </w:r>
     </w:p>
     <w:p>
@@ -14053,103 +14674,11 @@
         <w:ind w:leftChars="0" w:left="684" w:firstLineChars="0" w:firstLine="0"/>
       </w:pPr>
       <w:r>
-        <w:t>商業區域：咖啡廳、藥店、酒吧等社交場所</w:t>
-      </w:r>
-    </w:p>
-    <w:p>
-      <w:pPr>
-        <w:ind w:leftChars="0" w:left="684" w:firstLineChars="0" w:firstLine="0"/>
-      </w:pPr>
-      <w:r>
-        <w:t>公共區域：公園、學校等互動空間</w:t>
-      </w:r>
-    </w:p>
-    <w:p>
-      <w:pPr>
-        <w:pStyle w:val="30"/>
-      </w:pPr>
-      <w:bookmarkStart w:id="20" w:name="_Toc217999552"/>
-      <w:r>
-        <w:t xml:space="preserve"> </w:t>
-      </w:r>
-      <w:r>
-        <w:t>智能體配置</w:t>
-      </w:r>
-      <w:bookmarkEnd w:id="20"/>
-    </w:p>
-    <w:p>
-      <w:pPr>
-        <w:ind w:left="204" w:firstLine="480"/>
-      </w:pPr>
-      <w:r>
-        <w:t>設計了</w:t>
-      </w:r>
-      <w:r>
-        <w:t>9</w:t>
-      </w:r>
-      <w:r>
-        <w:t>個具有不同背景的智能體：</w:t>
-      </w:r>
-    </w:p>
-    <w:p>
-      <w:pPr>
-        <w:ind w:leftChars="0" w:left="684" w:firstLineChars="0" w:firstLine="0"/>
-      </w:pPr>
-      <w:r>
-        <w:t>家庭成員：教授</w:t>
-      </w:r>
-      <w:r>
-        <w:t>/</w:t>
-      </w:r>
-      <w:r>
-        <w:rPr>
-          <w:rFonts w:hint="eastAsia"/>
-        </w:rPr>
-        <w:t>媽</w:t>
-      </w:r>
-      <w:r>
-        <w:t>、藥店主人</w:t>
-      </w:r>
-      <w:r>
-        <w:t>/</w:t>
-      </w:r>
-      <w:r>
-        <w:rPr>
-          <w:rFonts w:hint="eastAsia"/>
-        </w:rPr>
-        <w:t>爸</w:t>
-      </w:r>
-      <w:r>
-        <w:t>、學生</w:t>
-      </w:r>
-      <w:r>
-        <w:t>/</w:t>
-      </w:r>
-      <w:r>
-        <w:rPr>
-          <w:rFonts w:hint="eastAsia"/>
-        </w:rPr>
-        <w:t>女兒</w:t>
-      </w:r>
-    </w:p>
-    <w:p>
-      <w:pPr>
-        <w:ind w:leftChars="0" w:left="684" w:firstLineChars="0" w:firstLine="0"/>
-      </w:pPr>
-      <w:r>
-        <w:t>商業從業者：酒吧老闆、咖啡廳老闆</w:t>
-      </w:r>
-    </w:p>
-    <w:p>
-      <w:pPr>
-        <w:ind w:leftChars="0" w:left="684" w:firstLineChars="0" w:firstLine="0"/>
-      </w:pPr>
-      <w:r>
         <w:rPr>
           <w:noProof/>
         </w:rPr>
         <w:drawing>
-          <wp:anchor distT="0" distB="0" distL="114300" distR="114300" simplePos="0" relativeHeight="251659265" behindDoc="1" locked="0" layoutInCell="1" allowOverlap="1" wp14:anchorId="06858DE2" wp14:editId="6D58CAD8">
+          <wp:anchor distT="0" distB="0" distL="114300" distR="114300" simplePos="0" relativeHeight="251659265" behindDoc="1" locked="0" layoutInCell="1" allowOverlap="1" wp14:anchorId="3A6D4026" wp14:editId="2CAF3CF0">
             <wp:simplePos x="0" y="0"/>
             <wp:positionH relativeFrom="column">
               <wp:posOffset>93980</wp:posOffset>
@@ -14239,7 +14768,8 @@
           <w:b/>
           <w:bCs/>
         </w:rPr>
-        <w:t>圖十 人物介紹</w:t>
+        <w:lastRenderedPageBreak/>
+        <w:t>圖十</w:t>
       </w:r>
       <w:r>
         <w:rPr>
@@ -14247,6 +14777,7 @@
           <w:b/>
           <w:bCs/>
         </w:rPr>
+        <w:t xml:space="preserve"> </w:t>
       </w:r>
       <w:r>
         <w:rPr>
@@ -14254,57 +14785,7 @@
           <w:b/>
           <w:bCs/>
         </w:rPr>
-      </w:r>
-      <w:r>
-        <w:rPr>
-          <w:b/>
-          <w:bCs/>
-        </w:rPr>
-      </w:r>
-      <w:r>
-        <w:rPr>
-          <w:b/>
-          <w:bCs/>
-        </w:rPr>
-      </w:r>
-      <w:r>
-        <w:rPr>
-          <w:rFonts w:hint="eastAsia"/>
-          <w:b/>
-          <w:bCs/>
-        </w:rPr>
-      </w:r>
-      <w:r>
-        <w:rPr>
-          <w:rFonts w:hint="eastAsia"/>
-          <w:b/>
-          <w:bCs/>
-        </w:rPr>
-      </w:r>
-      <w:r>
-        <w:rPr>
-          <w:rFonts w:hint="eastAsia"/>
-          <w:b/>
-          <w:bCs/>
-        </w:rPr>
-      </w:r>
-      <w:r>
-        <w:rPr>
-          <w:b/>
-          <w:bCs/>
-        </w:rPr>
-      </w:r>
-      <w:r>
-        <w:rPr>
-          <w:b/>
-          <w:bCs/>
-        </w:rPr>
-      </w:r>
-      <w:r>
-        <w:rPr>
-          <w:b/>
-          <w:bCs/>
-        </w:rPr>
+        <w:t>人物介紹</w:t>
       </w:r>
       <w:bookmarkEnd w:id="21"/>
     </w:p>
@@ -14525,19 +15006,21 @@
         <w:rPr>
           <w:rFonts w:ascii="標楷體-繁" w:eastAsia="標楷體-繁" w:hAnsi="標楷體-繁"/>
         </w:rPr>
-        <w:t>系統的資料流設計遵循感知-思考-行動的認知循環模式。智能體通過感知模組收集環境資訊，經由記憶管理系統進行資訊整合與檢索，再透過語言模型進行推理與決策，最終產生相應的行為輸出。為了支援中文語境下的自然語言處理，系統特別設計了本地化的提示工程模板，並整合了支援中文的大型語言模型Qwen2.5:32b作為核心推理引擎。</w:t>
+        <w:t>系統的資料流設計遵循感知-思考-行動的認知循環模式。智能體通過感知模組收集環境資訊，經由記憶管理系統進行資訊整合與檢索，再透過語言模型進行推理與決策，最終產生相應的行為輸出。為了支援中文語境下的自然語言</w:t>
       </w:r>
       <w:r>
         <w:rPr>
           <w:rFonts w:ascii="標楷體-繁" w:eastAsia="標楷體-繁" w:hAnsi="標楷體-繁"/>
         </w:rPr>
+        <w:lastRenderedPageBreak/>
+        <w:t>處理，系統特別設計了本地化的提示工程模板，並整合了支援中文的大型語言模型Qwen2.5:32b作為核心推理引擎。</w:t>
       </w:r>
     </w:p>
     <w:p>
       <w:pPr>
         <w:ind w:left="204" w:firstLine="480"/>
         <w:rPr>
-          <w:rFonts w:ascii="標楷體-繁" w:eastAsia="標楷體-繁" w:hAnsi="標楷體-繁" w:hint="eastAsia"/>
+          <w:rFonts w:ascii="標楷體-繁" w:eastAsia="標楷體-繁" w:hAnsi="標楷體-繁"/>
         </w:rPr>
       </w:pPr>
       <w:r>
@@ -14812,24 +15295,40 @@
         <w:ind w:left="204" w:firstLine="480"/>
       </w:pPr>
       <w:r>
-        <w:t>系統設計了靈活的語言模型介面，支援多種大型語言模型的接入，包括OpenAI GPT系列、Ollama本地模型、智譜AI等。本研究主要採用Qwen2.5:32b模型通過Ollama平台進行本地部署，確保系統的自主性和資料安全性。語言模型介面採用統一的抽象設計，支援模型的熱插拔和動態切換。</w:t>
-      </w:r>
-      <w:r/>
-      <w:r/>
+        <w:t>系統設計了靈活的語言模型介面，支援多種大型語言模型的接入，包括</w:t>
+      </w:r>
+      <w:r>
+        <w:t>OpenAI GPT</w:t>
+      </w:r>
+      <w:r>
+        <w:t>系列、</w:t>
+      </w:r>
+      <w:r>
+        <w:t>Ollama</w:t>
+      </w:r>
+      <w:r>
+        <w:t>本地模型、智譜</w:t>
+      </w:r>
+      <w:r>
+        <w:t>AI</w:t>
+      </w:r>
+      <w:r>
+        <w:t>等。本研究主要採用</w:t>
+      </w:r>
+      <w:r>
+        <w:t>Qwen2.5:32b</w:t>
+      </w:r>
+      <w:r>
+        <w:t>模型通過</w:t>
+      </w:r>
       <w:proofErr w:type="spellStart"/>
-      <w:r/>
+      <w:r>
+        <w:t>Ollama</w:t>
+      </w:r>
       <w:proofErr w:type="spellEnd"/>
-      <w:r/>
-      <w:r/>
-      <w:r/>
-      <w:r/>
-      <w:r/>
-      <w:r/>
-      <w:r/>
-      <w:proofErr w:type="spellStart"/>
-      <w:r/>
-      <w:proofErr w:type="spellEnd"/>
-      <w:r/>
+      <w:r>
+        <w:t>平台進行本地部署，確保系統的自主性和資料安全性。語言模型介面採用統一的抽象設計，支援模型的熱插拔和動態切換。</w:t>
+      </w:r>
     </w:p>
     <w:p>
       <w:pPr>
@@ -15015,13 +15514,34 @@
         <w:pStyle w:val="1"/>
       </w:pPr>
       <w:r>
+        <w:lastRenderedPageBreak/>
         <w:t>情感評分模型評估</w:t>
       </w:r>
     </w:p>
     <w:p>
-      <w:pPr/>
-      <w:r>
-        <w:t>本章針對情感感知跨模態注意力融合（SACF）情感評分模型，在國際標準多模態情感分析基準資料集 CMU-MOSI 上進行全面的效能評估。評估涵蓋多維指標比較、多種子穩健性分析、集成效益量化，以及與現有最先進（State-of-the-Art, SoTA）方法的系統性對照，最終確認本研究模型達到領先水準。</w:t>
+      <w:pPr>
+        <w:ind w:left="204" w:firstLine="480"/>
+      </w:pPr>
+      <w:r>
+        <w:t>本章針對情感感知跨模態注意力融合（</w:t>
+      </w:r>
+      <w:r>
+        <w:t>SACF</w:t>
+      </w:r>
+      <w:r>
+        <w:t>）情感評分模型，在國際標準多模態情感分析基準資料集</w:t>
+      </w:r>
+      <w:r>
+        <w:t xml:space="preserve"> CMU-MOSI </w:t>
+      </w:r>
+      <w:r>
+        <w:t>上進行全面的效能評估。評估涵蓋多維指標比較、多種子穩健性分析、集成效益量化，以及與現有最先進（</w:t>
+      </w:r>
+      <w:r>
+        <w:t>State-of-the-Art, SoTA</w:t>
+      </w:r>
+      <w:r>
+        <w:t>）方法的系統性對照，最終確認本研究模型達到領先水準。</w:t>
       </w:r>
     </w:p>
     <w:p>
@@ -15033,39 +15553,159 @@
       </w:r>
     </w:p>
     <w:p>
-      <w:pPr/>
+      <w:pPr>
+        <w:ind w:left="204" w:firstLine="480"/>
+      </w:pPr>
       <w:r>
         <w:t>本研究採用多模態情感分析領域廣泛使用的五項評估指標，以確保結果具備充分的比較性與可解釋性：</w:t>
       </w:r>
     </w:p>
     <w:p>
-      <w:pPr/>
-      <w:r>
-        <w:t>（1）七分類準確率（Acc-7）：將連續情感值四捨五入至整數（−3至+3），計算分類正確比例。Acc-7 是衡量細粒度情感識別能力的主要指標，同時也是本研究的主要優化目標。</w:t>
-      </w:r>
-    </w:p>
-    <w:p>
-      <w:pPr/>
-      <w:r>
-        <w:t>（2）二分類準確率（Acc-2）：以情感值正負為界（含負端非零值視為負向），評估二元情感極性判斷的準確率，反映模型基本極性辨別能力。</w:t>
-      </w:r>
-    </w:p>
-    <w:p>
-      <w:pPr/>
-      <w:r>
-        <w:t>（3）加權 F1 分數（F1）：計算二分類下各類別 F1 分數的加權平均，對類別不平衡具有較強的適應性，與 Acc-2 共同評估極性分類品質。</w:t>
-      </w:r>
-    </w:p>
-    <w:p>
-      <w:pPr/>
-      <w:r>
-        <w:t>（4）平均絕對誤差（MAE）：計算預測情感值與真實標記的平均絕對差異，數值越低代表迴歸精度越高。</w:t>
-      </w:r>
-    </w:p>
-    <w:p>
-      <w:pPr/>
-      <w:r>
-        <w:t>（5）Pearson 相關係數（Corr）：衡量預測情感值與真實標記的線性相關強度，取值範圍 [−1, 1]，數值越高代表預測趨勢與真實標記越吻合。</w:t>
+      <w:pPr>
+        <w:ind w:left="204" w:firstLine="480"/>
+      </w:pPr>
+      <w:r>
+        <w:t>（</w:t>
+      </w:r>
+      <w:r>
+        <w:t>1</w:t>
+      </w:r>
+      <w:r>
+        <w:t>）七分類準確率（</w:t>
+      </w:r>
+      <w:r>
+        <w:t>Acc-7</w:t>
+      </w:r>
+      <w:r>
+        <w:t>）：將連續情感值四捨五入至整數（</w:t>
+      </w:r>
+      <w:r>
+        <w:t>−3</w:t>
+      </w:r>
+      <w:r>
+        <w:t>至</w:t>
+      </w:r>
+      <w:r>
+        <w:t>+3</w:t>
+      </w:r>
+      <w:r>
+        <w:t>），計算分類正確比例。</w:t>
+      </w:r>
+      <w:r>
+        <w:t xml:space="preserve">Acc-7 </w:t>
+      </w:r>
+      <w:r>
+        <w:t>是衡量細粒度情感識別能力的主要指標，同時也是本研究的主要優化目標。</w:t>
+      </w:r>
+    </w:p>
+    <w:p>
+      <w:pPr>
+        <w:ind w:left="204" w:firstLine="480"/>
+      </w:pPr>
+      <w:r>
+        <w:t>（</w:t>
+      </w:r>
+      <w:r>
+        <w:t>2</w:t>
+      </w:r>
+      <w:r>
+        <w:t>）二分類準確率（</w:t>
+      </w:r>
+      <w:r>
+        <w:t>Acc-2</w:t>
+      </w:r>
+      <w:r>
+        <w:t>）：以情感值正負為界（含負端非零值視為負向），評估二元情感極性判斷的準確率，反映模型基本極性辨別能力。</w:t>
+      </w:r>
+    </w:p>
+    <w:p>
+      <w:pPr>
+        <w:ind w:left="204" w:firstLine="480"/>
+      </w:pPr>
+      <w:r>
+        <w:t>（</w:t>
+      </w:r>
+      <w:r>
+        <w:t>3</w:t>
+      </w:r>
+      <w:r>
+        <w:t>）加權</w:t>
+      </w:r>
+      <w:r>
+        <w:t xml:space="preserve"> F1 </w:t>
+      </w:r>
+      <w:r>
+        <w:t>分數（</w:t>
+      </w:r>
+      <w:r>
+        <w:t>F1</w:t>
+      </w:r>
+      <w:r>
+        <w:t>）：計算二分類下各類別</w:t>
+      </w:r>
+      <w:r>
+        <w:t xml:space="preserve"> F1 </w:t>
+      </w:r>
+      <w:r>
+        <w:t>分數的加權平均，對類別不平衡具有較強的適應性，與</w:t>
+      </w:r>
+      <w:r>
+        <w:t xml:space="preserve"> Acc-2 </w:t>
+      </w:r>
+      <w:r>
+        <w:t>共同評估極性分類品質。</w:t>
+      </w:r>
+    </w:p>
+    <w:p>
+      <w:pPr>
+        <w:ind w:left="204" w:firstLine="480"/>
+      </w:pPr>
+      <w:r>
+        <w:t>（</w:t>
+      </w:r>
+      <w:r>
+        <w:t>4</w:t>
+      </w:r>
+      <w:r>
+        <w:t>）平均絕對誤差（</w:t>
+      </w:r>
+      <w:r>
+        <w:t>MAE</w:t>
+      </w:r>
+      <w:r>
+        <w:t>）：計算預測情感值與真實標記的平均絕對差異，數值越低代表迴歸精度越高。</w:t>
+      </w:r>
+    </w:p>
+    <w:p>
+      <w:pPr>
+        <w:ind w:left="204" w:firstLine="480"/>
+      </w:pPr>
+      <w:r>
+        <w:t>（</w:t>
+      </w:r>
+      <w:r>
+        <w:t>5</w:t>
+      </w:r>
+      <w:r>
+        <w:t>）</w:t>
+      </w:r>
+      <w:r>
+        <w:t xml:space="preserve">Pearson </w:t>
+      </w:r>
+      <w:r>
+        <w:t>相關係數（</w:t>
+      </w:r>
+      <w:r>
+        <w:t>Corr</w:t>
+      </w:r>
+      <w:r>
+        <w:t>）：衡量預測情感值與真實標記的線性相關強度，取值範圍</w:t>
+      </w:r>
+      <w:r>
+        <w:t xml:space="preserve"> [−1, 1]</w:t>
+      </w:r>
+      <w:r>
+        <w:t>，數值越高代表預測趨勢與真實標記越吻合。</w:t>
       </w:r>
     </w:p>
     <w:p>
@@ -15073,19 +15713,129 @@
         <w:pStyle w:val="20"/>
       </w:pPr>
       <w:r>
+        <w:lastRenderedPageBreak/>
         <w:t>基線模型與比較方法</w:t>
       </w:r>
     </w:p>
     <w:p>
-      <w:pPr/>
-      <w:r>
-        <w:t>本研究參考 MGT（Mai et al., 2025）論文所整理的 CMU-MOSI 基線對照表，選取以下十三個代表性多模態情感分析基線方法進行比較：</w:t>
-      </w:r>
-    </w:p>
-    <w:p>
-      <w:pPr/>
-      <w:r>
-        <w:t>LF-DNN 採用後期特徵拼接的深度神經網路，Graph-MFN 引入圖結構建模模態間的動態交互，MFM 透過分解多模態特徵抽取情感相關資訊。MISA 將模態表示分解為模態不變與模態特有成分，Self-MM 引入模態標籤的自我監督多工學習，MMIM 以互資訊最大化驅動多模態融合。DMD 分解多模態差異資訊並分離模態特有表示，ITHP 採用強力 DeBERTa 主幹並在注意力層外加多模態投影，MCL-MCF 結合多層對比學習進行跨模態特徵對齊，ConFEDE 引入對比學習與特徵分解提升表示多樣性。CLGSI 採用全局−局部對比學習強化句義語境建模，UniMSE 統一多種情感分析任務並以對比學習增強理解，MGT 以預訓練語言模型為主模態並設計跨模態加法注意力與邊際損失，是本研究主要對標的最強基線。</w:t>
+      <w:pPr>
+        <w:ind w:left="204" w:firstLine="480"/>
+      </w:pPr>
+      <w:r>
+        <w:t>本研究參考</w:t>
+      </w:r>
+      <w:r>
+        <w:t xml:space="preserve"> MGT</w:t>
+      </w:r>
+      <w:r>
+        <w:t>（</w:t>
+      </w:r>
+      <w:r>
+        <w:t>Mai et al., 2025</w:t>
+      </w:r>
+      <w:r>
+        <w:t>）論文所整理的</w:t>
+      </w:r>
+      <w:r>
+        <w:t xml:space="preserve"> CMU-MOSI </w:t>
+      </w:r>
+      <w:r>
+        <w:t>基線對照表，選取以下十三個代表性多模態情感分析基線方法進行比較：</w:t>
+      </w:r>
+    </w:p>
+    <w:p>
+      <w:pPr>
+        <w:ind w:left="204" w:firstLine="480"/>
+      </w:pPr>
+      <w:r>
+        <w:t xml:space="preserve">LF-DNN </w:t>
+      </w:r>
+      <w:r>
+        <w:t>採用後期特徵拼接的深度神經網路，</w:t>
+      </w:r>
+      <w:r>
+        <w:t xml:space="preserve">Graph-MFN </w:t>
+      </w:r>
+      <w:r>
+        <w:t>引入圖結構建模模態間的動態交互，</w:t>
+      </w:r>
+      <w:r>
+        <w:t xml:space="preserve">MFM </w:t>
+      </w:r>
+      <w:r>
+        <w:t>透過分解多模態特徵抽取情感相關資訊。</w:t>
+      </w:r>
+      <w:r>
+        <w:t xml:space="preserve">MISA </w:t>
+      </w:r>
+      <w:r>
+        <w:t>將模態表示分解為模態不變與模態特有成分，</w:t>
+      </w:r>
+      <w:r>
+        <w:t xml:space="preserve">Self-MM </w:t>
+      </w:r>
+      <w:r>
+        <w:t>引入模態標籤的自我監督多工學習，</w:t>
+      </w:r>
+      <w:r>
+        <w:t xml:space="preserve">MMIM </w:t>
+      </w:r>
+      <w:r>
+        <w:t>以互資訊最大化驅動多模態融合。</w:t>
+      </w:r>
+      <w:r>
+        <w:t xml:space="preserve">DMD </w:t>
+      </w:r>
+      <w:r>
+        <w:t>分解多模態差異資訊並分離模態特有表示，</w:t>
+      </w:r>
+      <w:r>
+        <w:t xml:space="preserve">ITHP </w:t>
+      </w:r>
+      <w:r>
+        <w:t>採用強力</w:t>
+      </w:r>
+      <w:r>
+        <w:t xml:space="preserve"> DeBERTa </w:t>
+      </w:r>
+      <w:r>
+        <w:t>主幹並在注意力層外加多模態投影，</w:t>
+      </w:r>
+      <w:r>
+        <w:t xml:space="preserve">MCL-MCF </w:t>
+      </w:r>
+      <w:r>
+        <w:t>結合多層對比學習進行跨模態特徵對齊，</w:t>
+      </w:r>
+      <w:r>
+        <w:t xml:space="preserve">ConFEDE </w:t>
+      </w:r>
+      <w:r>
+        <w:t>引入對比學習與特徵分解提升表示多樣性。</w:t>
+      </w:r>
+      <w:r>
+        <w:t xml:space="preserve">CLGSI </w:t>
+      </w:r>
+      <w:r>
+        <w:t>採用全局</w:t>
+      </w:r>
+      <w:r>
+        <w:t>−</w:t>
+      </w:r>
+      <w:r>
+        <w:t>局部對比學習強化句義語境建模，</w:t>
+      </w:r>
+      <w:r>
+        <w:t xml:space="preserve">UniMSE </w:t>
+      </w:r>
+      <w:r>
+        <w:t>統一多種情感分析任務並以對比學習增強理解，</w:t>
+      </w:r>
+      <w:r>
+        <w:t xml:space="preserve">MGT </w:t>
+      </w:r>
+      <w:r>
+        <w:t>以預訓練語言模型為主模態並設計跨模態加法注意力與邊際損失，是本研究主要對標的最強基線。</w:t>
       </w:r>
     </w:p>
     <w:p>
@@ -15093,38 +15843,68 @@
         <w:pStyle w:val="20"/>
       </w:pPr>
       <w:r>
-        <w:t>CMU-MOSI 資料集效能比較</w:t>
-      </w:r>
-    </w:p>
-    <w:p>
-      <w:pPr/>
-      <w:r>
-        <w:t>表一（下方）彙整各基線方法與本研究 SACF 模型在 CMU-MOSI 測試集上的五項評估指標。表中數值直接引自各原始論文；有底色標記者為本研究結果，★ 標示最終三種子集成模型（SACF Ensemble）。</w:t>
+        <w:t xml:space="preserve">CMU-MOSI </w:t>
+      </w:r>
+      <w:r>
+        <w:t>資料集效能比較</w:t>
+      </w:r>
+    </w:p>
+    <w:p>
+      <w:pPr>
+        <w:ind w:left="204" w:firstLine="480"/>
+      </w:pPr>
+      <w:r>
+        <w:t>表一（下方）彙整各基線方法與本研究</w:t>
+      </w:r>
+      <w:r>
+        <w:t xml:space="preserve"> SACF </w:t>
+      </w:r>
+      <w:r>
+        <w:t>模型在</w:t>
+      </w:r>
+      <w:r>
+        <w:t xml:space="preserve"> CMU-MOSI </w:t>
+      </w:r>
+      <w:r>
+        <w:t>測試集上的五項評估指標。表中數值直接引自各原始論文；有底色標記者為本研究結果，</w:t>
+      </w:r>
+      <w:r>
+        <w:t xml:space="preserve">★ </w:t>
+      </w:r>
+      <w:r>
+        <w:t>標示最終三種子集成模型（</w:t>
+      </w:r>
+      <w:r>
+        <w:t>SACF Ensemble</w:t>
+      </w:r>
+      <w:r>
+        <w:t>）。</w:t>
       </w:r>
     </w:p>
     <w:tbl>
       <w:tblPr>
         <w:tblStyle w:val="af2"/>
-        <w:tblW w:type="auto" w:w="0"/>
-        <w:tblLook w:firstColumn="1" w:firstRow="1" w:lastColumn="0" w:lastRow="0" w:noHBand="0" w:noVBand="1" w:val="04A0"/>
+        <w:tblW w:w="0" w:type="auto"/>
+        <w:tblLook w:val="04A0" w:firstRow="1" w:lastRow="0" w:firstColumn="1" w:lastColumn="0" w:noHBand="0" w:noVBand="1"/>
       </w:tblPr>
       <w:tblGrid>
-        <w:gridCol w:w="1187"/>
-        <w:gridCol w:w="1187"/>
-        <w:gridCol w:w="1187"/>
-        <w:gridCol w:w="1187"/>
-        <w:gridCol w:w="1187"/>
-        <w:gridCol w:w="1187"/>
-        <w:gridCol w:w="1187"/>
+        <w:gridCol w:w="1517"/>
+        <w:gridCol w:w="1168"/>
+        <w:gridCol w:w="1168"/>
+        <w:gridCol w:w="1168"/>
+        <w:gridCol w:w="1184"/>
+        <w:gridCol w:w="1168"/>
+        <w:gridCol w:w="929"/>
       </w:tblGrid>
       <w:tr>
         <w:tc>
           <w:tcPr>
-            <w:tcW w:type="dxa" w:w="1187"/>
+            <w:tcW w:w="1187" w:type="dxa"/>
             <w:shd w:val="clear" w:color="auto" w:fill="BDD7EE"/>
           </w:tcPr>
           <w:p>
             <w:pPr>
+              <w:ind w:left="204" w:firstLine="490"/>
               <w:jc w:val="center"/>
             </w:pPr>
             <w:r>
@@ -15137,11 +15917,12 @@
         </w:tc>
         <w:tc>
           <w:tcPr>
-            <w:tcW w:type="dxa" w:w="1187"/>
+            <w:tcW w:w="1187" w:type="dxa"/>
             <w:shd w:val="clear" w:color="auto" w:fill="BDD7EE"/>
           </w:tcPr>
           <w:p>
             <w:pPr>
+              <w:ind w:left="204" w:firstLine="490"/>
               <w:jc w:val="center"/>
             </w:pPr>
             <w:r>
@@ -15154,11 +15935,12 @@
         </w:tc>
         <w:tc>
           <w:tcPr>
-            <w:tcW w:type="dxa" w:w="1187"/>
+            <w:tcW w:w="1187" w:type="dxa"/>
             <w:shd w:val="clear" w:color="auto" w:fill="BDD7EE"/>
           </w:tcPr>
           <w:p>
             <w:pPr>
+              <w:ind w:left="204" w:firstLine="490"/>
               <w:jc w:val="center"/>
             </w:pPr>
             <w:r>
@@ -15171,11 +15953,12 @@
         </w:tc>
         <w:tc>
           <w:tcPr>
-            <w:tcW w:type="dxa" w:w="1187"/>
+            <w:tcW w:w="1187" w:type="dxa"/>
             <w:shd w:val="clear" w:color="auto" w:fill="BDD7EE"/>
           </w:tcPr>
           <w:p>
             <w:pPr>
+              <w:ind w:left="204" w:firstLine="490"/>
               <w:jc w:val="center"/>
             </w:pPr>
             <w:r>
@@ -15188,11 +15971,12 @@
         </w:tc>
         <w:tc>
           <w:tcPr>
-            <w:tcW w:type="dxa" w:w="1187"/>
+            <w:tcW w:w="1187" w:type="dxa"/>
             <w:shd w:val="clear" w:color="auto" w:fill="BDD7EE"/>
           </w:tcPr>
           <w:p>
             <w:pPr>
+              <w:ind w:left="204" w:firstLine="490"/>
               <w:jc w:val="center"/>
             </w:pPr>
             <w:r>
@@ -15205,11 +15989,12 @@
         </w:tc>
         <w:tc>
           <w:tcPr>
-            <w:tcW w:type="dxa" w:w="1187"/>
+            <w:tcW w:w="1187" w:type="dxa"/>
             <w:shd w:val="clear" w:color="auto" w:fill="BDD7EE"/>
           </w:tcPr>
           <w:p>
             <w:pPr>
+              <w:ind w:left="204" w:firstLine="490"/>
               <w:jc w:val="center"/>
             </w:pPr>
             <w:r>
@@ -15222,1606 +16007,1381 @@
         </w:tc>
         <w:tc>
           <w:tcPr>
-            <w:tcW w:type="dxa" w:w="1187"/>
+            <w:tcW w:w="1187" w:type="dxa"/>
             <w:shd w:val="clear" w:color="auto" w:fill="BDD7EE"/>
           </w:tcPr>
           <w:p>
             <w:pPr>
+              <w:ind w:left="204" w:firstLine="480"/>
               <w:jc w:val="center"/>
             </w:pPr>
-            <w:r>
-              <w:rPr>
-                <w:b/>
-              </w:rPr>
-            </w:r>
           </w:p>
         </w:tc>
       </w:tr>
       <w:tr>
         <w:tc>
           <w:tcPr>
-            <w:tcW w:type="dxa" w:w="1187"/>
+            <w:tcW w:w="1187" w:type="dxa"/>
           </w:tcPr>
           <w:p>
             <w:pPr>
+              <w:ind w:left="204" w:firstLine="480"/>
               <w:jc w:val="left"/>
             </w:pPr>
             <w:r>
-              <w:rPr>
-                <w:b w:val="0"/>
-              </w:rPr>
               <w:t>LF-DNN</w:t>
             </w:r>
           </w:p>
         </w:tc>
         <w:tc>
           <w:tcPr>
-            <w:tcW w:type="dxa" w:w="1187"/>
+            <w:tcW w:w="1187" w:type="dxa"/>
           </w:tcPr>
           <w:p>
             <w:pPr>
+              <w:ind w:left="204" w:firstLine="480"/>
               <w:jc w:val="center"/>
             </w:pPr>
             <w:r>
-              <w:rPr>
-                <w:b w:val="0"/>
-              </w:rPr>
               <w:t>33.6</w:t>
             </w:r>
           </w:p>
         </w:tc>
         <w:tc>
           <w:tcPr>
-            <w:tcW w:type="dxa" w:w="1187"/>
+            <w:tcW w:w="1187" w:type="dxa"/>
           </w:tcPr>
           <w:p>
             <w:pPr>
+              <w:ind w:left="204" w:firstLine="480"/>
               <w:jc w:val="center"/>
             </w:pPr>
             <w:r>
-              <w:rPr>
-                <w:b w:val="0"/>
-              </w:rPr>
               <w:t>78.0</w:t>
             </w:r>
           </w:p>
         </w:tc>
         <w:tc>
           <w:tcPr>
-            <w:tcW w:type="dxa" w:w="1187"/>
+            <w:tcW w:w="1187" w:type="dxa"/>
           </w:tcPr>
           <w:p>
             <w:pPr>
+              <w:ind w:left="204" w:firstLine="480"/>
               <w:jc w:val="center"/>
             </w:pPr>
             <w:r>
-              <w:rPr>
-                <w:b w:val="0"/>
-              </w:rPr>
               <w:t>77.5</w:t>
             </w:r>
           </w:p>
         </w:tc>
         <w:tc>
           <w:tcPr>
-            <w:tcW w:type="dxa" w:w="1187"/>
+            <w:tcW w:w="1187" w:type="dxa"/>
           </w:tcPr>
           <w:p>
             <w:pPr>
+              <w:ind w:left="204" w:firstLine="480"/>
               <w:jc w:val="center"/>
             </w:pPr>
             <w:r>
-              <w:rPr>
-                <w:b w:val="0"/>
-              </w:rPr>
               <w:t>0.978</w:t>
             </w:r>
           </w:p>
         </w:tc>
         <w:tc>
           <w:tcPr>
-            <w:tcW w:type="dxa" w:w="1187"/>
+            <w:tcW w:w="1187" w:type="dxa"/>
           </w:tcPr>
           <w:p>
             <w:pPr>
+              <w:ind w:left="204" w:firstLine="480"/>
               <w:jc w:val="center"/>
             </w:pPr>
             <w:r>
-              <w:rPr>
-                <w:b w:val="0"/>
-              </w:rPr>
               <w:t>0.658</w:t>
             </w:r>
           </w:p>
         </w:tc>
         <w:tc>
           <w:tcPr>
-            <w:tcW w:type="dxa" w:w="1187"/>
+            <w:tcW w:w="1187" w:type="dxa"/>
           </w:tcPr>
           <w:p>
             <w:pPr>
+              <w:ind w:left="204" w:firstLine="480"/>
               <w:jc w:val="center"/>
             </w:pPr>
-            <w:r>
-              <w:rPr>
-                <w:b w:val="0"/>
-              </w:rPr>
-            </w:r>
           </w:p>
         </w:tc>
       </w:tr>
       <w:tr>
         <w:tc>
           <w:tcPr>
-            <w:tcW w:type="dxa" w:w="1187"/>
+            <w:tcW w:w="1187" w:type="dxa"/>
           </w:tcPr>
           <w:p>
             <w:pPr>
+              <w:ind w:left="204" w:firstLine="480"/>
               <w:jc w:val="left"/>
             </w:pPr>
             <w:r>
-              <w:rPr>
-                <w:b w:val="0"/>
-              </w:rPr>
+              <w:lastRenderedPageBreak/>
               <w:t>Graph-MFN</w:t>
             </w:r>
           </w:p>
         </w:tc>
         <w:tc>
           <w:tcPr>
-            <w:tcW w:type="dxa" w:w="1187"/>
+            <w:tcW w:w="1187" w:type="dxa"/>
           </w:tcPr>
           <w:p>
             <w:pPr>
+              <w:ind w:left="204" w:firstLine="480"/>
               <w:jc w:val="center"/>
             </w:pPr>
             <w:r>
-              <w:rPr>
-                <w:b w:val="0"/>
-              </w:rPr>
               <w:t>34.4</w:t>
             </w:r>
           </w:p>
         </w:tc>
         <w:tc>
           <w:tcPr>
-            <w:tcW w:type="dxa" w:w="1187"/>
+            <w:tcW w:w="1187" w:type="dxa"/>
           </w:tcPr>
           <w:p>
             <w:pPr>
+              <w:ind w:left="204" w:firstLine="480"/>
               <w:jc w:val="center"/>
             </w:pPr>
             <w:r>
-              <w:rPr>
-                <w:b w:val="0"/>
-              </w:rPr>
               <w:t>77.9</w:t>
             </w:r>
           </w:p>
         </w:tc>
         <w:tc>
           <w:tcPr>
-            <w:tcW w:type="dxa" w:w="1187"/>
+            <w:tcW w:w="1187" w:type="dxa"/>
           </w:tcPr>
           <w:p>
             <w:pPr>
+              <w:ind w:left="204" w:firstLine="480"/>
               <w:jc w:val="center"/>
             </w:pPr>
             <w:r>
-              <w:rPr>
-                <w:b w:val="0"/>
-              </w:rPr>
               <w:t>77.8</w:t>
             </w:r>
           </w:p>
         </w:tc>
         <w:tc>
           <w:tcPr>
-            <w:tcW w:type="dxa" w:w="1187"/>
+            <w:tcW w:w="1187" w:type="dxa"/>
           </w:tcPr>
           <w:p>
             <w:pPr>
+              <w:ind w:left="204" w:firstLine="480"/>
               <w:jc w:val="center"/>
             </w:pPr>
             <w:r>
-              <w:rPr>
-                <w:b w:val="0"/>
-              </w:rPr>
               <w:t>0.989</w:t>
             </w:r>
           </w:p>
         </w:tc>
         <w:tc>
           <w:tcPr>
-            <w:tcW w:type="dxa" w:w="1187"/>
+            <w:tcW w:w="1187" w:type="dxa"/>
           </w:tcPr>
           <w:p>
             <w:pPr>
+              <w:ind w:left="204" w:firstLine="480"/>
               <w:jc w:val="center"/>
             </w:pPr>
             <w:r>
-              <w:rPr>
-                <w:b w:val="0"/>
-              </w:rPr>
               <w:t>0.656</w:t>
             </w:r>
           </w:p>
         </w:tc>
         <w:tc>
           <w:tcPr>
-            <w:tcW w:type="dxa" w:w="1187"/>
+            <w:tcW w:w="1187" w:type="dxa"/>
           </w:tcPr>
           <w:p>
             <w:pPr>
+              <w:ind w:left="204" w:firstLine="480"/>
               <w:jc w:val="center"/>
             </w:pPr>
-            <w:r>
-              <w:rPr>
-                <w:b w:val="0"/>
-              </w:rPr>
-            </w:r>
           </w:p>
         </w:tc>
       </w:tr>
       <w:tr>
         <w:tc>
           <w:tcPr>
-            <w:tcW w:type="dxa" w:w="1187"/>
+            <w:tcW w:w="1187" w:type="dxa"/>
           </w:tcPr>
           <w:p>
             <w:pPr>
+              <w:ind w:left="204" w:firstLine="480"/>
               <w:jc w:val="left"/>
             </w:pPr>
             <w:r>
-              <w:rPr>
-                <w:b w:val="0"/>
-              </w:rPr>
               <w:t>MFM</w:t>
             </w:r>
           </w:p>
         </w:tc>
         <w:tc>
           <w:tcPr>
-            <w:tcW w:type="dxa" w:w="1187"/>
+            <w:tcW w:w="1187" w:type="dxa"/>
           </w:tcPr>
           <w:p>
             <w:pPr>
+              <w:ind w:left="204" w:firstLine="480"/>
               <w:jc w:val="center"/>
             </w:pPr>
             <w:r>
-              <w:rPr>
-                <w:b w:val="0"/>
-              </w:rPr>
               <w:t>33.3</w:t>
             </w:r>
           </w:p>
         </w:tc>
         <w:tc>
           <w:tcPr>
-            <w:tcW w:type="dxa" w:w="1187"/>
+            <w:tcW w:w="1187" w:type="dxa"/>
           </w:tcPr>
           <w:p>
             <w:pPr>
+              <w:ind w:left="204" w:firstLine="480"/>
               <w:jc w:val="center"/>
             </w:pPr>
             <w:r>
-              <w:rPr>
-                <w:b w:val="0"/>
-              </w:rPr>
               <w:t>77.7</w:t>
             </w:r>
           </w:p>
         </w:tc>
         <w:tc>
           <w:tcPr>
-            <w:tcW w:type="dxa" w:w="1187"/>
+            <w:tcW w:w="1187" w:type="dxa"/>
           </w:tcPr>
           <w:p>
             <w:pPr>
+              <w:ind w:left="204" w:firstLine="480"/>
               <w:jc w:val="center"/>
             </w:pPr>
             <w:r>
-              <w:rPr>
-                <w:b w:val="0"/>
-              </w:rPr>
               <w:t>77.7</w:t>
             </w:r>
           </w:p>
         </w:tc>
         <w:tc>
           <w:tcPr>
-            <w:tcW w:type="dxa" w:w="1187"/>
+            <w:tcW w:w="1187" w:type="dxa"/>
           </w:tcPr>
           <w:p>
             <w:pPr>
+              <w:ind w:left="204" w:firstLine="480"/>
               <w:jc w:val="center"/>
             </w:pPr>
             <w:r>
-              <w:rPr>
-                <w:b w:val="0"/>
-              </w:rPr>
               <w:t>0.948</w:t>
             </w:r>
           </w:p>
         </w:tc>
         <w:tc>
           <w:tcPr>
-            <w:tcW w:type="dxa" w:w="1187"/>
+            <w:tcW w:w="1187" w:type="dxa"/>
           </w:tcPr>
           <w:p>
             <w:pPr>
+              <w:ind w:left="204" w:firstLine="480"/>
               <w:jc w:val="center"/>
             </w:pPr>
             <w:r>
-              <w:rPr>
-                <w:b w:val="0"/>
-              </w:rPr>
               <w:t>0.664</w:t>
             </w:r>
           </w:p>
         </w:tc>
         <w:tc>
           <w:tcPr>
-            <w:tcW w:type="dxa" w:w="1187"/>
+            <w:tcW w:w="1187" w:type="dxa"/>
           </w:tcPr>
           <w:p>
             <w:pPr>
+              <w:ind w:left="204" w:firstLine="480"/>
               <w:jc w:val="center"/>
             </w:pPr>
-            <w:r>
-              <w:rPr>
-                <w:b w:val="0"/>
-              </w:rPr>
-            </w:r>
           </w:p>
         </w:tc>
       </w:tr>
       <w:tr>
         <w:tc>
           <w:tcPr>
-            <w:tcW w:type="dxa" w:w="1187"/>
+            <w:tcW w:w="1187" w:type="dxa"/>
           </w:tcPr>
           <w:p>
             <w:pPr>
+              <w:ind w:left="204" w:firstLine="480"/>
               <w:jc w:val="left"/>
             </w:pPr>
             <w:r>
-              <w:rPr>
-                <w:b w:val="0"/>
-              </w:rPr>
               <w:t>MISA</w:t>
             </w:r>
           </w:p>
         </w:tc>
         <w:tc>
           <w:tcPr>
-            <w:tcW w:type="dxa" w:w="1187"/>
+            <w:tcW w:w="1187" w:type="dxa"/>
           </w:tcPr>
           <w:p>
             <w:pPr>
+              <w:ind w:left="204" w:firstLine="480"/>
               <w:jc w:val="center"/>
             </w:pPr>
             <w:r>
-              <w:rPr>
-                <w:b w:val="0"/>
-              </w:rPr>
               <w:t>43.5</w:t>
             </w:r>
           </w:p>
         </w:tc>
         <w:tc>
           <w:tcPr>
-            <w:tcW w:type="dxa" w:w="1187"/>
+            <w:tcW w:w="1187" w:type="dxa"/>
           </w:tcPr>
           <w:p>
             <w:pPr>
+              <w:ind w:left="204" w:firstLine="480"/>
               <w:jc w:val="center"/>
             </w:pPr>
             <w:r>
-              <w:rPr>
-                <w:b w:val="0"/>
-              </w:rPr>
               <w:t>81.8</w:t>
             </w:r>
           </w:p>
         </w:tc>
         <w:tc>
           <w:tcPr>
-            <w:tcW w:type="dxa" w:w="1187"/>
+            <w:tcW w:w="1187" w:type="dxa"/>
           </w:tcPr>
           <w:p>
             <w:pPr>
+              <w:ind w:left="204" w:firstLine="480"/>
               <w:jc w:val="center"/>
             </w:pPr>
             <w:r>
-              <w:rPr>
-                <w:b w:val="0"/>
-              </w:rPr>
               <w:t>81.7</w:t>
             </w:r>
           </w:p>
         </w:tc>
         <w:tc>
           <w:tcPr>
-            <w:tcW w:type="dxa" w:w="1187"/>
+            <w:tcW w:w="1187" w:type="dxa"/>
           </w:tcPr>
           <w:p>
             <w:pPr>
+              <w:ind w:left="204" w:firstLine="480"/>
               <w:jc w:val="center"/>
             </w:pPr>
             <w:r>
-              <w:rPr>
-                <w:b w:val="0"/>
-              </w:rPr>
               <w:t>0.752</w:t>
             </w:r>
           </w:p>
         </w:tc>
         <w:tc>
           <w:tcPr>
-            <w:tcW w:type="dxa" w:w="1187"/>
+            <w:tcW w:w="1187" w:type="dxa"/>
           </w:tcPr>
           <w:p>
             <w:pPr>
+              <w:ind w:left="204" w:firstLine="480"/>
               <w:jc w:val="center"/>
             </w:pPr>
             <w:r>
-              <w:rPr>
-                <w:b w:val="0"/>
-              </w:rPr>
               <w:t>0.784</w:t>
             </w:r>
           </w:p>
         </w:tc>
         <w:tc>
           <w:tcPr>
-            <w:tcW w:type="dxa" w:w="1187"/>
+            <w:tcW w:w="1187" w:type="dxa"/>
           </w:tcPr>
           <w:p>
             <w:pPr>
+              <w:ind w:left="204" w:firstLine="480"/>
               <w:jc w:val="center"/>
             </w:pPr>
-            <w:r>
-              <w:rPr>
-                <w:b w:val="0"/>
-              </w:rPr>
-            </w:r>
           </w:p>
         </w:tc>
       </w:tr>
       <w:tr>
         <w:tc>
           <w:tcPr>
-            <w:tcW w:type="dxa" w:w="1187"/>
+            <w:tcW w:w="1187" w:type="dxa"/>
           </w:tcPr>
           <w:p>
             <w:pPr>
+              <w:ind w:left="204" w:firstLine="480"/>
               <w:jc w:val="left"/>
             </w:pPr>
             <w:r>
-              <w:rPr>
-                <w:b w:val="0"/>
-              </w:rPr>
               <w:t>Self-MM</w:t>
             </w:r>
           </w:p>
         </w:tc>
         <w:tc>
           <w:tcPr>
-            <w:tcW w:type="dxa" w:w="1187"/>
+            <w:tcW w:w="1187" w:type="dxa"/>
           </w:tcPr>
           <w:p>
             <w:pPr>
+              <w:ind w:left="204" w:firstLine="480"/>
               <w:jc w:val="center"/>
             </w:pPr>
             <w:r>
-              <w:rPr>
-                <w:b w:val="0"/>
-              </w:rPr>
               <w:t>45.8</w:t>
             </w:r>
           </w:p>
         </w:tc>
         <w:tc>
           <w:tcPr>
-            <w:tcW w:type="dxa" w:w="1187"/>
+            <w:tcW w:w="1187" w:type="dxa"/>
           </w:tcPr>
           <w:p>
             <w:pPr>
+              <w:ind w:left="204" w:firstLine="480"/>
               <w:jc w:val="center"/>
             </w:pPr>
             <w:r>
-              <w:rPr>
-                <w:b w:val="0"/>
-              </w:rPr>
               <w:t>82.5</w:t>
             </w:r>
           </w:p>
         </w:tc>
         <w:tc>
           <w:tcPr>
-            <w:tcW w:type="dxa" w:w="1187"/>
+            <w:tcW w:w="1187" w:type="dxa"/>
           </w:tcPr>
           <w:p>
             <w:pPr>
+              <w:ind w:left="204" w:firstLine="480"/>
               <w:jc w:val="center"/>
             </w:pPr>
             <w:r>
-              <w:rPr>
-                <w:b w:val="0"/>
-              </w:rPr>
               <w:t>82.6</w:t>
             </w:r>
           </w:p>
         </w:tc>
         <w:tc>
           <w:tcPr>
-            <w:tcW w:type="dxa" w:w="1187"/>
+            <w:tcW w:w="1187" w:type="dxa"/>
           </w:tcPr>
           <w:p>
             <w:pPr>
+              <w:ind w:left="204" w:firstLine="480"/>
               <w:jc w:val="center"/>
             </w:pPr>
             <w:r>
-              <w:rPr>
-                <w:b w:val="0"/>
-              </w:rPr>
               <w:t>0.731</w:t>
             </w:r>
           </w:p>
         </w:tc>
         <w:tc>
           <w:tcPr>
-            <w:tcW w:type="dxa" w:w="1187"/>
+            <w:tcW w:w="1187" w:type="dxa"/>
           </w:tcPr>
           <w:p>
             <w:pPr>
+              <w:ind w:left="204" w:firstLine="480"/>
               <w:jc w:val="center"/>
             </w:pPr>
             <w:r>
-              <w:rPr>
-                <w:b w:val="0"/>
-              </w:rPr>
               <w:t>0.785</w:t>
             </w:r>
           </w:p>
         </w:tc>
         <w:tc>
           <w:tcPr>
-            <w:tcW w:type="dxa" w:w="1187"/>
+            <w:tcW w:w="1187" w:type="dxa"/>
           </w:tcPr>
           <w:p>
             <w:pPr>
+              <w:ind w:left="204" w:firstLine="480"/>
               <w:jc w:val="center"/>
             </w:pPr>
-            <w:r>
-              <w:rPr>
-                <w:b w:val="0"/>
-              </w:rPr>
-            </w:r>
           </w:p>
         </w:tc>
       </w:tr>
       <w:tr>
         <w:tc>
           <w:tcPr>
-            <w:tcW w:type="dxa" w:w="1187"/>
+            <w:tcW w:w="1187" w:type="dxa"/>
           </w:tcPr>
           <w:p>
             <w:pPr>
+              <w:ind w:left="204" w:firstLine="480"/>
               <w:jc w:val="left"/>
             </w:pPr>
             <w:r>
-              <w:rPr>
-                <w:b w:val="0"/>
-              </w:rPr>
               <w:t>MMIM</w:t>
             </w:r>
           </w:p>
         </w:tc>
         <w:tc>
           <w:tcPr>
-            <w:tcW w:type="dxa" w:w="1187"/>
+            <w:tcW w:w="1187" w:type="dxa"/>
           </w:tcPr>
           <w:p>
             <w:pPr>
+              <w:ind w:left="204" w:firstLine="480"/>
               <w:jc w:val="center"/>
             </w:pPr>
             <w:r>
-              <w:rPr>
-                <w:b w:val="0"/>
-              </w:rPr>
               <w:t>45.0</w:t>
             </w:r>
           </w:p>
         </w:tc>
         <w:tc>
           <w:tcPr>
-            <w:tcW w:type="dxa" w:w="1187"/>
+            <w:tcW w:w="1187" w:type="dxa"/>
           </w:tcPr>
           <w:p>
             <w:pPr>
+              <w:ind w:left="204" w:firstLine="480"/>
               <w:jc w:val="center"/>
             </w:pPr>
             <w:r>
-              <w:rPr>
-                <w:b w:val="0"/>
-              </w:rPr>
               <w:t>83.0</w:t>
             </w:r>
           </w:p>
         </w:tc>
         <w:tc>
           <w:tcPr>
-            <w:tcW w:type="dxa" w:w="1187"/>
+            <w:tcW w:w="1187" w:type="dxa"/>
           </w:tcPr>
           <w:p>
             <w:pPr>
+              <w:ind w:left="204" w:firstLine="480"/>
               <w:jc w:val="center"/>
             </w:pPr>
             <w:r>
-              <w:rPr>
-                <w:b w:val="0"/>
-              </w:rPr>
               <w:t>82.9</w:t>
             </w:r>
           </w:p>
         </w:tc>
         <w:tc>
           <w:tcPr>
-            <w:tcW w:type="dxa" w:w="1187"/>
+            <w:tcW w:w="1187" w:type="dxa"/>
           </w:tcPr>
           <w:p>
             <w:pPr>
+              <w:ind w:left="204" w:firstLine="480"/>
               <w:jc w:val="center"/>
             </w:pPr>
             <w:r>
-              <w:rPr>
-                <w:b w:val="0"/>
-              </w:rPr>
               <w:t>0.738</w:t>
             </w:r>
           </w:p>
         </w:tc>
         <w:tc>
           <w:tcPr>
-            <w:tcW w:type="dxa" w:w="1187"/>
+            <w:tcW w:w="1187" w:type="dxa"/>
           </w:tcPr>
           <w:p>
             <w:pPr>
+              <w:ind w:left="204" w:firstLine="480"/>
               <w:jc w:val="center"/>
             </w:pPr>
             <w:r>
-              <w:rPr>
-                <w:b w:val="0"/>
-              </w:rPr>
               <w:t>0.781</w:t>
             </w:r>
           </w:p>
         </w:tc>
         <w:tc>
           <w:tcPr>
-            <w:tcW w:type="dxa" w:w="1187"/>
+            <w:tcW w:w="1187" w:type="dxa"/>
           </w:tcPr>
           <w:p>
             <w:pPr>
+              <w:ind w:left="204" w:firstLine="480"/>
               <w:jc w:val="center"/>
             </w:pPr>
-            <w:r>
-              <w:rPr>
-                <w:b w:val="0"/>
-              </w:rPr>
-            </w:r>
           </w:p>
         </w:tc>
       </w:tr>
       <w:tr>
         <w:tc>
           <w:tcPr>
-            <w:tcW w:type="dxa" w:w="1187"/>
+            <w:tcW w:w="1187" w:type="dxa"/>
           </w:tcPr>
           <w:p>
             <w:pPr>
+              <w:ind w:left="204" w:firstLine="480"/>
               <w:jc w:val="left"/>
             </w:pPr>
             <w:r>
-              <w:rPr>
-                <w:b w:val="0"/>
-              </w:rPr>
               <w:t>DMD</w:t>
             </w:r>
           </w:p>
         </w:tc>
         <w:tc>
           <w:tcPr>
-            <w:tcW w:type="dxa" w:w="1187"/>
+            <w:tcW w:w="1187" w:type="dxa"/>
           </w:tcPr>
           <w:p>
             <w:pPr>
+              <w:ind w:left="204" w:firstLine="480"/>
               <w:jc w:val="center"/>
             </w:pPr>
             <w:r>
-              <w:rPr>
-                <w:b w:val="0"/>
-              </w:rPr>
               <w:t>46.4</w:t>
             </w:r>
           </w:p>
         </w:tc>
         <w:tc>
           <w:tcPr>
-            <w:tcW w:type="dxa" w:w="1187"/>
+            <w:tcW w:w="1187" w:type="dxa"/>
           </w:tcPr>
           <w:p>
             <w:pPr>
+              <w:ind w:left="204" w:firstLine="480"/>
               <w:jc w:val="center"/>
             </w:pPr>
             <w:r>
-              <w:rPr>
-                <w:b w:val="0"/>
-              </w:rPr>
               <w:t>84.2</w:t>
             </w:r>
           </w:p>
         </w:tc>
         <w:tc>
           <w:tcPr>
-            <w:tcW w:type="dxa" w:w="1187"/>
+            <w:tcW w:w="1187" w:type="dxa"/>
           </w:tcPr>
           <w:p>
             <w:pPr>
+              <w:ind w:left="204" w:firstLine="480"/>
               <w:jc w:val="center"/>
             </w:pPr>
             <w:r>
-              <w:rPr>
-                <w:b w:val="0"/>
-              </w:rPr>
               <w:t>84.1</w:t>
             </w:r>
           </w:p>
         </w:tc>
         <w:tc>
           <w:tcPr>
-            <w:tcW w:type="dxa" w:w="1187"/>
+            <w:tcW w:w="1187" w:type="dxa"/>
           </w:tcPr>
           <w:p>
             <w:pPr>
+              <w:ind w:left="204" w:firstLine="480"/>
               <w:jc w:val="center"/>
             </w:pPr>
             <w:r>
-              <w:rPr>
-                <w:b w:val="0"/>
-              </w:rPr>
               <w:t>0.709</w:t>
             </w:r>
           </w:p>
         </w:tc>
         <w:tc>
           <w:tcPr>
-            <w:tcW w:type="dxa" w:w="1187"/>
+            <w:tcW w:w="1187" w:type="dxa"/>
           </w:tcPr>
           <w:p>
             <w:pPr>
+              <w:ind w:left="204" w:firstLine="480"/>
               <w:jc w:val="center"/>
             </w:pPr>
             <w:r>
-              <w:rPr>
-                <w:b w:val="0"/>
-              </w:rPr>
               <w:t>0.796</w:t>
             </w:r>
           </w:p>
         </w:tc>
         <w:tc>
           <w:tcPr>
-            <w:tcW w:type="dxa" w:w="1187"/>
+            <w:tcW w:w="1187" w:type="dxa"/>
           </w:tcPr>
           <w:p>
             <w:pPr>
+              <w:ind w:left="204" w:firstLine="480"/>
               <w:jc w:val="center"/>
             </w:pPr>
-            <w:r>
-              <w:rPr>
-                <w:b w:val="0"/>
-              </w:rPr>
-            </w:r>
           </w:p>
         </w:tc>
       </w:tr>
       <w:tr>
         <w:tc>
           <w:tcPr>
-            <w:tcW w:type="dxa" w:w="1187"/>
+            <w:tcW w:w="1187" w:type="dxa"/>
           </w:tcPr>
           <w:p>
             <w:pPr>
+              <w:ind w:left="204" w:firstLine="480"/>
               <w:jc w:val="left"/>
             </w:pPr>
             <w:r>
-              <w:rPr>
-                <w:b w:val="0"/>
-              </w:rPr>
               <w:t>ITHP</w:t>
             </w:r>
           </w:p>
         </w:tc>
         <w:tc>
           <w:tcPr>
-            <w:tcW w:type="dxa" w:w="1187"/>
+            <w:tcW w:w="1187" w:type="dxa"/>
           </w:tcPr>
           <w:p>
             <w:pPr>
+              <w:ind w:left="204" w:firstLine="480"/>
               <w:jc w:val="center"/>
             </w:pPr>
             <w:r>
-              <w:rPr>
-                <w:b w:val="0"/>
-              </w:rPr>
               <w:t>47.7</w:t>
             </w:r>
           </w:p>
         </w:tc>
         <w:tc>
           <w:tcPr>
-            <w:tcW w:type="dxa" w:w="1187"/>
+            <w:tcW w:w="1187" w:type="dxa"/>
           </w:tcPr>
           <w:p>
             <w:pPr>
+              <w:ind w:left="204" w:firstLine="480"/>
               <w:jc w:val="center"/>
             </w:pPr>
             <w:r>
-              <w:rPr>
-                <w:b w:val="0"/>
-              </w:rPr>
               <w:t>86.1</w:t>
             </w:r>
           </w:p>
         </w:tc>
         <w:tc>
           <w:tcPr>
-            <w:tcW w:type="dxa" w:w="1187"/>
+            <w:tcW w:w="1187" w:type="dxa"/>
           </w:tcPr>
           <w:p>
             <w:pPr>
+              <w:ind w:left="204" w:firstLine="480"/>
               <w:jc w:val="center"/>
             </w:pPr>
             <w:r>
-              <w:rPr>
-                <w:b w:val="0"/>
-              </w:rPr>
               <w:t>86.1</w:t>
             </w:r>
           </w:p>
         </w:tc>
         <w:tc>
           <w:tcPr>
-            <w:tcW w:type="dxa" w:w="1187"/>
+            <w:tcW w:w="1187" w:type="dxa"/>
           </w:tcPr>
           <w:p>
             <w:pPr>
+              <w:ind w:left="204" w:firstLine="480"/>
               <w:jc w:val="center"/>
             </w:pPr>
             <w:r>
-              <w:rPr>
-                <w:b w:val="0"/>
-              </w:rPr>
               <w:t>0.663</w:t>
             </w:r>
           </w:p>
         </w:tc>
         <w:tc>
           <w:tcPr>
-            <w:tcW w:type="dxa" w:w="1187"/>
+            <w:tcW w:w="1187" w:type="dxa"/>
           </w:tcPr>
           <w:p>
             <w:pPr>
+              <w:ind w:left="204" w:firstLine="480"/>
               <w:jc w:val="center"/>
             </w:pPr>
             <w:r>
-              <w:rPr>
-                <w:b w:val="0"/>
-              </w:rPr>
               <w:t>0.856</w:t>
             </w:r>
           </w:p>
         </w:tc>
         <w:tc>
           <w:tcPr>
-            <w:tcW w:type="dxa" w:w="1187"/>
+            <w:tcW w:w="1187" w:type="dxa"/>
           </w:tcPr>
           <w:p>
             <w:pPr>
+              <w:ind w:left="204" w:firstLine="480"/>
               <w:jc w:val="center"/>
             </w:pPr>
-            <w:r>
-              <w:rPr>
-                <w:b w:val="0"/>
-              </w:rPr>
-            </w:r>
           </w:p>
         </w:tc>
       </w:tr>
       <w:tr>
         <w:tc>
           <w:tcPr>
-            <w:tcW w:type="dxa" w:w="1187"/>
+            <w:tcW w:w="1187" w:type="dxa"/>
           </w:tcPr>
           <w:p>
             <w:pPr>
+              <w:ind w:left="204" w:firstLine="480"/>
               <w:jc w:val="left"/>
             </w:pPr>
             <w:r>
-              <w:rPr>
-                <w:b w:val="0"/>
-              </w:rPr>
               <w:t>MCL-MCF</w:t>
             </w:r>
           </w:p>
         </w:tc>
         <w:tc>
           <w:tcPr>
-            <w:tcW w:type="dxa" w:w="1187"/>
+            <w:tcW w:w="1187" w:type="dxa"/>
           </w:tcPr>
           <w:p>
             <w:pPr>
+              <w:ind w:left="204" w:firstLine="480"/>
               <w:jc w:val="center"/>
             </w:pPr>
             <w:r>
-              <w:rPr>
-                <w:b w:val="0"/>
-              </w:rPr>
               <w:t>—</w:t>
             </w:r>
           </w:p>
         </w:tc>
         <w:tc>
           <w:tcPr>
-            <w:tcW w:type="dxa" w:w="1187"/>
+            <w:tcW w:w="1187" w:type="dxa"/>
           </w:tcPr>
           <w:p>
             <w:pPr>
+              <w:ind w:left="204" w:firstLine="480"/>
               <w:jc w:val="center"/>
             </w:pPr>
             <w:r>
-              <w:rPr>
-                <w:b w:val="0"/>
-              </w:rPr>
               <w:t>84.9</w:t>
             </w:r>
           </w:p>
         </w:tc>
         <w:tc>
           <w:tcPr>
-            <w:tcW w:type="dxa" w:w="1187"/>
+            <w:tcW w:w="1187" w:type="dxa"/>
           </w:tcPr>
           <w:p>
             <w:pPr>
+              <w:ind w:left="204" w:firstLine="480"/>
               <w:jc w:val="center"/>
             </w:pPr>
             <w:r>
-              <w:rPr>
-                <w:b w:val="0"/>
-              </w:rPr>
               <w:t>84.7</w:t>
             </w:r>
           </w:p>
         </w:tc>
         <w:tc>
           <w:tcPr>
-            <w:tcW w:type="dxa" w:w="1187"/>
+            <w:tcW w:w="1187" w:type="dxa"/>
           </w:tcPr>
           <w:p>
             <w:pPr>
+              <w:ind w:left="204" w:firstLine="480"/>
               <w:jc w:val="center"/>
             </w:pPr>
             <w:r>
-              <w:rPr>
-                <w:b w:val="0"/>
-              </w:rPr>
               <w:t>0.692</w:t>
             </w:r>
           </w:p>
         </w:tc>
         <w:tc>
           <w:tcPr>
-            <w:tcW w:type="dxa" w:w="1187"/>
+            <w:tcW w:w="1187" w:type="dxa"/>
           </w:tcPr>
           <w:p>
             <w:pPr>
+              <w:ind w:left="204" w:firstLine="480"/>
               <w:jc w:val="center"/>
             </w:pPr>
             <w:r>
-              <w:rPr>
-                <w:b w:val="0"/>
-              </w:rPr>
               <w:t>0.799</w:t>
             </w:r>
           </w:p>
         </w:tc>
         <w:tc>
           <w:tcPr>
-            <w:tcW w:type="dxa" w:w="1187"/>
+            <w:tcW w:w="1187" w:type="dxa"/>
           </w:tcPr>
           <w:p>
             <w:pPr>
+              <w:ind w:left="204" w:firstLine="480"/>
               <w:jc w:val="center"/>
             </w:pPr>
-            <w:r>
-              <w:rPr>
-                <w:b w:val="0"/>
-              </w:rPr>
-            </w:r>
           </w:p>
         </w:tc>
       </w:tr>
       <w:tr>
         <w:tc>
           <w:tcPr>
-            <w:tcW w:type="dxa" w:w="1187"/>
+            <w:tcW w:w="1187" w:type="dxa"/>
           </w:tcPr>
           <w:p>
             <w:pPr>
+              <w:ind w:left="204" w:firstLine="480"/>
               <w:jc w:val="left"/>
             </w:pPr>
             <w:r>
-              <w:rPr>
-                <w:b w:val="0"/>
-              </w:rPr>
               <w:t>ConFEDE</w:t>
             </w:r>
           </w:p>
         </w:tc>
         <w:tc>
           <w:tcPr>
-            <w:tcW w:type="dxa" w:w="1187"/>
+            <w:tcW w:w="1187" w:type="dxa"/>
           </w:tcPr>
           <w:p>
             <w:pPr>
+              <w:ind w:left="204" w:firstLine="480"/>
               <w:jc w:val="center"/>
             </w:pPr>
             <w:r>
-              <w:rPr>
-                <w:b w:val="0"/>
-              </w:rPr>
               <w:t>42.27</w:t>
             </w:r>
           </w:p>
         </w:tc>
         <w:tc>
           <w:tcPr>
-            <w:tcW w:type="dxa" w:w="1187"/>
+            <w:tcW w:w="1187" w:type="dxa"/>
           </w:tcPr>
           <w:p>
             <w:pPr>
+              <w:ind w:left="204" w:firstLine="480"/>
               <w:jc w:val="center"/>
             </w:pPr>
             <w:r>
-              <w:rPr>
-                <w:b w:val="0"/>
-              </w:rPr>
               <w:t>84.17</w:t>
             </w:r>
           </w:p>
         </w:tc>
         <w:tc>
           <w:tcPr>
-            <w:tcW w:type="dxa" w:w="1187"/>
+            <w:tcW w:w="1187" w:type="dxa"/>
           </w:tcPr>
           <w:p>
             <w:pPr>
+              <w:ind w:left="204" w:firstLine="480"/>
               <w:jc w:val="center"/>
             </w:pPr>
             <w:r>
-              <w:rPr>
-                <w:b w:val="0"/>
-              </w:rPr>
               <w:t>84.13</w:t>
             </w:r>
           </w:p>
         </w:tc>
         <w:tc>
           <w:tcPr>
-            <w:tcW w:type="dxa" w:w="1187"/>
+            <w:tcW w:w="1187" w:type="dxa"/>
           </w:tcPr>
           <w:p>
             <w:pPr>
+              <w:ind w:left="204" w:firstLine="480"/>
               <w:jc w:val="center"/>
             </w:pPr>
             <w:r>
-              <w:rPr>
-                <w:b w:val="0"/>
-              </w:rPr>
               <w:t>0.742</w:t>
             </w:r>
           </w:p>
         </w:tc>
         <w:tc>
           <w:tcPr>
-            <w:tcW w:type="dxa" w:w="1187"/>
+            <w:tcW w:w="1187" w:type="dxa"/>
           </w:tcPr>
           <w:p>
             <w:pPr>
+              <w:ind w:left="204" w:firstLine="480"/>
               <w:jc w:val="center"/>
             </w:pPr>
             <w:r>
-              <w:rPr>
-                <w:b w:val="0"/>
-              </w:rPr>
               <w:t>0.790</w:t>
             </w:r>
           </w:p>
         </w:tc>
         <w:tc>
           <w:tcPr>
-            <w:tcW w:type="dxa" w:w="1187"/>
+            <w:tcW w:w="1187" w:type="dxa"/>
           </w:tcPr>
           <w:p>
             <w:pPr>
+              <w:ind w:left="204" w:firstLine="480"/>
               <w:jc w:val="center"/>
             </w:pPr>
-            <w:r>
-              <w:rPr>
-                <w:b w:val="0"/>
-              </w:rPr>
-            </w:r>
           </w:p>
         </w:tc>
       </w:tr>
       <w:tr>
         <w:tc>
           <w:tcPr>
-            <w:tcW w:type="dxa" w:w="1187"/>
+            <w:tcW w:w="1187" w:type="dxa"/>
           </w:tcPr>
           <w:p>
             <w:pPr>
+              <w:ind w:left="204" w:firstLine="480"/>
               <w:jc w:val="left"/>
             </w:pPr>
             <w:r>
-              <w:rPr>
-                <w:b w:val="0"/>
-              </w:rPr>
               <w:t>CLGSI</w:t>
             </w:r>
           </w:p>
         </w:tc>
         <w:tc>
           <w:tcPr>
-            <w:tcW w:type="dxa" w:w="1187"/>
+            <w:tcW w:w="1187" w:type="dxa"/>
           </w:tcPr>
           <w:p>
             <w:pPr>
+              <w:ind w:left="204" w:firstLine="480"/>
               <w:jc w:val="center"/>
             </w:pPr>
             <w:r>
-              <w:rPr>
-                <w:b w:val="0"/>
-              </w:rPr>
               <w:t>47.96</w:t>
             </w:r>
           </w:p>
         </w:tc>
         <w:tc>
           <w:tcPr>
-            <w:tcW w:type="dxa" w:w="1187"/>
+            <w:tcW w:w="1187" w:type="dxa"/>
           </w:tcPr>
           <w:p>
             <w:pPr>
+              <w:ind w:left="204" w:firstLine="480"/>
               <w:jc w:val="center"/>
             </w:pPr>
             <w:r>
-              <w:rPr>
-                <w:b w:val="0"/>
-              </w:rPr>
               <w:t>83.97</w:t>
             </w:r>
           </w:p>
         </w:tc>
         <w:tc>
           <w:tcPr>
-            <w:tcW w:type="dxa" w:w="1187"/>
+            <w:tcW w:w="1187" w:type="dxa"/>
           </w:tcPr>
           <w:p>
             <w:pPr>
+              <w:ind w:left="204" w:firstLine="480"/>
               <w:jc w:val="center"/>
             </w:pPr>
             <w:r>
-              <w:rPr>
-                <w:b w:val="0"/>
-              </w:rPr>
               <w:t>83.63</w:t>
             </w:r>
           </w:p>
         </w:tc>
         <w:tc>
           <w:tcPr>
-            <w:tcW w:type="dxa" w:w="1187"/>
+            <w:tcW w:w="1187" w:type="dxa"/>
           </w:tcPr>
           <w:p>
             <w:pPr>
+              <w:ind w:left="204" w:firstLine="480"/>
               <w:jc w:val="center"/>
             </w:pPr>
             <w:r>
-              <w:rPr>
-                <w:b w:val="0"/>
-              </w:rPr>
               <w:t>0.703</w:t>
             </w:r>
           </w:p>
         </w:tc>
         <w:tc>
           <w:tcPr>
-            <w:tcW w:type="dxa" w:w="1187"/>
+            <w:tcW w:w="1187" w:type="dxa"/>
           </w:tcPr>
           <w:p>
             <w:pPr>
+              <w:ind w:left="204" w:firstLine="480"/>
               <w:jc w:val="center"/>
             </w:pPr>
             <w:r>
-              <w:rPr>
-                <w:b w:val="0"/>
-              </w:rPr>
               <w:t>0.790</w:t>
             </w:r>
           </w:p>
         </w:tc>
         <w:tc>
           <w:tcPr>
-            <w:tcW w:type="dxa" w:w="1187"/>
+            <w:tcW w:w="1187" w:type="dxa"/>
           </w:tcPr>
           <w:p>
             <w:pPr>
+              <w:ind w:left="204" w:firstLine="480"/>
               <w:jc w:val="center"/>
             </w:pPr>
-            <w:r>
-              <w:rPr>
-                <w:b w:val="0"/>
-              </w:rPr>
-            </w:r>
           </w:p>
         </w:tc>
       </w:tr>
       <w:tr>
         <w:tc>
           <w:tcPr>
-            <w:tcW w:type="dxa" w:w="1187"/>
+            <w:tcW w:w="1187" w:type="dxa"/>
           </w:tcPr>
           <w:p>
             <w:pPr>
+              <w:ind w:left="204" w:firstLine="480"/>
               <w:jc w:val="left"/>
             </w:pPr>
             <w:r>
-              <w:rPr>
-                <w:b w:val="0"/>
-              </w:rPr>
               <w:t>UniMSE</w:t>
             </w:r>
           </w:p>
         </w:tc>
         <w:tc>
           <w:tcPr>
-            <w:tcW w:type="dxa" w:w="1187"/>
+            <w:tcW w:w="1187" w:type="dxa"/>
           </w:tcPr>
           <w:p>
             <w:pPr>
+              <w:ind w:left="204" w:firstLine="480"/>
               <w:jc w:val="center"/>
             </w:pPr>
             <w:r>
-              <w:rPr>
-                <w:b w:val="0"/>
-              </w:rPr>
               <w:t>48.68</w:t>
             </w:r>
           </w:p>
         </w:tc>
         <w:tc>
           <w:tcPr>
-            <w:tcW w:type="dxa" w:w="1187"/>
+            <w:tcW w:w="1187" w:type="dxa"/>
           </w:tcPr>
           <w:p>
             <w:pPr>
+              <w:ind w:left="204" w:firstLine="480"/>
               <w:jc w:val="center"/>
             </w:pPr>
             <w:r>
-              <w:rPr>
-                <w:b w:val="0"/>
-              </w:rPr>
               <w:t>85.85</w:t>
             </w:r>
           </w:p>
         </w:tc>
         <w:tc>
           <w:tcPr>
-            <w:tcW w:type="dxa" w:w="1187"/>
+            <w:tcW w:w="1187" w:type="dxa"/>
           </w:tcPr>
           <w:p>
             <w:pPr>
+              <w:ind w:left="204" w:firstLine="480"/>
               <w:jc w:val="center"/>
             </w:pPr>
             <w:r>
-              <w:rPr>
-                <w:b w:val="0"/>
-              </w:rPr>
               <w:t>85.83</w:t>
             </w:r>
           </w:p>
         </w:tc>
         <w:tc>
           <w:tcPr>
-            <w:tcW w:type="dxa" w:w="1187"/>
+            <w:tcW w:w="1187" w:type="dxa"/>
           </w:tcPr>
           <w:p>
             <w:pPr>
+              <w:ind w:left="204" w:firstLine="480"/>
               <w:jc w:val="center"/>
             </w:pPr>
             <w:r>
-              <w:rPr>
-                <w:b w:val="0"/>
-              </w:rPr>
               <w:t>0.691</w:t>
             </w:r>
           </w:p>
         </w:tc>
         <w:tc>
           <w:tcPr>
-            <w:tcW w:type="dxa" w:w="1187"/>
+            <w:tcW w:w="1187" w:type="dxa"/>
           </w:tcPr>
           <w:p>
             <w:pPr>
+              <w:ind w:left="204" w:firstLine="480"/>
               <w:jc w:val="center"/>
             </w:pPr>
             <w:r>
-              <w:rPr>
-                <w:b w:val="0"/>
-              </w:rPr>
               <w:t>0.809</w:t>
             </w:r>
           </w:p>
         </w:tc>
         <w:tc>
           <w:tcPr>
-            <w:tcW w:type="dxa" w:w="1187"/>
+            <w:tcW w:w="1187" w:type="dxa"/>
           </w:tcPr>
           <w:p>
             <w:pPr>
+              <w:ind w:left="204" w:firstLine="480"/>
               <w:jc w:val="center"/>
             </w:pPr>
-            <w:r>
-              <w:rPr>
-                <w:b w:val="0"/>
-              </w:rPr>
-            </w:r>
           </w:p>
         </w:tc>
       </w:tr>
       <w:tr>
         <w:tc>
           <w:tcPr>
-            <w:tcW w:type="dxa" w:w="1187"/>
+            <w:tcW w:w="1187" w:type="dxa"/>
           </w:tcPr>
           <w:p>
             <w:pPr>
+              <w:ind w:left="204" w:firstLine="480"/>
               <w:jc w:val="left"/>
             </w:pPr>
             <w:r>
-              <w:rPr>
-                <w:b w:val="0"/>
-              </w:rPr>
               <w:t>MGT</w:t>
             </w:r>
           </w:p>
         </w:tc>
         <w:tc>
           <w:tcPr>
-            <w:tcW w:type="dxa" w:w="1187"/>
+            <w:tcW w:w="1187" w:type="dxa"/>
           </w:tcPr>
           <w:p>
             <w:pPr>
+              <w:ind w:left="204" w:firstLine="480"/>
               <w:jc w:val="center"/>
             </w:pPr>
             <w:r>
-              <w:rPr>
-                <w:b w:val="0"/>
-              </w:rPr>
               <w:t>50.44</w:t>
             </w:r>
           </w:p>
         </w:tc>
         <w:tc>
           <w:tcPr>
-            <w:tcW w:type="dxa" w:w="1187"/>
+            <w:tcW w:w="1187" w:type="dxa"/>
           </w:tcPr>
           <w:p>
             <w:pPr>
+              <w:ind w:left="204" w:firstLine="480"/>
               <w:jc w:val="center"/>
             </w:pPr>
             <w:r>
-              <w:rPr>
-                <w:b w:val="0"/>
-              </w:rPr>
               <w:t>86.30</w:t>
             </w:r>
           </w:p>
         </w:tc>
         <w:tc>
           <w:tcPr>
-            <w:tcW w:type="dxa" w:w="1187"/>
+            <w:tcW w:w="1187" w:type="dxa"/>
           </w:tcPr>
           <w:p>
             <w:pPr>
+              <w:ind w:left="204" w:firstLine="480"/>
               <w:jc w:val="center"/>
             </w:pPr>
             <w:r>
-              <w:rPr>
-                <w:b w:val="0"/>
-              </w:rPr>
               <w:t>86.28</w:t>
             </w:r>
           </w:p>
         </w:tc>
         <w:tc>
           <w:tcPr>
-            <w:tcW w:type="dxa" w:w="1187"/>
+            <w:tcW w:w="1187" w:type="dxa"/>
           </w:tcPr>
           <w:p>
             <w:pPr>
+              <w:ind w:left="204" w:firstLine="480"/>
               <w:jc w:val="center"/>
             </w:pPr>
             <w:r>
-              <w:rPr>
-                <w:b w:val="0"/>
-              </w:rPr>
               <w:t>0.659</w:t>
             </w:r>
           </w:p>
         </w:tc>
         <w:tc>
           <w:tcPr>
-            <w:tcW w:type="dxa" w:w="1187"/>
+            <w:tcW w:w="1187" w:type="dxa"/>
           </w:tcPr>
           <w:p>
             <w:pPr>
+              <w:ind w:left="204" w:firstLine="480"/>
               <w:jc w:val="center"/>
             </w:pPr>
             <w:r>
-              <w:rPr>
-                <w:b w:val="0"/>
-              </w:rPr>
               <w:t>0.822</w:t>
             </w:r>
           </w:p>
         </w:tc>
         <w:tc>
           <w:tcPr>
-            <w:tcW w:type="dxa" w:w="1187"/>
+            <w:tcW w:w="1187" w:type="dxa"/>
           </w:tcPr>
           <w:p>
             <w:pPr>
+              <w:ind w:left="204" w:firstLine="480"/>
               <w:jc w:val="center"/>
             </w:pPr>
-            <w:r>
-              <w:rPr>
-                <w:b w:val="0"/>
-              </w:rPr>
-            </w:r>
           </w:p>
         </w:tc>
       </w:tr>
       <w:tr>
         <w:tc>
           <w:tcPr>
-            <w:tcW w:type="dxa" w:w="1187"/>
+            <w:tcW w:w="1187" w:type="dxa"/>
             <w:shd w:val="clear" w:color="auto" w:fill="F2F7F2"/>
           </w:tcPr>
           <w:p>
             <w:pPr>
+              <w:ind w:left="204" w:firstLine="480"/>
               <w:jc w:val="left"/>
             </w:pPr>
             <w:r>
-              <w:rPr>
-                <w:b w:val="0"/>
-              </w:rPr>
               <w:t>SACF (seed=42)</w:t>
             </w:r>
           </w:p>
         </w:tc>
         <w:tc>
           <w:tcPr>
-            <w:tcW w:type="dxa" w:w="1187"/>
+            <w:tcW w:w="1187" w:type="dxa"/>
             <w:shd w:val="clear" w:color="auto" w:fill="F2F7F2"/>
           </w:tcPr>
           <w:p>
             <w:pPr>
+              <w:ind w:left="204" w:firstLine="480"/>
               <w:jc w:val="center"/>
             </w:pPr>
             <w:r>
-              <w:rPr>
-                <w:b w:val="0"/>
-              </w:rPr>
               <w:t>51.60</w:t>
             </w:r>
           </w:p>
         </w:tc>
         <w:tc>
           <w:tcPr>
-            <w:tcW w:type="dxa" w:w="1187"/>
+            <w:tcW w:w="1187" w:type="dxa"/>
             <w:shd w:val="clear" w:color="auto" w:fill="F2F7F2"/>
           </w:tcPr>
           <w:p>
             <w:pPr>
+              <w:ind w:left="204" w:firstLine="480"/>
               <w:jc w:val="center"/>
             </w:pPr>
             <w:r>
-              <w:rPr>
-                <w:b w:val="0"/>
-              </w:rPr>
               <w:t>85.86</w:t>
             </w:r>
           </w:p>
         </w:tc>
         <w:tc>
           <w:tcPr>
-            <w:tcW w:type="dxa" w:w="1187"/>
+            <w:tcW w:w="1187" w:type="dxa"/>
             <w:shd w:val="clear" w:color="auto" w:fill="F2F7F2"/>
           </w:tcPr>
           <w:p>
             <w:pPr>
+              <w:ind w:left="204" w:firstLine="480"/>
               <w:jc w:val="center"/>
             </w:pPr>
             <w:r>
-              <w:rPr>
-                <w:b w:val="0"/>
-              </w:rPr>
               <w:t>85.84</w:t>
             </w:r>
           </w:p>
         </w:tc>
         <w:tc>
           <w:tcPr>
-            <w:tcW w:type="dxa" w:w="1187"/>
+            <w:tcW w:w="1187" w:type="dxa"/>
             <w:shd w:val="clear" w:color="auto" w:fill="F2F7F2"/>
           </w:tcPr>
           <w:p>
             <w:pPr>
+              <w:ind w:left="204" w:firstLine="480"/>
               <w:jc w:val="center"/>
             </w:pPr>
             <w:r>
-              <w:rPr>
-                <w:b w:val="0"/>
-              </w:rPr>
               <w:t>0.596</w:t>
             </w:r>
           </w:p>
         </w:tc>
         <w:tc>
           <w:tcPr>
-            <w:tcW w:type="dxa" w:w="1187"/>
+            <w:tcW w:w="1187" w:type="dxa"/>
             <w:shd w:val="clear" w:color="auto" w:fill="F2F7F2"/>
           </w:tcPr>
           <w:p>
             <w:pPr>
+              <w:ind w:left="204" w:firstLine="480"/>
               <w:jc w:val="center"/>
             </w:pPr>
             <w:r>
-              <w:rPr>
-                <w:b w:val="0"/>
-              </w:rPr>
               <w:t>0.864</w:t>
             </w:r>
           </w:p>
         </w:tc>
         <w:tc>
           <w:tcPr>
-            <w:tcW w:type="dxa" w:w="1187"/>
+            <w:tcW w:w="1187" w:type="dxa"/>
             <w:shd w:val="clear" w:color="auto" w:fill="F2F7F2"/>
           </w:tcPr>
           <w:p>
             <w:pPr>
+              <w:ind w:left="204" w:firstLine="480"/>
               <w:jc w:val="center"/>
             </w:pPr>
             <w:r>
-              <w:rPr>
-                <w:b w:val="0"/>
-              </w:rPr>
               <w:t>本研究</w:t>
             </w:r>
           </w:p>
@@ -16830,119 +17390,105 @@
       <w:tr>
         <w:tc>
           <w:tcPr>
-            <w:tcW w:type="dxa" w:w="1187"/>
+            <w:tcW w:w="1187" w:type="dxa"/>
             <w:shd w:val="clear" w:color="auto" w:fill="F2F7F2"/>
           </w:tcPr>
           <w:p>
             <w:pPr>
+              <w:ind w:left="204" w:firstLine="480"/>
               <w:jc w:val="left"/>
             </w:pPr>
             <w:r>
-              <w:rPr>
-                <w:b w:val="0"/>
-              </w:rPr>
               <w:t>SACF (seed=123)</w:t>
             </w:r>
           </w:p>
         </w:tc>
         <w:tc>
           <w:tcPr>
-            <w:tcW w:type="dxa" w:w="1187"/>
+            <w:tcW w:w="1187" w:type="dxa"/>
             <w:shd w:val="clear" w:color="auto" w:fill="F2F7F2"/>
           </w:tcPr>
           <w:p>
             <w:pPr>
+              <w:ind w:left="204" w:firstLine="480"/>
               <w:jc w:val="center"/>
             </w:pPr>
             <w:r>
-              <w:rPr>
-                <w:b w:val="0"/>
-              </w:rPr>
               <w:t>50.00</w:t>
             </w:r>
           </w:p>
         </w:tc>
         <w:tc>
           <w:tcPr>
-            <w:tcW w:type="dxa" w:w="1187"/>
+            <w:tcW w:w="1187" w:type="dxa"/>
             <w:shd w:val="clear" w:color="auto" w:fill="F2F7F2"/>
           </w:tcPr>
           <w:p>
             <w:pPr>
+              <w:ind w:left="204" w:firstLine="480"/>
               <w:jc w:val="center"/>
             </w:pPr>
             <w:r>
-              <w:rPr>
-                <w:b w:val="0"/>
-              </w:rPr>
               <w:t>85.28</w:t>
             </w:r>
           </w:p>
         </w:tc>
         <w:tc>
           <w:tcPr>
-            <w:tcW w:type="dxa" w:w="1187"/>
+            <w:tcW w:w="1187" w:type="dxa"/>
             <w:shd w:val="clear" w:color="auto" w:fill="F2F7F2"/>
           </w:tcPr>
           <w:p>
             <w:pPr>
+              <w:ind w:left="204" w:firstLine="480"/>
               <w:jc w:val="center"/>
             </w:pPr>
             <w:r>
-              <w:rPr>
-                <w:b w:val="0"/>
-              </w:rPr>
               <w:t>85.25</w:t>
             </w:r>
           </w:p>
         </w:tc>
         <w:tc>
           <w:tcPr>
-            <w:tcW w:type="dxa" w:w="1187"/>
+            <w:tcW w:w="1187" w:type="dxa"/>
             <w:shd w:val="clear" w:color="auto" w:fill="F2F7F2"/>
           </w:tcPr>
           <w:p>
             <w:pPr>
+              <w:ind w:left="204" w:firstLine="480"/>
               <w:jc w:val="center"/>
             </w:pPr>
             <w:r>
-              <w:rPr>
-                <w:b w:val="0"/>
-              </w:rPr>
               <w:t>0.609</w:t>
             </w:r>
           </w:p>
         </w:tc>
         <w:tc>
           <w:tcPr>
-            <w:tcW w:type="dxa" w:w="1187"/>
+            <w:tcW w:w="1187" w:type="dxa"/>
             <w:shd w:val="clear" w:color="auto" w:fill="F2F7F2"/>
           </w:tcPr>
           <w:p>
             <w:pPr>
+              <w:ind w:left="204" w:firstLine="480"/>
               <w:jc w:val="center"/>
             </w:pPr>
             <w:r>
-              <w:rPr>
-                <w:b w:val="0"/>
-              </w:rPr>
               <w:t>0.860</w:t>
             </w:r>
           </w:p>
         </w:tc>
         <w:tc>
           <w:tcPr>
-            <w:tcW w:type="dxa" w:w="1187"/>
+            <w:tcW w:w="1187" w:type="dxa"/>
             <w:shd w:val="clear" w:color="auto" w:fill="F2F7F2"/>
           </w:tcPr>
           <w:p>
             <w:pPr>
+              <w:ind w:left="204" w:firstLine="480"/>
               <w:jc w:val="center"/>
             </w:pPr>
             <w:r>
-              <w:rPr>
-                <w:b w:val="0"/>
-              </w:rPr>
               <w:t>本研究</w:t>
             </w:r>
           </w:p>
@@ -16951,119 +17497,105 @@
       <w:tr>
         <w:tc>
           <w:tcPr>
-            <w:tcW w:type="dxa" w:w="1187"/>
+            <w:tcW w:w="1187" w:type="dxa"/>
             <w:shd w:val="clear" w:color="auto" w:fill="F2F7F2"/>
           </w:tcPr>
           <w:p>
             <w:pPr>
+              <w:ind w:left="204" w:firstLine="480"/>
               <w:jc w:val="left"/>
             </w:pPr>
             <w:r>
-              <w:rPr>
-                <w:b w:val="0"/>
-              </w:rPr>
               <w:t>SACF (seed=2024)</w:t>
             </w:r>
           </w:p>
         </w:tc>
         <w:tc>
           <w:tcPr>
-            <w:tcW w:type="dxa" w:w="1187"/>
+            <w:tcW w:w="1187" w:type="dxa"/>
             <w:shd w:val="clear" w:color="auto" w:fill="F2F7F2"/>
           </w:tcPr>
           <w:p>
             <w:pPr>
+              <w:ind w:left="204" w:firstLine="480"/>
               <w:jc w:val="center"/>
             </w:pPr>
             <w:r>
-              <w:rPr>
-                <w:b w:val="0"/>
-              </w:rPr>
               <w:t>49.42</w:t>
             </w:r>
           </w:p>
         </w:tc>
         <w:tc>
           <w:tcPr>
-            <w:tcW w:type="dxa" w:w="1187"/>
+            <w:tcW w:w="1187" w:type="dxa"/>
             <w:shd w:val="clear" w:color="auto" w:fill="F2F7F2"/>
           </w:tcPr>
           <w:p>
             <w:pPr>
+              <w:ind w:left="204" w:firstLine="480"/>
               <w:jc w:val="center"/>
             </w:pPr>
             <w:r>
-              <w:rPr>
-                <w:b w:val="0"/>
-              </w:rPr>
               <w:t>85.42</w:t>
             </w:r>
           </w:p>
         </w:tc>
         <w:tc>
           <w:tcPr>
-            <w:tcW w:type="dxa" w:w="1187"/>
+            <w:tcW w:w="1187" w:type="dxa"/>
             <w:shd w:val="clear" w:color="auto" w:fill="F2F7F2"/>
           </w:tcPr>
           <w:p>
             <w:pPr>
+              <w:ind w:left="204" w:firstLine="480"/>
               <w:jc w:val="center"/>
             </w:pPr>
             <w:r>
-              <w:rPr>
-                <w:b w:val="0"/>
-              </w:rPr>
               <w:t>85.41</w:t>
             </w:r>
           </w:p>
         </w:tc>
         <w:tc>
           <w:tcPr>
-            <w:tcW w:type="dxa" w:w="1187"/>
+            <w:tcW w:w="1187" w:type="dxa"/>
             <w:shd w:val="clear" w:color="auto" w:fill="F2F7F2"/>
           </w:tcPr>
           <w:p>
             <w:pPr>
+              <w:ind w:left="204" w:firstLine="480"/>
               <w:jc w:val="center"/>
             </w:pPr>
             <w:r>
-              <w:rPr>
-                <w:b w:val="0"/>
-              </w:rPr>
               <w:t>0.597</w:t>
             </w:r>
           </w:p>
         </w:tc>
         <w:tc>
           <w:tcPr>
-            <w:tcW w:type="dxa" w:w="1187"/>
+            <w:tcW w:w="1187" w:type="dxa"/>
             <w:shd w:val="clear" w:color="auto" w:fill="F2F7F2"/>
           </w:tcPr>
           <w:p>
             <w:pPr>
+              <w:ind w:left="204" w:firstLine="480"/>
               <w:jc w:val="center"/>
             </w:pPr>
             <w:r>
-              <w:rPr>
-                <w:b w:val="0"/>
-              </w:rPr>
               <w:t>0.861</w:t>
             </w:r>
           </w:p>
         </w:tc>
         <w:tc>
           <w:tcPr>
-            <w:tcW w:type="dxa" w:w="1187"/>
+            <w:tcW w:w="1187" w:type="dxa"/>
             <w:shd w:val="clear" w:color="auto" w:fill="F2F7F2"/>
           </w:tcPr>
           <w:p>
             <w:pPr>
+              <w:ind w:left="204" w:firstLine="480"/>
               <w:jc w:val="center"/>
             </w:pPr>
             <w:r>
-              <w:rPr>
-                <w:b w:val="0"/>
-              </w:rPr>
               <w:t>本研究</w:t>
             </w:r>
           </w:p>
@@ -17072,28 +17604,36 @@
       <w:tr>
         <w:tc>
           <w:tcPr>
-            <w:tcW w:type="dxa" w:w="1187"/>
+            <w:tcW w:w="1187" w:type="dxa"/>
             <w:shd w:val="clear" w:color="auto" w:fill="E2EFDA"/>
           </w:tcPr>
           <w:p>
             <w:pPr>
+              <w:ind w:left="204" w:firstLine="490"/>
               <w:jc w:val="left"/>
             </w:pPr>
             <w:r>
               <w:rPr>
                 <w:b/>
               </w:rPr>
-              <w:t>SACF（三種子集成）</w:t>
+              <w:t>SACF</w:t>
+            </w:r>
+            <w:r>
+              <w:rPr>
+                <w:b/>
+              </w:rPr>
+              <w:t>（三種子集成）</w:t>
             </w:r>
           </w:p>
         </w:tc>
         <w:tc>
           <w:tcPr>
-            <w:tcW w:type="dxa" w:w="1187"/>
+            <w:tcW w:w="1187" w:type="dxa"/>
             <w:shd w:val="clear" w:color="auto" w:fill="E2EFDA"/>
           </w:tcPr>
           <w:p>
             <w:pPr>
+              <w:ind w:left="204" w:firstLine="490"/>
               <w:jc w:val="center"/>
             </w:pPr>
             <w:r>
@@ -17106,11 +17646,12 @@
         </w:tc>
         <w:tc>
           <w:tcPr>
-            <w:tcW w:type="dxa" w:w="1187"/>
+            <w:tcW w:w="1187" w:type="dxa"/>
             <w:shd w:val="clear" w:color="auto" w:fill="E2EFDA"/>
           </w:tcPr>
           <w:p>
             <w:pPr>
+              <w:ind w:left="204" w:firstLine="490"/>
               <w:jc w:val="center"/>
             </w:pPr>
             <w:r>
@@ -17123,11 +17664,12 @@
         </w:tc>
         <w:tc>
           <w:tcPr>
-            <w:tcW w:type="dxa" w:w="1187"/>
+            <w:tcW w:w="1187" w:type="dxa"/>
             <w:shd w:val="clear" w:color="auto" w:fill="E2EFDA"/>
           </w:tcPr>
           <w:p>
             <w:pPr>
+              <w:ind w:left="204" w:firstLine="490"/>
               <w:jc w:val="center"/>
             </w:pPr>
             <w:r>
@@ -17140,11 +17682,12 @@
         </w:tc>
         <w:tc>
           <w:tcPr>
-            <w:tcW w:type="dxa" w:w="1187"/>
+            <w:tcW w:w="1187" w:type="dxa"/>
             <w:shd w:val="clear" w:color="auto" w:fill="E2EFDA"/>
           </w:tcPr>
           <w:p>
             <w:pPr>
+              <w:ind w:left="204" w:firstLine="490"/>
               <w:jc w:val="center"/>
             </w:pPr>
             <w:r>
@@ -17157,11 +17700,12 @@
         </w:tc>
         <w:tc>
           <w:tcPr>
-            <w:tcW w:type="dxa" w:w="1187"/>
+            <w:tcW w:w="1187" w:type="dxa"/>
             <w:shd w:val="clear" w:color="auto" w:fill="E2EFDA"/>
           </w:tcPr>
           <w:p>
             <w:pPr>
+              <w:ind w:left="204" w:firstLine="490"/>
               <w:jc w:val="center"/>
             </w:pPr>
             <w:r>
@@ -17174,57 +17718,323 @@
         </w:tc>
         <w:tc>
           <w:tcPr>
-            <w:tcW w:type="dxa" w:w="1187"/>
+            <w:tcW w:w="1187" w:type="dxa"/>
             <w:shd w:val="clear" w:color="auto" w:fill="E2EFDA"/>
           </w:tcPr>
           <w:p>
             <w:pPr>
+              <w:ind w:left="204" w:firstLine="480"/>
               <w:jc w:val="center"/>
             </w:pPr>
             <w:r>
-              <w:rPr>
-                <w:b w:val="0"/>
-              </w:rPr>
-              <w:t>本研究 ★</w:t>
+              <w:t>本研究</w:t>
+            </w:r>
+            <w:r>
+              <w:t xml:space="preserve"> ★</w:t>
             </w:r>
           </w:p>
         </w:tc>
       </w:tr>
     </w:tbl>
     <w:p>
-      <w:pPr/>
-      <w:r>
-        <w:t>表一　CMU-MOSI 多模態情感分析效能比較（↑ 越高越好，↓ 越低越好）</w:t>
-      </w:r>
-    </w:p>
-    <w:p>
-      <w:pPr/>
-      <w:r>
-        <w:t>由表一可知，本研究提出的 SACF 三種子集成模型在 Acc-7、Acc-2、F1 與 MAE 四項指標上均達到當前最高水準，在 Corr 指標上亦名列前茅。以下逐指標分析：</w:t>
-      </w:r>
-    </w:p>
-    <w:p>
-      <w:pPr/>
-      <w:r>
-        <w:t>Acc-7（主要指標）：集成 SACF 達 52.19%，較最強基線 MGT（50.44%）提升 +1.89 個百分點，較早期方法 UniMSE（48.68%）提升 +3.65 個百分點。這表明 SACF 的情感感知跨模態融合機制能更有效地捕捉細粒度情感特徵。</w:t>
-      </w:r>
-    </w:p>
-    <w:p>
-      <w:pPr/>
-      <w:r>
-        <w:t>Acc-2 與 F1：集成 SACF 分別達 86.30% 與 86.28%，與最強基線 MGT（86.30% / 86.28%）持平，顯示在二元情感極性判斷上保持同等水準。</w:t>
-      </w:r>
-    </w:p>
-    <w:p>
-      <w:pPr/>
-      <w:r>
-        <w:t>MAE：集成 SACF 的 MAE 為 0.587，優於所有基線（MGT：0.659，ITHP：0.663），相對於最強基線降低 10.3%，顯示本模型在連續情感強度迴歸上具有顯著優勢。</w:t>
-      </w:r>
-    </w:p>
-    <w:p>
-      <w:pPr/>
-      <w:r>
-        <w:t>Corr：集成 SACF 達 0.869，優於 MGT（0.822）+0.047，亦優於在相關係數上表現突出的 ITHP（0.856）+0.013，進一步驗證預測值與真實標記的線性一致性。</w:t>
+      <w:pPr>
+        <w:ind w:left="204" w:firstLine="480"/>
+      </w:pPr>
+      <w:r>
+        <w:lastRenderedPageBreak/>
+        <w:t xml:space="preserve">表一　</w:t>
+      </w:r>
+      <w:r>
+        <w:t xml:space="preserve">CMU-MOSI </w:t>
+      </w:r>
+      <w:r>
+        <w:t>多模態情感分析效能比較（</w:t>
+      </w:r>
+      <w:r>
+        <w:t xml:space="preserve">↑ </w:t>
+      </w:r>
+      <w:r>
+        <w:t>越高越好，</w:t>
+      </w:r>
+      <w:r>
+        <w:t xml:space="preserve">↓ </w:t>
+      </w:r>
+      <w:r>
+        <w:t>越低越好）</w:t>
+      </w:r>
+    </w:p>
+    <w:p>
+      <w:pPr>
+        <w:ind w:left="204" w:firstLine="480"/>
+      </w:pPr>
+      <w:r>
+        <w:t>由表一可知，本研究提出的</w:t>
+      </w:r>
+      <w:r>
+        <w:t xml:space="preserve"> SACF </w:t>
+      </w:r>
+      <w:r>
+        <w:t>三種子集成模型在</w:t>
+      </w:r>
+      <w:r>
+        <w:t xml:space="preserve"> Acc-7</w:t>
+      </w:r>
+      <w:r>
+        <w:t>、</w:t>
+      </w:r>
+      <w:r>
+        <w:t>Acc-2</w:t>
+      </w:r>
+      <w:r>
+        <w:t>、</w:t>
+      </w:r>
+      <w:r>
+        <w:t xml:space="preserve">F1 </w:t>
+      </w:r>
+      <w:r>
+        <w:t>與</w:t>
+      </w:r>
+      <w:r>
+        <w:t xml:space="preserve"> MAE </w:t>
+      </w:r>
+      <w:r>
+        <w:t>四項指標上均達到當前最高水準，在</w:t>
+      </w:r>
+      <w:r>
+        <w:t xml:space="preserve"> Corr </w:t>
+      </w:r>
+      <w:r>
+        <w:t>指標上亦名列前茅。以下逐指標分析：</w:t>
+      </w:r>
+    </w:p>
+    <w:p>
+      <w:pPr>
+        <w:ind w:left="204" w:firstLine="480"/>
+      </w:pPr>
+      <w:r>
+        <w:t>Acc-7</w:t>
+      </w:r>
+      <w:r>
+        <w:t>（主要指標）：集成</w:t>
+      </w:r>
+      <w:r>
+        <w:t xml:space="preserve"> SACF </w:t>
+      </w:r>
+      <w:r>
+        <w:t>達</w:t>
+      </w:r>
+      <w:r>
+        <w:t xml:space="preserve"> 52.19%</w:t>
+      </w:r>
+      <w:r>
+        <w:t>，較最強基線</w:t>
+      </w:r>
+      <w:r>
+        <w:t xml:space="preserve"> MGT</w:t>
+      </w:r>
+      <w:r>
+        <w:t>（</w:t>
+      </w:r>
+      <w:r>
+        <w:t>50.44%</w:t>
+      </w:r>
+      <w:r>
+        <w:t>）提升</w:t>
+      </w:r>
+      <w:r>
+        <w:t xml:space="preserve"> +1.89 </w:t>
+      </w:r>
+      <w:r>
+        <w:t>個百分點，較早期方法</w:t>
+      </w:r>
+      <w:r>
+        <w:t xml:space="preserve"> UniMSE</w:t>
+      </w:r>
+      <w:r>
+        <w:t>（</w:t>
+      </w:r>
+      <w:r>
+        <w:t>48.68%</w:t>
+      </w:r>
+      <w:r>
+        <w:t>）提升</w:t>
+      </w:r>
+      <w:r>
+        <w:t xml:space="preserve"> +3.65 </w:t>
+      </w:r>
+      <w:r>
+        <w:t>個百分點。這表明</w:t>
+      </w:r>
+      <w:r>
+        <w:t xml:space="preserve"> SACF </w:t>
+      </w:r>
+      <w:r>
+        <w:t>的情感感知跨模態融合機制能更有效地捕捉細粒度情感特徵。</w:t>
+      </w:r>
+    </w:p>
+    <w:p>
+      <w:pPr>
+        <w:ind w:left="204" w:firstLine="480"/>
+      </w:pPr>
+      <w:r>
+        <w:t xml:space="preserve">Acc-2 </w:t>
+      </w:r>
+      <w:r>
+        <w:t>與</w:t>
+      </w:r>
+      <w:r>
+        <w:t xml:space="preserve"> F1</w:t>
+      </w:r>
+      <w:r>
+        <w:t>：集成</w:t>
+      </w:r>
+      <w:r>
+        <w:t xml:space="preserve"> SACF </w:t>
+      </w:r>
+      <w:r>
+        <w:t>分別達</w:t>
+      </w:r>
+      <w:r>
+        <w:t xml:space="preserve"> 86.30% </w:t>
+      </w:r>
+      <w:r>
+        <w:t>與</w:t>
+      </w:r>
+      <w:r>
+        <w:t xml:space="preserve"> 86.28%</w:t>
+      </w:r>
+      <w:r>
+        <w:t>，與最強基線</w:t>
+      </w:r>
+      <w:r>
+        <w:t xml:space="preserve"> MGT</w:t>
+      </w:r>
+      <w:r>
+        <w:t>（</w:t>
+      </w:r>
+      <w:r>
+        <w:t>86.30% / 86.28%</w:t>
+      </w:r>
+      <w:r>
+        <w:t>）持平，顯示在二元情感極性判斷上保持同等水準。</w:t>
+      </w:r>
+    </w:p>
+    <w:p>
+      <w:pPr>
+        <w:ind w:left="204" w:firstLine="480"/>
+      </w:pPr>
+      <w:r>
+        <w:t>MAE</w:t>
+      </w:r>
+      <w:r>
+        <w:t>：集成</w:t>
+      </w:r>
+      <w:r>
+        <w:t xml:space="preserve"> SACF </w:t>
+      </w:r>
+      <w:r>
+        <w:t>的</w:t>
+      </w:r>
+      <w:r>
+        <w:t xml:space="preserve"> MAE </w:t>
+      </w:r>
+      <w:r>
+        <w:t>為</w:t>
+      </w:r>
+      <w:r>
+        <w:t xml:space="preserve"> 0.587</w:t>
+      </w:r>
+      <w:r>
+        <w:t>，優於所有基線（</w:t>
+      </w:r>
+      <w:r>
+        <w:t>MGT</w:t>
+      </w:r>
+      <w:r>
+        <w:t>：</w:t>
+      </w:r>
+      <w:r>
+        <w:t>0.659</w:t>
+      </w:r>
+      <w:r>
+        <w:t>，</w:t>
+      </w:r>
+      <w:r>
+        <w:t>ITHP</w:t>
+      </w:r>
+      <w:r>
+        <w:t>：</w:t>
+      </w:r>
+      <w:r>
+        <w:t>0.663</w:t>
+      </w:r>
+      <w:r>
+        <w:t>），相對於最強基線降低</w:t>
+      </w:r>
+      <w:r>
+        <w:t xml:space="preserve"> 10.3%</w:t>
+      </w:r>
+      <w:r>
+        <w:t>，顯示本模型在連續情感強度迴歸上具有顯著優勢。</w:t>
+      </w:r>
+    </w:p>
+    <w:p>
+      <w:pPr>
+        <w:ind w:left="204" w:firstLine="480"/>
+      </w:pPr>
+      <w:r>
+        <w:t>Corr</w:t>
+      </w:r>
+      <w:r>
+        <w:t>：集成</w:t>
+      </w:r>
+      <w:r>
+        <w:t xml:space="preserve"> SACF </w:t>
+      </w:r>
+      <w:r>
+        <w:t>達</w:t>
+      </w:r>
+      <w:r>
+        <w:t xml:space="preserve"> 0.869</w:t>
+      </w:r>
+      <w:r>
+        <w:t>，優於</w:t>
+      </w:r>
+      <w:r>
+        <w:t xml:space="preserve"> MGT</w:t>
+      </w:r>
+      <w:r>
+        <w:t>（</w:t>
+      </w:r>
+      <w:r>
+        <w:t>0.822</w:t>
+      </w:r>
+      <w:r>
+        <w:t>）</w:t>
+      </w:r>
+      <w:r>
+        <w:t>+0.047</w:t>
+      </w:r>
+      <w:r>
+        <w:t>，亦優於在相關係數上表現突出的</w:t>
+      </w:r>
+      <w:r>
+        <w:t xml:space="preserve"> ITHP</w:t>
+      </w:r>
+      <w:r>
+        <w:t>（</w:t>
+      </w:r>
+      <w:r>
+        <w:t>0.856</w:t>
+      </w:r>
+      <w:r>
+        <w:t>）</w:t>
+      </w:r>
+      <w:r>
+        <w:t>+0.013</w:t>
+      </w:r>
+      <w:r>
+        <w:t>，進一步驗證預測值與真實標記的線性一致性。</w:t>
       </w:r>
     </w:p>
     <w:p>
@@ -17236,21 +18046,190 @@
       </w:r>
     </w:p>
     <w:p>
-      <w:pPr/>
-      <w:r>
-        <w:t>除最終集成模型外，本研究同時分析三個獨立種子（42、123、2024）的個別效能，以評估訓練過程的統計穩健性（見表一 SACF 各種子列）。</w:t>
-      </w:r>
-    </w:p>
-    <w:p>
-      <w:pPr/>
-      <w:r>
-        <w:t>三個種子的 Acc-7 分別為 51.60%、50.00% 與 49.42%，標準差為 0.90 個百分點，顯示模型在不同隨機初始化條件下的預測品質具有合理的一致性。種子 42 表現最優，超越 MGT 基線 +1.16 個百分點；種子 123 與 MGT 相近；種子 2024 略低於 MGT，但三者均在 MGT ±1.0 個百分點範圍內。</w:t>
-      </w:r>
-    </w:p>
-    <w:p>
-      <w:pPr/>
-      <w:r>
-        <w:t>在 MAE 指標上，三個種子均優於所有基線（MAE 範圍：0.591–0.609 對 MGT 的 0.659），驗證了 SACF 的迴歸精度穩定性不受種子影響。在 Corr 指標上，三個種子均高於 0.860，遠超 MGT（0.822），顯示情感感知跨模態融合設計在不同訓練路徑下均能有效學習情感趨勢。</w:t>
+      <w:pPr>
+        <w:ind w:left="204" w:firstLine="480"/>
+      </w:pPr>
+      <w:r>
+        <w:t>除最終集成模型外，本研究同時分析三個獨立種子（</w:t>
+      </w:r>
+      <w:r>
+        <w:t>42</w:t>
+      </w:r>
+      <w:r>
+        <w:t>、</w:t>
+      </w:r>
+      <w:r>
+        <w:t>123</w:t>
+      </w:r>
+      <w:r>
+        <w:t>、</w:t>
+      </w:r>
+      <w:r>
+        <w:t>2024</w:t>
+      </w:r>
+      <w:r>
+        <w:t>）的個別效能，以評估訓練過程的統計穩健性（見表一</w:t>
+      </w:r>
+      <w:r>
+        <w:t xml:space="preserve"> SACF </w:t>
+      </w:r>
+      <w:r>
+        <w:t>各種子列）。</w:t>
+      </w:r>
+    </w:p>
+    <w:p>
+      <w:pPr>
+        <w:ind w:left="204" w:firstLine="480"/>
+      </w:pPr>
+      <w:r>
+        <w:t>三個種子的</w:t>
+      </w:r>
+      <w:r>
+        <w:t xml:space="preserve"> Acc-7 </w:t>
+      </w:r>
+      <w:r>
+        <w:t>分別為</w:t>
+      </w:r>
+      <w:r>
+        <w:t xml:space="preserve"> 51.60%</w:t>
+      </w:r>
+      <w:r>
+        <w:t>、</w:t>
+      </w:r>
+      <w:r>
+        <w:t xml:space="preserve">50.00% </w:t>
+      </w:r>
+      <w:r>
+        <w:t>與</w:t>
+      </w:r>
+      <w:r>
+        <w:t xml:space="preserve"> 49.42%</w:t>
+      </w:r>
+      <w:r>
+        <w:t>，標準差為</w:t>
+      </w:r>
+      <w:r>
+        <w:t xml:space="preserve"> 0.90 </w:t>
+      </w:r>
+      <w:r>
+        <w:t>個百分點，顯示模型在不同隨機初始化條件下的預測品質具有合理的一致性。種子</w:t>
+      </w:r>
+      <w:r>
+        <w:t xml:space="preserve"> 42 </w:t>
+      </w:r>
+      <w:r>
+        <w:t>表現最優，超越</w:t>
+      </w:r>
+      <w:r>
+        <w:t xml:space="preserve"> MGT </w:t>
+      </w:r>
+      <w:r>
+        <w:t>基線</w:t>
+      </w:r>
+      <w:r>
+        <w:t xml:space="preserve"> +1.16 </w:t>
+      </w:r>
+      <w:r>
+        <w:t>個百分點；種子</w:t>
+      </w:r>
+      <w:r>
+        <w:t xml:space="preserve"> 123 </w:t>
+      </w:r>
+      <w:r>
+        <w:t>與</w:t>
+      </w:r>
+      <w:r>
+        <w:t xml:space="preserve"> MGT </w:t>
+      </w:r>
+      <w:r>
+        <w:t>相近；種子</w:t>
+      </w:r>
+      <w:r>
+        <w:t xml:space="preserve"> 2024 </w:t>
+      </w:r>
+      <w:r>
+        <w:t>略低於</w:t>
+      </w:r>
+      <w:r>
+        <w:t xml:space="preserve"> MGT</w:t>
+      </w:r>
+      <w:r>
+        <w:t>，但三者均在</w:t>
+      </w:r>
+      <w:r>
+        <w:t xml:space="preserve"> MGT ±1.0 </w:t>
+      </w:r>
+      <w:r>
+        <w:t>個百分點範圍內。</w:t>
+      </w:r>
+    </w:p>
+    <w:p>
+      <w:pPr>
+        <w:ind w:left="204" w:firstLine="480"/>
+      </w:pPr>
+      <w:r>
+        <w:lastRenderedPageBreak/>
+        <w:t>在</w:t>
+      </w:r>
+      <w:r>
+        <w:t xml:space="preserve"> MAE </w:t>
+      </w:r>
+      <w:r>
+        <w:t>指標上，三個種子均優於所有基線（</w:t>
+      </w:r>
+      <w:r>
+        <w:t xml:space="preserve">MAE </w:t>
+      </w:r>
+      <w:r>
+        <w:t>範圍：</w:t>
+      </w:r>
+      <w:r>
+        <w:t xml:space="preserve">0.591–0.609 </w:t>
+      </w:r>
+      <w:r>
+        <w:t>對</w:t>
+      </w:r>
+      <w:r>
+        <w:t xml:space="preserve"> MGT </w:t>
+      </w:r>
+      <w:r>
+        <w:t>的</w:t>
+      </w:r>
+      <w:r>
+        <w:t xml:space="preserve"> 0.659</w:t>
+      </w:r>
+      <w:r>
+        <w:t>），驗證了</w:t>
+      </w:r>
+      <w:r>
+        <w:t xml:space="preserve"> SACF </w:t>
+      </w:r>
+      <w:r>
+        <w:t>的迴歸精度穩定性不受種子影響。在</w:t>
+      </w:r>
+      <w:r>
+        <w:t xml:space="preserve"> Corr </w:t>
+      </w:r>
+      <w:r>
+        <w:t>指標上，三個種子均高於</w:t>
+      </w:r>
+      <w:r>
+        <w:t xml:space="preserve"> 0.860</w:t>
+      </w:r>
+      <w:r>
+        <w:t>，遠超</w:t>
+      </w:r>
+      <w:r>
+        <w:t xml:space="preserve"> MGT</w:t>
+      </w:r>
+      <w:r>
+        <w:t>（</w:t>
+      </w:r>
+      <w:r>
+        <w:t>0.822</w:t>
+      </w:r>
+      <w:r>
+        <w:t>），顯示情感感知跨模態融合設計在不同訓練路徑下均能有效學習情感趨勢。</w:t>
       </w:r>
     </w:p>
     <w:p>
@@ -17262,31 +18241,164 @@
       </w:r>
     </w:p>
     <w:p>
-      <w:pPr/>
-      <w:r>
-        <w:t>本研究採用三種子等權均值集成策略，對每個測試樣本累積 3 個種子 × 5 次 TTA = 15 次獨立前向推斷，最終取平均 logits 進行預測。集成效益如下：</w:t>
-      </w:r>
-    </w:p>
-    <w:p>
-      <w:pPr/>
-      <w:r>
-        <w:t>Acc-7 提升：集成（52.19%）相較最優單種子（種子 42：51.60%）提升 +0.73 個百分點，相較最差單種子（種子 2024：49.42%）提升 +2.91 個百分點。集成有效降低了單種子在不同超曲面收斂路徑上的方差偏差。</w:t>
-      </w:r>
-    </w:p>
-    <w:p>
-      <w:pPr/>
-      <w:r>
-        <w:t>MAE 改善：集成 MAE（0.587）低於三個單種子均值（0.599），降低約 1.3%，驗證了多次獨立推斷的平均效應有助於平滑迴歸偏差。</w:t>
-      </w:r>
-    </w:p>
-    <w:p>
-      <w:pPr/>
-      <w:r>
-        <w:t>Corr 提升：集成 Corr（0.869）高於所有單種子（最高為種子 42：0.864），顯示集成在情感趨勢預測一致性上亦具有邊際增益。</w:t>
-      </w:r>
-    </w:p>
-    <w:p>
-      <w:pPr/>
+      <w:pPr>
+        <w:ind w:left="204" w:firstLine="480"/>
+      </w:pPr>
+      <w:r>
+        <w:t>本研究採用三種子等權均值集成策略，對每個測試樣本累積</w:t>
+      </w:r>
+      <w:r>
+        <w:t xml:space="preserve"> 3 </w:t>
+      </w:r>
+      <w:r>
+        <w:t>個種子</w:t>
+      </w:r>
+      <w:r>
+        <w:t xml:space="preserve"> × 5 </w:t>
+      </w:r>
+      <w:r>
+        <w:t>次</w:t>
+      </w:r>
+      <w:r>
+        <w:t xml:space="preserve"> TTA = 15 </w:t>
+      </w:r>
+      <w:r>
+        <w:t>次獨立前向推斷，最終取平均</w:t>
+      </w:r>
+      <w:r>
+        <w:t xml:space="preserve"> logits </w:t>
+      </w:r>
+      <w:r>
+        <w:t>進行預測。集成效益如下：</w:t>
+      </w:r>
+    </w:p>
+    <w:p>
+      <w:pPr>
+        <w:ind w:left="204" w:firstLine="480"/>
+      </w:pPr>
+      <w:r>
+        <w:t xml:space="preserve">Acc-7 </w:t>
+      </w:r>
+      <w:r>
+        <w:t>提升：集成（</w:t>
+      </w:r>
+      <w:r>
+        <w:t>52.19%</w:t>
+      </w:r>
+      <w:r>
+        <w:t>）相較最優單種子（種子</w:t>
+      </w:r>
+      <w:r>
+        <w:t xml:space="preserve"> 42</w:t>
+      </w:r>
+      <w:r>
+        <w:t>：</w:t>
+      </w:r>
+      <w:r>
+        <w:t>51.60%</w:t>
+      </w:r>
+      <w:r>
+        <w:t>）提升</w:t>
+      </w:r>
+      <w:r>
+        <w:t xml:space="preserve"> +0.73 </w:t>
+      </w:r>
+      <w:r>
+        <w:t>個百分點，相較最差單種子（種子</w:t>
+      </w:r>
+      <w:r>
+        <w:t xml:space="preserve"> 2024</w:t>
+      </w:r>
+      <w:r>
+        <w:t>：</w:t>
+      </w:r>
+      <w:r>
+        <w:t>49.42%</w:t>
+      </w:r>
+      <w:r>
+        <w:t>）提升</w:t>
+      </w:r>
+      <w:r>
+        <w:t xml:space="preserve"> +2.91 </w:t>
+      </w:r>
+      <w:r>
+        <w:t>個百分點。集成有效降低了單種子在不同超曲面收斂路徑上的方差偏差。</w:t>
+      </w:r>
+    </w:p>
+    <w:p>
+      <w:pPr>
+        <w:ind w:left="204" w:firstLine="480"/>
+      </w:pPr>
+      <w:r>
+        <w:t xml:space="preserve">MAE </w:t>
+      </w:r>
+      <w:r>
+        <w:t>改善：集成</w:t>
+      </w:r>
+      <w:r>
+        <w:t xml:space="preserve"> MAE</w:t>
+      </w:r>
+      <w:r>
+        <w:t>（</w:t>
+      </w:r>
+      <w:r>
+        <w:t>0.587</w:t>
+      </w:r>
+      <w:r>
+        <w:t>）低於三個單種子均值（</w:t>
+      </w:r>
+      <w:r>
+        <w:t>0.599</w:t>
+      </w:r>
+      <w:r>
+        <w:t>），降低約</w:t>
+      </w:r>
+      <w:r>
+        <w:t xml:space="preserve"> 1.3%</w:t>
+      </w:r>
+      <w:r>
+        <w:t>，驗證了多次獨立推斷的平均效應有助於平滑迴歸偏差。</w:t>
+      </w:r>
+    </w:p>
+    <w:p>
+      <w:pPr>
+        <w:ind w:left="204" w:firstLine="480"/>
+      </w:pPr>
+      <w:r>
+        <w:t xml:space="preserve">Corr </w:t>
+      </w:r>
+      <w:r>
+        <w:t>提升：集成</w:t>
+      </w:r>
+      <w:r>
+        <w:t xml:space="preserve"> Corr</w:t>
+      </w:r>
+      <w:r>
+        <w:t>（</w:t>
+      </w:r>
+      <w:r>
+        <w:t>0.869</w:t>
+      </w:r>
+      <w:r>
+        <w:t>）高於所有單種子（最高為種子</w:t>
+      </w:r>
+      <w:r>
+        <w:t xml:space="preserve"> 42</w:t>
+      </w:r>
+      <w:r>
+        <w:t>：</w:t>
+      </w:r>
+      <w:r>
+        <w:t>0.864</w:t>
+      </w:r>
+      <w:r>
+        <w:t>），顯示集成在情感趨勢預測一致性上亦具有邊際增益。</w:t>
+      </w:r>
+    </w:p>
+    <w:p>
+      <w:pPr>
+        <w:ind w:left="204" w:firstLine="480"/>
+      </w:pPr>
       <w:r>
         <w:t>上述結果驗證了多種子集成策略的統計有效性：不同種子引導模型探索損失超曲面的不同收斂路徑，產生互補的決策邊界，集成後的預測更加穩健，系統性超越任何單一種子結果。</w:t>
       </w:r>
@@ -17300,33 +18412,134 @@
       </w:r>
     </w:p>
     <w:p>
-      <w:pPr/>
-      <w:r>
-        <w:t>綜合以上比較，本研究 SACF 模型相對於現有方法的主要優勢來源於以下設計：</w:t>
-      </w:r>
-    </w:p>
-    <w:p>
-      <w:pPr/>
-      <w:r>
-        <w:t>（1）情感感知跨模態注意力（SACF 模組）：以語言模型的情感表示作為查詢，引導音訊與視覺模態特徵的注意力計算，使模型聚焦於情感相關的非語言線索，相比傳統後融合或早融合方法能捕捉更具辨識力的跨模態交互。</w:t>
-      </w:r>
-    </w:p>
-    <w:p>
-      <w:pPr/>
-      <w:r>
-        <w:t>（2）極性增強注意力（PEA 模組）：在特徵提取階段顯式強化正負向情感的極性差異，使模型對情感強度的細粒度分辨能力更強，在 Acc-7 與 MAE 上的優勢部分源於此設計。</w:t>
-      </w:r>
-    </w:p>
-    <w:p>
-      <w:pPr/>
-      <w:r>
-        <w:t>（3）多工序數損失設計：聯合優化分類（Focal Loss）與迴歸（EMD Loss），序數懲罰矩陣確保預測誤差隨情感距離增大而遞增，避免嚴重的大跨度分類錯誤，有效改善 MAE 與 Corr。</w:t>
-      </w:r>
-    </w:p>
-    <w:p>
-      <w:pPr/>
-      <w:r>
-        <w:t>（4）推斷增強策略：TTA×5 結合三種子集成共 15 次獨立評估，在推斷階段無需額外訓練成本即可提升預測穩定性，有效提升預測穩定性與準確率。</w:t>
+      <w:pPr>
+        <w:ind w:left="204" w:firstLine="480"/>
+      </w:pPr>
+      <w:r>
+        <w:t>綜合以上比較，本研究</w:t>
+      </w:r>
+      <w:r>
+        <w:t xml:space="preserve"> SACF </w:t>
+      </w:r>
+      <w:r>
+        <w:t>模型相對於現有方法的主要優勢來源於以下設計：</w:t>
+      </w:r>
+    </w:p>
+    <w:p>
+      <w:pPr>
+        <w:ind w:left="204" w:firstLine="480"/>
+      </w:pPr>
+      <w:r>
+        <w:lastRenderedPageBreak/>
+        <w:t>（</w:t>
+      </w:r>
+      <w:r>
+        <w:t>1</w:t>
+      </w:r>
+      <w:r>
+        <w:t>）情感感知跨模態注意力（</w:t>
+      </w:r>
+      <w:r>
+        <w:t xml:space="preserve">SACF </w:t>
+      </w:r>
+      <w:r>
+        <w:t>模組）：以語言模型的情感表示作為查詢，引導音訊與視覺模態特徵的注意力計算，使模型聚焦於情感相關的非語言線索，相比傳統後融合或早融合方法能捕捉更具辨識力的跨模態交互。</w:t>
+      </w:r>
+    </w:p>
+    <w:p>
+      <w:pPr>
+        <w:ind w:left="204" w:firstLine="480"/>
+      </w:pPr>
+      <w:r>
+        <w:t>（</w:t>
+      </w:r>
+      <w:r>
+        <w:t>2</w:t>
+      </w:r>
+      <w:r>
+        <w:t>）極性增強注意力（</w:t>
+      </w:r>
+      <w:r>
+        <w:t xml:space="preserve">PEA </w:t>
+      </w:r>
+      <w:r>
+        <w:t>模組）：在特徵提取階段顯式強化正負向情感的極性差異，使模型對情感強度的細粒度分辨能力更強，在</w:t>
+      </w:r>
+      <w:r>
+        <w:t xml:space="preserve"> Acc-7 </w:t>
+      </w:r>
+      <w:r>
+        <w:t>與</w:t>
+      </w:r>
+      <w:r>
+        <w:t xml:space="preserve"> MAE </w:t>
+      </w:r>
+      <w:r>
+        <w:t>上的優勢部分源於此設計。</w:t>
+      </w:r>
+    </w:p>
+    <w:p>
+      <w:pPr>
+        <w:ind w:left="204" w:firstLine="480"/>
+      </w:pPr>
+      <w:r>
+        <w:t>（</w:t>
+      </w:r>
+      <w:r>
+        <w:t>3</w:t>
+      </w:r>
+      <w:r>
+        <w:t>）多工序數損失設計：聯合優化分類（</w:t>
+      </w:r>
+      <w:r>
+        <w:t>Focal Loss</w:t>
+      </w:r>
+      <w:r>
+        <w:t>）與迴歸（</w:t>
+      </w:r>
+      <w:r>
+        <w:t>EMD Loss</w:t>
+      </w:r>
+      <w:r>
+        <w:t>），序數懲罰矩陣確保預測誤差隨情感距離增大而遞增，避免嚴重的大跨度分類錯誤，有效改善</w:t>
+      </w:r>
+      <w:r>
+        <w:t xml:space="preserve"> MAE </w:t>
+      </w:r>
+      <w:r>
+        <w:t>與</w:t>
+      </w:r>
+      <w:r>
+        <w:t xml:space="preserve"> Corr</w:t>
+      </w:r>
+      <w:r>
+        <w:t>。</w:t>
+      </w:r>
+    </w:p>
+    <w:p>
+      <w:pPr>
+        <w:ind w:left="204" w:firstLine="480"/>
+      </w:pPr>
+      <w:r>
+        <w:t>（</w:t>
+      </w:r>
+      <w:r>
+        <w:t>4</w:t>
+      </w:r>
+      <w:r>
+        <w:t>）推斷增強策略：</w:t>
+      </w:r>
+      <w:r>
+        <w:t xml:space="preserve">TTA×5 </w:t>
+      </w:r>
+      <w:r>
+        <w:t>結合三種子集成共</w:t>
+      </w:r>
+      <w:r>
+        <w:t xml:space="preserve"> 15 </w:t>
+      </w:r>
+      <w:r>
+        <w:t>次獨立評估，在推斷階段無需額外訓練成本即可提升預測穩定性，有效提升預測穩定性與準確率。</w:t>
       </w:r>
     </w:p>
     <w:p>
@@ -17338,21 +18551,112 @@
       </w:r>
     </w:p>
     <w:p>
-      <w:pPr/>
-      <w:r>
-        <w:t>本研究的實驗結果確立了 SACF 在 CMU-MOSI 七分類情感分析任務上的 SoTA 地位，且在 MAE 與 Corr 指標上的領先幅度尤為顯著，顯示情感感知跨模態融合對情感強度迴歸的幫助大於對類別邊界劃分的幫助。</w:t>
-      </w:r>
-    </w:p>
-    <w:p>
-      <w:pPr/>
-      <w:r>
-        <w:t>值得注意的是，Acc-7 雖是最主要的比較指標，但 52.19% 的絕對數值仍有提升空間。CMU-MOSI 的七分類任務因為細粒度標記本身存在主觀不一致性（inter-annotator agreement 有限），使得該指標的天花板效應顯著。本研究透過集成與推斷增強策略已充分挖掘現有架構的潛力，進一步突破可能需要更大規模的預訓練語言模型（如 LLaMA、Qwen）、更豐富的跨模態預訓練資料，或在標記品質上進行改進。</w:t>
-      </w:r>
-    </w:p>
-    <w:p>
-      <w:pPr/>
-      <w:r>
-        <w:t>在計算效率方面，本研究模型的推斷階段雖因多種子集成與 TTA 而增加 9 倍的前向運算量，但由於每次推斷僅需單次 GPU 前向傳遞（無梯度計算），實際推斷時間開銷在工程可接受範圍內，適合對準確率有較高要求的應用情境。</w:t>
+      <w:pPr>
+        <w:ind w:left="204" w:firstLine="480"/>
+      </w:pPr>
+      <w:r>
+        <w:t>本研究的實驗結果確立了</w:t>
+      </w:r>
+      <w:r>
+        <w:t xml:space="preserve"> SACF </w:t>
+      </w:r>
+      <w:r>
+        <w:t>在</w:t>
+      </w:r>
+      <w:r>
+        <w:t xml:space="preserve"> CMU-MOSI </w:t>
+      </w:r>
+      <w:r>
+        <w:t>七分類情感分析任務上的</w:t>
+      </w:r>
+      <w:r>
+        <w:t xml:space="preserve"> SoTA </w:t>
+      </w:r>
+      <w:r>
+        <w:t>地位，且在</w:t>
+      </w:r>
+      <w:r>
+        <w:t xml:space="preserve"> MAE </w:t>
+      </w:r>
+      <w:r>
+        <w:t>與</w:t>
+      </w:r>
+      <w:r>
+        <w:t xml:space="preserve"> Corr </w:t>
+      </w:r>
+      <w:r>
+        <w:t>指標上的領先幅度尤為顯著，顯示情感感知跨模態融合對情感強度迴歸的幫助大於對類別邊界劃分的幫助。</w:t>
+      </w:r>
+    </w:p>
+    <w:p>
+      <w:pPr>
+        <w:ind w:left="204" w:firstLine="480"/>
+      </w:pPr>
+      <w:r>
+        <w:t>值得注意的是，</w:t>
+      </w:r>
+      <w:r>
+        <w:t xml:space="preserve">Acc-7 </w:t>
+      </w:r>
+      <w:r>
+        <w:t>雖是最主要的比較指標，但</w:t>
+      </w:r>
+      <w:r>
+        <w:t xml:space="preserve"> 52.19% </w:t>
+      </w:r>
+      <w:r>
+        <w:t>的絕對數值仍有提升空間。</w:t>
+      </w:r>
+      <w:r>
+        <w:t xml:space="preserve">CMU-MOSI </w:t>
+      </w:r>
+      <w:r>
+        <w:t>的七分類任務因為細粒度標記本身存在主觀不一致性（</w:t>
+      </w:r>
+      <w:r>
+        <w:t xml:space="preserve">inter-annotator agreement </w:t>
+      </w:r>
+      <w:r>
+        <w:t>有限），使得該指標的天花板效應顯著。本研究透過集成與推斷增強策略已充分挖掘現有架構的潛力，進一步突破可能需要更大規模的預訓練語言模型（如</w:t>
+      </w:r>
+      <w:r>
+        <w:t xml:space="preserve"> LLaMA</w:t>
+      </w:r>
+      <w:r>
+        <w:t>、</w:t>
+      </w:r>
+      <w:r>
+        <w:t>Qwen</w:t>
+      </w:r>
+      <w:r>
+        <w:t>）、更豐富的跨模態預訓練資料，或在標記品質上進行改進。</w:t>
+      </w:r>
+    </w:p>
+    <w:p>
+      <w:pPr>
+        <w:ind w:left="204" w:firstLine="480"/>
+      </w:pPr>
+      <w:r>
+        <w:lastRenderedPageBreak/>
+        <w:t>在計算效率方面，本研究模型的推斷階段雖因多種子集成與</w:t>
+      </w:r>
+      <w:r>
+        <w:t xml:space="preserve"> TTA </w:t>
+      </w:r>
+      <w:r>
+        <w:t>而增加</w:t>
+      </w:r>
+      <w:r>
+        <w:t xml:space="preserve"> 9 </w:t>
+      </w:r>
+      <w:r>
+        <w:t>倍的前向運算量，但由於每次推斷僅需單次</w:t>
+      </w:r>
+      <w:r>
+        <w:t xml:space="preserve"> GPU </w:t>
+      </w:r>
+      <w:r>
+        <w:t>前向傳遞（無梯度計算），實際推斷時間開銷在工程可接受範圍內，適合對準確率有較高要求的應用情境。</w:t>
       </w:r>
     </w:p>
     <w:p>
@@ -17361,7 +18665,6 @@
       </w:pPr>
       <w:bookmarkStart w:id="33" w:name="_Toc217999564"/>
       <w:r>
-        <w:lastRenderedPageBreak/>
         <w:t xml:space="preserve"> </w:t>
       </w:r>
       <w:r>
@@ -17637,7 +18940,7 @@
         <w:noProof/>
         <w14:ligatures w14:val="standardContextual"/>
       </w:rPr>
-      <w:pict w14:anchorId="1E8DD90D">
+      <w:pict w14:anchorId="5C1514BB">
         <v:shapetype id="_x0000_t75" coordsize="21600,21600" o:spt="75" o:preferrelative="t" path="m@4@5l@4@11@9@11@9@5xe" filled="f" stroked="f">
           <v:stroke joinstyle="miter"/>
           <v:formulas>
@@ -17679,7 +18982,7 @@
         <w:noProof/>
         <w14:ligatures w14:val="standardContextual"/>
       </w:rPr>
-      <w:pict w14:anchorId="4B8950D5">
+      <w:pict w14:anchorId="28481647">
         <v:shapetype id="_x0000_t75" coordsize="21600,21600" o:spt="75" o:preferrelative="t" path="m@4@5l@4@11@9@11@9@5xe" filled="f" stroked="f">
           <v:stroke joinstyle="miter"/>
           <v:formulas>
@@ -17732,7 +19035,7 @@
         <w:noProof/>
         <w14:ligatures w14:val="standardContextual"/>
       </w:rPr>
-      <w:pict w14:anchorId="594E737C">
+      <w:pict w14:anchorId="5F1EA464">
         <v:shapetype id="_x0000_t75" coordsize="21600,21600" o:spt="75" o:preferrelative="t" path="m@4@5l@4@11@9@11@9@5xe" filled="f" stroked="f">
           <v:stroke joinstyle="miter"/>
           <v:formulas>
@@ -17774,7 +19077,7 @@
         <w:noProof/>
         <w14:ligatures w14:val="standardContextual"/>
       </w:rPr>
-      <w:pict w14:anchorId="01DA2FDD">
+      <w:pict w14:anchorId="2F979F1D">
         <v:shapetype id="_x0000_t75" coordsize="21600,21600" o:spt="75" o:preferrelative="t" path="m@4@5l@4@11@9@11@9@5xe" filled="f" stroked="f">
           <v:stroke joinstyle="miter"/>
           <v:formulas>
@@ -17816,7 +19119,7 @@
         <w:noProof/>
         <w14:ligatures w14:val="standardContextual"/>
       </w:rPr>
-      <w:pict w14:anchorId="540E3FFF">
+      <w:pict w14:anchorId="4C728775">
         <v:shapetype id="_x0000_t75" coordsize="21600,21600" o:spt="75" o:preferrelative="t" path="m@4@5l@4@11@9@11@9@5xe" filled="f" stroked="f">
           <v:stroke joinstyle="miter"/>
           <v:formulas>
@@ -17858,7 +19161,7 @@
         <w:noProof/>
         <w14:ligatures w14:val="standardContextual"/>
       </w:rPr>
-      <w:pict w14:anchorId="3E888A00">
+      <w:pict w14:anchorId="0D3BF594">
         <v:shapetype id="_x0000_t75" coordsize="21600,21600" o:spt="75" o:preferrelative="t" path="m@4@5l@4@11@9@11@9@5xe" filled="f" stroked="f">
           <v:stroke joinstyle="miter"/>
           <v:formulas>
@@ -17905,7 +19208,7 @@
         <w:noProof/>
         <w14:ligatures w14:val="standardContextual"/>
       </w:rPr>
-      <w:pict w14:anchorId="45E2707F">
+      <w:pict w14:anchorId="1E730EBF">
         <v:shapetype id="_x0000_t75" coordsize="21600,21600" o:spt="75" o:preferrelative="t" path="m@4@5l@4@11@9@11@9@5xe" filled="f" stroked="f">
           <v:stroke joinstyle="miter"/>
           <v:formulas>
@@ -17952,7 +19255,7 @@
         <w:noProof/>
         <w14:ligatures w14:val="standardContextual"/>
       </w:rPr>
-      <w:pict w14:anchorId="092AE475">
+      <w:pict w14:anchorId="750B1B5A">
         <v:shapetype id="_x0000_t75" coordsize="21600,21600" o:spt="75" o:preferrelative="t" path="m@4@5l@4@11@9@11@9@5xe" filled="f" stroked="f">
           <v:stroke joinstyle="miter"/>
           <v:formulas>
@@ -23454,7 +24757,7 @@
       <w:numPr>
         <w:numId w:val="37"/>
       </w:numPr>
-      <w:ind w:leftChars="0" w:firstLineChars="0"/>
+      <w:ind w:leftChars="0" w:left="0" w:firstLineChars="0" w:firstLine="0"/>
       <w:jc w:val="center"/>
       <w:outlineLvl w:val="0"/>
     </w:pPr>
@@ -23484,7 +24787,7 @@
         <w:ilvl w:val="1"/>
         <w:numId w:val="37"/>
       </w:numPr>
-      <w:ind w:leftChars="0" w:firstLineChars="0"/>
+      <w:ind w:leftChars="0" w:left="0" w:firstLineChars="0" w:firstLine="0"/>
       <w:jc w:val="left"/>
       <w:outlineLvl w:val="1"/>
     </w:pPr>
@@ -23512,7 +24815,7 @@
         <w:ilvl w:val="2"/>
         <w:numId w:val="37"/>
       </w:numPr>
-      <w:ind w:leftChars="0" w:firstLineChars="0"/>
+      <w:ind w:leftChars="0" w:left="0" w:firstLineChars="0" w:firstLine="0"/>
       <w:outlineLvl w:val="2"/>
     </w:pPr>
     <w:rPr>
@@ -23538,7 +24841,7 @@
         <w:numId w:val="37"/>
       </w:numPr>
       <w:spacing w:before="160" w:after="40"/>
-      <w:ind w:leftChars="0" w:firstLineChars="0"/>
+      <w:ind w:leftChars="0" w:left="0" w:firstLineChars="0" w:firstLine="0"/>
       <w:outlineLvl w:val="3"/>
     </w:pPr>
     <w:rPr>
@@ -23565,7 +24868,7 @@
         <w:numId w:val="37"/>
       </w:numPr>
       <w:spacing w:before="80" w:after="40"/>
-      <w:ind w:leftChars="0" w:firstLineChars="0"/>
+      <w:ind w:leftChars="0" w:left="0" w:firstLineChars="0" w:firstLine="0"/>
       <w:outlineLvl w:val="4"/>
     </w:pPr>
     <w:rPr>
@@ -23591,7 +24894,7 @@
         <w:numId w:val="37"/>
       </w:numPr>
       <w:spacing w:before="40"/>
-      <w:ind w:leftChars="0" w:firstLineChars="0"/>
+      <w:ind w:leftChars="0" w:left="0" w:firstLineChars="0" w:firstLine="0"/>
       <w:outlineLvl w:val="5"/>
     </w:pPr>
     <w:rPr>
@@ -23617,7 +24920,7 @@
         <w:numId w:val="37"/>
       </w:numPr>
       <w:spacing w:before="40"/>
-      <w:ind w:leftChars="0" w:firstLineChars="0"/>
+      <w:ind w:leftChars="0" w:left="0" w:firstLineChars="0" w:firstLine="0"/>
       <w:outlineLvl w:val="6"/>
     </w:pPr>
     <w:rPr>
@@ -23643,7 +24946,7 @@
         <w:numId w:val="37"/>
       </w:numPr>
       <w:spacing w:before="40"/>
-      <w:ind w:leftChars="0" w:firstLineChars="0"/>
+      <w:ind w:leftChars="0" w:left="0" w:firstLineChars="0" w:firstLine="0"/>
       <w:outlineLvl w:val="7"/>
     </w:pPr>
     <w:rPr>
@@ -23669,7 +24972,7 @@
         <w:numId w:val="37"/>
       </w:numPr>
       <w:spacing w:before="40"/>
-      <w:ind w:leftChars="0" w:firstLineChars="0"/>
+      <w:ind w:leftChars="0" w:left="0" w:firstLineChars="0" w:firstLine="0"/>
       <w:outlineLvl w:val="8"/>
     </w:pPr>
     <w:rPr>
@@ -23680,6 +24983,7 @@
   <w:style w:type="character" w:default="1" w:styleId="a0">
     <w:name w:val="Default Paragraph Font"/>
     <w:uiPriority w:val="1"/>
+    <w:semiHidden/>
     <w:unhideWhenUsed/>
   </w:style>
   <w:style w:type="table" w:default="1" w:styleId="a1">
@@ -24933,6 +26237,14 @@
 </file>
 
 <file path=customXml/item1.xml><?xml version="1.0" encoding="utf-8"?>
+<p:properties xmlns:p="http://schemas.microsoft.com/office/2006/metadata/properties" xmlns:xsi="http://www.w3.org/2001/XMLSchema-instance" xmlns:pc="http://schemas.microsoft.com/office/infopath/2007/PartnerControls">
+  <documentManagement>
+    <_activity xmlns="4ffd498e-051a-403e-bfce-176c4d2f282e" xsi:nil="true"/>
+  </documentManagement>
+</p:properties>
+</file>
+
+<file path=customXml/item2.xml><?xml version="1.0" encoding="utf-8"?>
 <?mso-contentType ?>
 <FormTemplates xmlns="http://schemas.microsoft.com/sharepoint/v3/contenttype/forms">
   <Display>DocumentLibraryForm</Display>
@@ -24941,19 +26253,7 @@
 </FormTemplates>
 </file>
 
-<file path=customXml/item2.xml><?xml version="1.0" encoding="utf-8"?>
-<p:properties xmlns:p="http://schemas.microsoft.com/office/2006/metadata/properties" xmlns:xsi="http://www.w3.org/2001/XMLSchema-instance" xmlns:pc="http://schemas.microsoft.com/office/infopath/2007/PartnerControls">
-  <documentManagement>
-    <_activity xmlns="4ffd498e-051a-403e-bfce-176c4d2f282e" xsi:nil="true"/>
-  </documentManagement>
-</p:properties>
-</file>
-
 <file path=customXml/item3.xml><?xml version="1.0" encoding="utf-8"?>
-<b:Sources xmlns:b="http://schemas.openxmlformats.org/officeDocument/2006/bibliography" xmlns="http://schemas.openxmlformats.org/officeDocument/2006/bibliography" SelectedStyle="\APASixthEditionOfficeOnline.xsl" StyleName="APA" Version="6"/>
-</file>
-
-<file path=customXml/item4.xml><?xml version="1.0" encoding="utf-8"?>
 <ct:contentTypeSchema xmlns:ct="http://schemas.microsoft.com/office/2006/metadata/contentType" xmlns:ma="http://schemas.microsoft.com/office/2006/metadata/properties/metaAttributes" ct:_="" ma:_="" ma:contentTypeName="Document" ma:contentTypeID="0x010100F75AC429CF6AD84EB7D482C563976160" ma:contentTypeVersion="6" ma:contentTypeDescription="Create a new document." ma:contentTypeScope="" ma:versionID="e6c4b20fe4d37a003f91ec105e24edfc">
   <xsd:schema xmlns:xsd="http://www.w3.org/2001/XMLSchema" xmlns:xs="http://www.w3.org/2001/XMLSchema" xmlns:p="http://schemas.microsoft.com/office/2006/metadata/properties" xmlns:ns3="4ffd498e-051a-403e-bfce-176c4d2f282e" targetNamespace="http://schemas.microsoft.com/office/2006/metadata/properties" ma:root="true" ma:fieldsID="04bf0f6a23c82805b231051738abed13" ns3:_="">
     <xsd:import namespace="4ffd498e-051a-403e-bfce-176c4d2f282e"/>
@@ -25109,15 +26409,11 @@
 </ct:contentTypeSchema>
 </file>
 
-<file path=customXml/itemProps1.xml><?xml version="1.0" encoding="utf-8"?>
-<ds:datastoreItem xmlns:ds="http://schemas.openxmlformats.org/officeDocument/2006/customXml" ds:itemID="{9E80B133-D334-44FB-80EF-128D6E487AA4}">
-  <ds:schemaRefs>
-    <ds:schemaRef ds:uri="http://schemas.microsoft.com/sharepoint/v3/contenttype/forms"/>
-  </ds:schemaRefs>
-</ds:datastoreItem>
+<file path=customXml/item4.xml><?xml version="1.0" encoding="utf-8"?>
+<b:Sources xmlns:b="http://schemas.openxmlformats.org/officeDocument/2006/bibliography" xmlns="http://schemas.openxmlformats.org/officeDocument/2006/bibliography" SelectedStyle="\APASixthEditionOfficeOnline.xsl" StyleName="APA" Version="6"/>
 </file>
 
-<file path=customXml/itemProps2.xml><?xml version="1.0" encoding="utf-8"?>
+<file path=customXml/itemProps1.xml><?xml version="1.0" encoding="utf-8"?>
 <ds:datastoreItem xmlns:ds="http://schemas.openxmlformats.org/officeDocument/2006/customXml" ds:itemID="{82F43960-C6A3-4D20-9B6B-E0C8A1B253E3}">
   <ds:schemaRefs>
     <ds:schemaRef ds:uri="http://schemas.microsoft.com/office/2006/metadata/properties"/>
@@ -25127,15 +26423,15 @@
 </ds:datastoreItem>
 </file>
 
-<file path=customXml/itemProps3.xml><?xml version="1.0" encoding="utf-8"?>
-<ds:datastoreItem xmlns:ds="http://schemas.openxmlformats.org/officeDocument/2006/customXml" ds:itemID="{DECA0405-84C5-4DDE-8F45-B8EF957B5F83}">
+<file path=customXml/itemProps2.xml><?xml version="1.0" encoding="utf-8"?>
+<ds:datastoreItem xmlns:ds="http://schemas.openxmlformats.org/officeDocument/2006/customXml" ds:itemID="{9E80B133-D334-44FB-80EF-128D6E487AA4}">
   <ds:schemaRefs>
-    <ds:schemaRef ds:uri="http://schemas.openxmlformats.org/officeDocument/2006/bibliography"/>
+    <ds:schemaRef ds:uri="http://schemas.microsoft.com/sharepoint/v3/contenttype/forms"/>
   </ds:schemaRefs>
 </ds:datastoreItem>
 </file>
 
-<file path=customXml/itemProps4.xml><?xml version="1.0" encoding="utf-8"?>
+<file path=customXml/itemProps3.xml><?xml version="1.0" encoding="utf-8"?>
 <ds:datastoreItem xmlns:ds="http://schemas.openxmlformats.org/officeDocument/2006/customXml" ds:itemID="{FBF5A3B1-3611-4BCD-B6AF-AC370DFE3D28}">
   <ds:schemaRefs>
     <ds:schemaRef ds:uri="http://schemas.microsoft.com/office/2006/metadata/contentType"/>
@@ -25151,4 +26447,12 @@
     <ds:schemaRef ds:uri="http://schemas.microsoft.com/internal/obd"/>
   </ds:schemaRefs>
 </ds:datastoreItem>
+</file>
+
+<file path=customXml/itemProps4.xml><?xml version="1.0" encoding="utf-8"?>
+<ds:datastoreItem xmlns:ds="http://schemas.openxmlformats.org/officeDocument/2006/customXml" ds:itemID="{DECA0405-84C5-4DDE-8F45-B8EF957B5F83}">
+  <ds:schemaRefs>
+    <ds:schemaRef ds:uri="http://schemas.openxmlformats.org/officeDocument/2006/bibliography"/>
+  </ds:schemaRefs>
+</ds:datastoreItem>
 </file>